--- a/03-振荡电路/01-RC振荡器/RC相移振荡器/RC相移振荡器.docx
+++ b/03-振荡电路/01-RC振荡器/RC相移振荡器/RC相移振荡器.docx
@@ -2912,6 +2912,20 @@
     </w:p>
     <w:bookmarkEnd w:id="26"/>
     <w:bookmarkEnd w:id="27"/>
+    <w:p>
+      <w:pPr>
+        <w:spacing w:before="360"/>
+        <w:jc w:val="center"/>
+      </w:pPr>
+      <w:r>
+        <w:rPr>
+          <w:rFonts w:ascii="Times New Roman" w:hAnsi="Times New Roman"/>
+          <w:color w:val="555555"/>
+          <w:sz w:val="21"/>
+        </w:rPr>
+        <w:t>材料收集者：杜文杰</w:t>
+      </w:r>
+    </w:p>
     <w:sectPr>
       <w:headerReference r:id="rId9" w:type="default"/>
       <w:footerReference r:id="rId10" w:type="default"/>

--- a/03-振荡电路/01-RC振荡器/RC相移振荡器/RC相移振荡器.docx
+++ b/03-振荡电路/01-RC振荡器/RC相移振荡器/RC相移振荡器.docx
@@ -1,6 +1,6 @@
 
 <file path=word/document.xml><?xml version="1.0" encoding="utf-8"?>
-<w:document xmlns:w="http://schemas.openxmlformats.org/wordprocessingml/2006/main" xmlns:m="http://schemas.openxmlformats.org/officeDocument/2006/math" xmlns:r="http://schemas.openxmlformats.org/officeDocument/2006/relationships" xmlns:o="urn:schemas-microsoft-com:office:office" xmlns:v="urn:schemas-microsoft-com:vml" xmlns:w10="urn:schemas-microsoft-com:office:word" xmlns:a="http://schemas.openxmlformats.org/drawingml/2006/main" xmlns:pic="http://schemas.openxmlformats.org/drawingml/2006/picture" xmlns:wp="http://schemas.openxmlformats.org/drawingml/2006/wordprocessingDrawing">
+<w:document xmlns:m="http://schemas.openxmlformats.org/officeDocument/2006/math" xmlns:r="http://schemas.openxmlformats.org/officeDocument/2006/relationships" xmlns:w="http://schemas.openxmlformats.org/wordprocessingml/2006/main" xmlns:o="urn:schemas-microsoft-com:office:office" xmlns:v="urn:schemas-microsoft-com:vml" xmlns:w10="urn:schemas-microsoft-com:office:word" xmlns:a="http://schemas.openxmlformats.org/drawingml/2006/main" xmlns:pic="http://schemas.openxmlformats.org/drawingml/2006/picture" xmlns:wp="http://schemas.openxmlformats.org/drawingml/2006/wordprocessingDrawing">
   <w:body>
     <w:bookmarkStart w:id="27" w:name="rc-相移振荡器"/>
     <w:p>
@@ -8,11 +8,14 @@
         <w:pStyle w:val="Heading1"/>
       </w:pPr>
       <w:r>
+        <w:rPr>
+          <w:rFonts w:eastAsia="黑体"/>
+        </w:rPr>
         <w:t xml:space="preserve">RC </w:t>
       </w:r>
       <w:r>
         <w:rPr>
-          <w:rFonts w:hint="eastAsia"/>
+          <w:rFonts w:hint="eastAsia" w:eastAsia="黑体"/>
         </w:rPr>
         <w:t xml:space="preserve">相移振荡器</w:t>
       </w:r>
@@ -24,7 +27,7 @@
       </w:pPr>
       <w:r>
         <w:rPr>
-          <w:rFonts w:hint="eastAsia"/>
+          <w:rFonts w:hint="eastAsia" w:eastAsia="黑体"/>
         </w:rPr>
         <w:t xml:space="preserve">拓扑描述</w:t>
       </w:r>
@@ -35,13 +38,13 @@
       </w:pPr>
       <w:r>
         <w:rPr>
-          <w:rFonts w:hint="eastAsia"/>
+          <w:rFonts w:hint="eastAsia" w:eastAsia="黑体"/>
         </w:rPr>
         <w:t xml:space="preserve">以典型的</w:t>
       </w:r>
       <w:r>
         <w:rPr>
-          <w:rFonts w:hint="eastAsia"/>
+          <w:rFonts w:hint="eastAsia" w:eastAsia="黑体"/>
           <w:b/>
           <w:bCs/>
         </w:rPr>
@@ -49,6 +52,7 @@
       </w:r>
       <w:r>
         <w:rPr>
+          <w:rFonts w:eastAsia="黑体"/>
           <w:b/>
           <w:bCs/>
         </w:rPr>
@@ -56,7 +60,7 @@
       </w:r>
       <w:r>
         <w:rPr>
-          <w:rFonts w:hint="eastAsia"/>
+          <w:rFonts w:hint="eastAsia" w:eastAsia="黑体"/>
           <w:b/>
           <w:bCs/>
         </w:rPr>
@@ -64,6 +68,7 @@
       </w:r>
       <w:r>
         <w:rPr>
+          <w:rFonts w:eastAsia="黑体"/>
           <w:b/>
           <w:bCs/>
         </w:rPr>
@@ -71,7 +76,7 @@
       </w:r>
       <w:r>
         <w:rPr>
-          <w:rFonts w:hint="eastAsia"/>
+          <w:rFonts w:hint="eastAsia" w:eastAsia="黑体"/>
           <w:b/>
           <w:bCs/>
         </w:rPr>
@@ -79,13 +84,13 @@
       </w:r>
       <w:r>
         <w:rPr>
-          <w:rFonts w:hint="eastAsia"/>
+          <w:rFonts w:hint="eastAsia" w:eastAsia="黑体"/>
         </w:rPr>
         <w:t xml:space="preserve">为代表性实现，本电路由</w:t>
       </w:r>
       <w:r>
         <w:rPr>
-          <w:rFonts w:hint="eastAsia"/>
+          <w:rFonts w:hint="eastAsia" w:eastAsia="黑体"/>
           <w:b/>
           <w:bCs/>
         </w:rPr>
@@ -93,6 +98,7 @@
       </w:r>
       <w:r>
         <w:rPr>
+          <w:rFonts w:eastAsia="黑体"/>
           <w:b/>
           <w:bCs/>
         </w:rPr>
@@ -114,18 +120,21 @@
       </m:oMath>
       <w:r>
         <w:rPr>
-          <w:rFonts w:hint="eastAsia"/>
+          <w:rFonts w:hint="eastAsia" w:eastAsia="黑体"/>
           <w:b/>
           <w:bCs/>
         </w:rPr>
         <w:t xml:space="preserve">（BJT，亦可为运放/门电路）</w:t>
       </w:r>
       <w:r>
+        <w:rPr>
+          <w:rFonts w:eastAsia="黑体"/>
+        </w:rPr>
         <w:t xml:space="preserve">、</w:t>
       </w:r>
       <w:r>
         <w:rPr>
-          <w:rFonts w:hint="eastAsia"/>
+          <w:rFonts w:hint="eastAsia" w:eastAsia="黑体"/>
           <w:b/>
           <w:bCs/>
         </w:rPr>
@@ -133,6 +142,7 @@
       </w:r>
       <w:r>
         <w:rPr>
+          <w:rFonts w:eastAsia="黑体"/>
           <w:b/>
           <w:bCs/>
         </w:rPr>
@@ -154,6 +164,7 @@
       </m:oMath>
       <w:r>
         <w:rPr>
+          <w:rFonts w:eastAsia="黑体"/>
           <w:b/>
           <w:bCs/>
         </w:rPr>
@@ -174,11 +185,14 @@
         </m:sSub>
       </m:oMath>
       <w:r>
+        <w:rPr>
+          <w:rFonts w:eastAsia="黑体"/>
+        </w:rPr>
         <w:t xml:space="preserve">、</w:t>
       </w:r>
       <w:r>
         <w:rPr>
-          <w:rFonts w:hint="eastAsia"/>
+          <w:rFonts w:hint="eastAsia" w:eastAsia="黑体"/>
           <w:b/>
           <w:bCs/>
         </w:rPr>
@@ -186,6 +200,7 @@
       </w:r>
       <w:r>
         <w:rPr>
+          <w:rFonts w:eastAsia="黑体"/>
           <w:b/>
           <w:bCs/>
         </w:rPr>
@@ -206,11 +221,14 @@
         </m:sSub>
       </m:oMath>
       <w:r>
+        <w:rPr>
+          <w:rFonts w:eastAsia="黑体"/>
+        </w:rPr>
         <w:t xml:space="preserve">、</w:t>
       </w:r>
       <w:r>
         <w:rPr>
-          <w:rFonts w:hint="eastAsia"/>
+          <w:rFonts w:hint="eastAsia" w:eastAsia="黑体"/>
           <w:b/>
           <w:bCs/>
         </w:rPr>
@@ -218,6 +236,7 @@
       </w:r>
       <w:r>
         <w:rPr>
+          <w:rFonts w:eastAsia="黑体"/>
           <w:b/>
           <w:bCs/>
         </w:rPr>
@@ -238,17 +257,20 @@
         </m:sSub>
       </m:oMath>
       <w:r>
+        <w:rPr>
+          <w:rFonts w:eastAsia="黑体"/>
+        </w:rPr>
         <w:t xml:space="preserve"> </w:t>
       </w:r>
       <w:r>
         <w:rPr>
-          <w:rFonts w:hint="eastAsia"/>
+          <w:rFonts w:hint="eastAsia" w:eastAsia="黑体"/>
         </w:rPr>
         <w:t xml:space="preserve">与</w:t>
       </w:r>
       <w:r>
         <w:rPr>
-          <w:rFonts w:hint="eastAsia"/>
+          <w:rFonts w:hint="eastAsia" w:eastAsia="黑体"/>
           <w:b/>
           <w:bCs/>
         </w:rPr>
@@ -256,6 +278,7 @@
       </w:r>
       <w:r>
         <w:rPr>
+          <w:rFonts w:eastAsia="黑体"/>
           <w:b/>
           <w:bCs/>
         </w:rPr>
@@ -277,6 +300,7 @@
       </m:oMath>
       <w:r>
         <w:rPr>
+          <w:rFonts w:eastAsia="黑体"/>
           <w:b/>
           <w:bCs/>
         </w:rPr>
@@ -298,6 +322,7 @@
       </m:oMath>
       <w:r>
         <w:rPr>
+          <w:rFonts w:eastAsia="黑体"/>
           <w:b/>
           <w:bCs/>
         </w:rPr>
@@ -319,6 +344,7 @@
       </m:oMath>
       <w:r>
         <w:rPr>
+          <w:rFonts w:eastAsia="黑体"/>
           <w:b/>
           <w:bCs/>
         </w:rPr>
@@ -326,7 +352,7 @@
       </w:r>
       <w:r>
         <w:rPr>
-          <w:rFonts w:hint="eastAsia"/>
+          <w:rFonts w:hint="eastAsia" w:eastAsia="黑体"/>
           <w:b/>
           <w:bCs/>
         </w:rPr>
@@ -334,6 +360,7 @@
       </w:r>
       <w:r>
         <w:rPr>
+          <w:rFonts w:eastAsia="黑体"/>
           <w:b/>
           <w:bCs/>
         </w:rPr>
@@ -355,6 +382,7 @@
       </m:oMath>
       <w:r>
         <w:rPr>
+          <w:rFonts w:eastAsia="黑体"/>
           <w:b/>
           <w:bCs/>
         </w:rPr>
@@ -376,6 +404,7 @@
       </m:oMath>
       <w:r>
         <w:rPr>
+          <w:rFonts w:eastAsia="黑体"/>
           <w:b/>
           <w:bCs/>
         </w:rPr>
@@ -397,33 +426,39 @@
       </m:oMath>
       <w:r>
         <w:rPr>
-          <w:rFonts w:hint="eastAsia"/>
+          <w:rFonts w:hint="eastAsia" w:eastAsia="黑体"/>
           <w:b/>
           <w:bCs/>
         </w:rPr>
         <w:t xml:space="preserve">）</w:t>
       </w:r>
       <w:r>
+        <w:rPr>
+          <w:rFonts w:eastAsia="黑体"/>
+        </w:rPr>
         <w:t xml:space="preserve"> </w:t>
       </w:r>
       <w:r>
         <w:rPr>
-          <w:rFonts w:hint="eastAsia"/>
+          <w:rFonts w:hint="eastAsia" w:eastAsia="黑体"/>
         </w:rPr>
         <w:t xml:space="preserve">组成，移相网络串接在集电极（输出）与基极（输入）之间构成正反馈。电路共有</w:t>
       </w:r>
       <w:r>
+        <w:rPr>
+          <w:rFonts w:eastAsia="黑体"/>
+        </w:rPr>
         <w:t xml:space="preserve"> 6 </w:t>
       </w:r>
       <w:r>
         <w:rPr>
-          <w:rFonts w:hint="eastAsia"/>
+          <w:rFonts w:hint="eastAsia" w:eastAsia="黑体"/>
         </w:rPr>
         <w:t xml:space="preserve">个关键节点：</w:t>
       </w:r>
       <w:r>
         <w:rPr>
-          <w:rFonts w:hint="eastAsia"/>
+          <w:rFonts w:hint="eastAsia" w:eastAsia="黑体"/>
           <w:b/>
           <w:bCs/>
         </w:rPr>
@@ -431,6 +466,7 @@
       </w:r>
       <w:r>
         <w:rPr>
+          <w:rFonts w:eastAsia="黑体"/>
           <w:b/>
           <w:bCs/>
         </w:rPr>
@@ -438,7 +474,7 @@
       </w:r>
       <w:r>
         <w:rPr>
-          <w:rFonts w:hint="eastAsia"/>
+          <w:rFonts w:hint="eastAsia" w:eastAsia="黑体"/>
           <w:b/>
           <w:bCs/>
         </w:rPr>
@@ -446,7 +482,7 @@
       </w:r>
       <w:r>
         <w:rPr>
-          <w:rFonts w:hint="eastAsia"/>
+          <w:rFonts w:hint="eastAsia" w:eastAsia="黑体"/>
         </w:rPr>
         <w:t xml:space="preserve">（</w:t>
       </w:r>
@@ -465,15 +501,21 @@
         </m:sSub>
       </m:oMath>
       <w:r>
+        <w:rPr>
+          <w:rFonts w:eastAsia="黑体"/>
+        </w:rPr>
         <w:t xml:space="preserve"> </w:t>
       </w:r>
       <w:r>
         <w:rPr>
-          <w:rFonts w:hint="eastAsia"/>
+          <w:rFonts w:hint="eastAsia" w:eastAsia="黑体"/>
         </w:rPr>
         <w:t xml:space="preserve">的集电极</w:t>
       </w:r>
       <w:r>
+        <w:rPr>
+          <w:rFonts w:eastAsia="黑体"/>
+        </w:rPr>
         <w:t xml:space="preserve"> C、</w:t>
       </w:r>
       <m:oMath>
@@ -491,15 +533,21 @@
         </m:sSub>
       </m:oMath>
       <w:r>
+        <w:rPr>
+          <w:rFonts w:eastAsia="黑体"/>
+        </w:rPr>
         <w:t xml:space="preserve"> </w:t>
       </w:r>
       <w:r>
         <w:rPr>
-          <w:rFonts w:hint="eastAsia"/>
+          <w:rFonts w:hint="eastAsia" w:eastAsia="黑体"/>
         </w:rPr>
         <w:t xml:space="preserve">下端、移相网络第一级</w:t>
       </w:r>
       <w:r>
+        <w:rPr>
+          <w:rFonts w:eastAsia="黑体"/>
+        </w:rPr>
         <w:t xml:space="preserve"> </w:t>
       </w:r>
       <m:oMath>
@@ -517,17 +565,20 @@
         </m:sSub>
       </m:oMath>
       <w:r>
+        <w:rPr>
+          <w:rFonts w:eastAsia="黑体"/>
+        </w:rPr>
         <w:t xml:space="preserve"> </w:t>
       </w:r>
       <w:r>
         <w:rPr>
-          <w:rFonts w:hint="eastAsia"/>
+          <w:rFonts w:hint="eastAsia" w:eastAsia="黑体"/>
         </w:rPr>
         <w:t xml:space="preserve">一端相连）；</w:t>
       </w:r>
       <w:r>
         <w:rPr>
-          <w:rFonts w:hint="eastAsia"/>
+          <w:rFonts w:hint="eastAsia" w:eastAsia="黑体"/>
           <w:b/>
           <w:bCs/>
         </w:rPr>
@@ -535,6 +586,7 @@
       </w:r>
       <w:r>
         <w:rPr>
+          <w:rFonts w:eastAsia="黑体"/>
           <w:b/>
           <w:bCs/>
         </w:rPr>
@@ -542,7 +594,7 @@
       </w:r>
       <w:r>
         <w:rPr>
-          <w:rFonts w:hint="eastAsia"/>
+          <w:rFonts w:hint="eastAsia" w:eastAsia="黑体"/>
           <w:b/>
           <w:bCs/>
         </w:rPr>
@@ -550,7 +602,7 @@
       </w:r>
       <w:r>
         <w:rPr>
-          <w:rFonts w:hint="eastAsia"/>
+          <w:rFonts w:hint="eastAsia" w:eastAsia="黑体"/>
         </w:rPr>
         <w:t xml:space="preserve">（</w:t>
       </w:r>
@@ -569,11 +621,14 @@
         </m:sSub>
       </m:oMath>
       <w:r>
+        <w:rPr>
+          <w:rFonts w:eastAsia="黑体"/>
+        </w:rPr>
         <w:t xml:space="preserve"> </w:t>
       </w:r>
       <w:r>
         <w:rPr>
-          <w:rFonts w:hint="eastAsia"/>
+          <w:rFonts w:hint="eastAsia" w:eastAsia="黑体"/>
         </w:rPr>
         <w:t xml:space="preserve">另一端、</w:t>
       </w:r>
@@ -592,11 +647,14 @@
         </m:sSub>
       </m:oMath>
       <w:r>
+        <w:rPr>
+          <w:rFonts w:eastAsia="黑体"/>
+        </w:rPr>
         <w:t xml:space="preserve"> </w:t>
       </w:r>
       <w:r>
         <w:rPr>
-          <w:rFonts w:hint="eastAsia"/>
+          <w:rFonts w:hint="eastAsia" w:eastAsia="黑体"/>
         </w:rPr>
         <w:t xml:space="preserve">上端、</w:t>
       </w:r>
@@ -615,17 +673,20 @@
         </m:sSub>
       </m:oMath>
       <w:r>
+        <w:rPr>
+          <w:rFonts w:eastAsia="黑体"/>
+        </w:rPr>
         <w:t xml:space="preserve"> </w:t>
       </w:r>
       <w:r>
         <w:rPr>
-          <w:rFonts w:hint="eastAsia"/>
+          <w:rFonts w:hint="eastAsia" w:eastAsia="黑体"/>
         </w:rPr>
         <w:t xml:space="preserve">一端相连）；</w:t>
       </w:r>
       <w:r>
         <w:rPr>
-          <w:rFonts w:hint="eastAsia"/>
+          <w:rFonts w:hint="eastAsia" w:eastAsia="黑体"/>
           <w:b/>
           <w:bCs/>
         </w:rPr>
@@ -633,6 +694,7 @@
       </w:r>
       <w:r>
         <w:rPr>
+          <w:rFonts w:eastAsia="黑体"/>
           <w:b/>
           <w:bCs/>
         </w:rPr>
@@ -640,7 +702,7 @@
       </w:r>
       <w:r>
         <w:rPr>
-          <w:rFonts w:hint="eastAsia"/>
+          <w:rFonts w:hint="eastAsia" w:eastAsia="黑体"/>
           <w:b/>
           <w:bCs/>
         </w:rPr>
@@ -648,7 +710,7 @@
       </w:r>
       <w:r>
         <w:rPr>
-          <w:rFonts w:hint="eastAsia"/>
+          <w:rFonts w:hint="eastAsia" w:eastAsia="黑体"/>
         </w:rPr>
         <w:t xml:space="preserve">（</w:t>
       </w:r>
@@ -667,11 +729,14 @@
         </m:sSub>
       </m:oMath>
       <w:r>
+        <w:rPr>
+          <w:rFonts w:eastAsia="黑体"/>
+        </w:rPr>
         <w:t xml:space="preserve"> </w:t>
       </w:r>
       <w:r>
         <w:rPr>
-          <w:rFonts w:hint="eastAsia"/>
+          <w:rFonts w:hint="eastAsia" w:eastAsia="黑体"/>
         </w:rPr>
         <w:t xml:space="preserve">另一端、</w:t>
       </w:r>
@@ -690,11 +755,14 @@
         </m:sSub>
       </m:oMath>
       <w:r>
+        <w:rPr>
+          <w:rFonts w:eastAsia="黑体"/>
+        </w:rPr>
         <w:t xml:space="preserve"> </w:t>
       </w:r>
       <w:r>
         <w:rPr>
-          <w:rFonts w:hint="eastAsia"/>
+          <w:rFonts w:hint="eastAsia" w:eastAsia="黑体"/>
         </w:rPr>
         <w:t xml:space="preserve">上端、</w:t>
       </w:r>
@@ -713,17 +781,20 @@
         </m:sSub>
       </m:oMath>
       <w:r>
+        <w:rPr>
+          <w:rFonts w:eastAsia="黑体"/>
+        </w:rPr>
         <w:t xml:space="preserve"> </w:t>
       </w:r>
       <w:r>
         <w:rPr>
-          <w:rFonts w:hint="eastAsia"/>
+          <w:rFonts w:hint="eastAsia" w:eastAsia="黑体"/>
         </w:rPr>
         <w:t xml:space="preserve">一端相连）；</w:t>
       </w:r>
       <w:r>
         <w:rPr>
-          <w:rFonts w:hint="eastAsia"/>
+          <w:rFonts w:hint="eastAsia" w:eastAsia="黑体"/>
           <w:b/>
           <w:bCs/>
         </w:rPr>
@@ -731,6 +802,7 @@
       </w:r>
       <w:r>
         <w:rPr>
+          <w:rFonts w:eastAsia="黑体"/>
           <w:b/>
           <w:bCs/>
         </w:rPr>
@@ -738,7 +810,7 @@
       </w:r>
       <w:r>
         <w:rPr>
-          <w:rFonts w:hint="eastAsia"/>
+          <w:rFonts w:hint="eastAsia" w:eastAsia="黑体"/>
           <w:b/>
           <w:bCs/>
         </w:rPr>
@@ -746,7 +818,7 @@
       </w:r>
       <w:r>
         <w:rPr>
-          <w:rFonts w:hint="eastAsia"/>
+          <w:rFonts w:hint="eastAsia" w:eastAsia="黑体"/>
         </w:rPr>
         <w:t xml:space="preserve">（</w:t>
       </w:r>
@@ -765,11 +837,14 @@
         </m:sSub>
       </m:oMath>
       <w:r>
+        <w:rPr>
+          <w:rFonts w:eastAsia="黑体"/>
+        </w:rPr>
         <w:t xml:space="preserve"> </w:t>
       </w:r>
       <w:r>
         <w:rPr>
-          <w:rFonts w:hint="eastAsia"/>
+          <w:rFonts w:hint="eastAsia" w:eastAsia="黑体"/>
         </w:rPr>
         <w:t xml:space="preserve">另一端、</w:t>
       </w:r>
@@ -788,11 +863,14 @@
         </m:sSub>
       </m:oMath>
       <w:r>
+        <w:rPr>
+          <w:rFonts w:eastAsia="黑体"/>
+        </w:rPr>
         <w:t xml:space="preserve"> </w:t>
       </w:r>
       <w:r>
         <w:rPr>
-          <w:rFonts w:hint="eastAsia"/>
+          <w:rFonts w:hint="eastAsia" w:eastAsia="黑体"/>
         </w:rPr>
         <w:t xml:space="preserve">上端、</w:t>
       </w:r>
@@ -811,11 +889,14 @@
         </m:sSub>
       </m:oMath>
       <w:r>
+        <w:rPr>
+          <w:rFonts w:eastAsia="黑体"/>
+        </w:rPr>
         <w:t xml:space="preserve"> </w:t>
       </w:r>
       <w:r>
         <w:rPr>
-          <w:rFonts w:hint="eastAsia"/>
+          <w:rFonts w:hint="eastAsia" w:eastAsia="黑体"/>
         </w:rPr>
         <w:t xml:space="preserve">下端、</w:t>
       </w:r>
@@ -834,15 +915,21 @@
         </m:sSub>
       </m:oMath>
       <w:r>
+        <w:rPr>
+          <w:rFonts w:eastAsia="黑体"/>
+        </w:rPr>
         <w:t xml:space="preserve"> </w:t>
       </w:r>
       <w:r>
         <w:rPr>
-          <w:rFonts w:hint="eastAsia"/>
+          <w:rFonts w:hint="eastAsia" w:eastAsia="黑体"/>
         </w:rPr>
         <w:t xml:space="preserve">上端与</w:t>
       </w:r>
       <w:r>
+        <w:rPr>
+          <w:rFonts w:eastAsia="黑体"/>
+        </w:rPr>
         <w:t xml:space="preserve"> </w:t>
       </w:r>
       <m:oMath>
@@ -860,26 +947,32 @@
         </m:sSub>
       </m:oMath>
       <w:r>
+        <w:rPr>
+          <w:rFonts w:eastAsia="黑体"/>
+        </w:rPr>
         <w:t xml:space="preserve"> </w:t>
       </w:r>
       <w:r>
         <w:rPr>
-          <w:rFonts w:hint="eastAsia"/>
+          <w:rFonts w:hint="eastAsia" w:eastAsia="黑体"/>
         </w:rPr>
         <w:t xml:space="preserve">的基极</w:t>
       </w:r>
       <w:r>
+        <w:rPr>
+          <w:rFonts w:eastAsia="黑体"/>
+        </w:rPr>
         <w:t xml:space="preserve"> B </w:t>
       </w:r>
       <w:r>
         <w:rPr>
-          <w:rFonts w:hint="eastAsia"/>
+          <w:rFonts w:hint="eastAsia" w:eastAsia="黑体"/>
         </w:rPr>
         <w:t xml:space="preserve">相连）；</w:t>
       </w:r>
       <w:r>
         <w:rPr>
-          <w:rFonts w:hint="eastAsia"/>
+          <w:rFonts w:hint="eastAsia" w:eastAsia="黑体"/>
           <w:b/>
           <w:bCs/>
         </w:rPr>
@@ -887,6 +980,7 @@
       </w:r>
       <w:r>
         <w:rPr>
+          <w:rFonts w:eastAsia="黑体"/>
           <w:b/>
           <w:bCs/>
         </w:rPr>
@@ -894,7 +988,7 @@
       </w:r>
       <w:r>
         <w:rPr>
-          <w:rFonts w:hint="eastAsia"/>
+          <w:rFonts w:hint="eastAsia" w:eastAsia="黑体"/>
           <w:b/>
           <w:bCs/>
         </w:rPr>
@@ -902,7 +996,7 @@
       </w:r>
       <w:r>
         <w:rPr>
-          <w:rFonts w:hint="eastAsia"/>
+          <w:rFonts w:hint="eastAsia" w:eastAsia="黑体"/>
         </w:rPr>
         <w:t xml:space="preserve">（</w:t>
       </w:r>
@@ -921,24 +1015,33 @@
         </m:sSub>
       </m:oMath>
       <w:r>
+        <w:rPr>
+          <w:rFonts w:eastAsia="黑体"/>
+        </w:rPr>
         <w:t xml:space="preserve"> </w:t>
       </w:r>
       <w:r>
         <w:rPr>
-          <w:rFonts w:hint="eastAsia"/>
+          <w:rFonts w:hint="eastAsia" w:eastAsia="黑体"/>
         </w:rPr>
         <w:t xml:space="preserve">的发射极</w:t>
       </w:r>
       <w:r>
+        <w:rPr>
+          <w:rFonts w:eastAsia="黑体"/>
+        </w:rPr>
         <w:t xml:space="preserve"> E </w:t>
       </w:r>
       <w:r>
         <w:rPr>
-          <w:rFonts w:hint="eastAsia"/>
+          <w:rFonts w:hint="eastAsia" w:eastAsia="黑体"/>
         </w:rPr>
         <w:t xml:space="preserve">与</w:t>
       </w:r>
       <w:r>
+        <w:rPr>
+          <w:rFonts w:eastAsia="黑体"/>
+        </w:rPr>
         <w:t xml:space="preserve"> </w:t>
       </w:r>
       <m:oMath>
@@ -956,17 +1059,20 @@
         </m:sSub>
       </m:oMath>
       <w:r>
+        <w:rPr>
+          <w:rFonts w:eastAsia="黑体"/>
+        </w:rPr>
         <w:t xml:space="preserve"> </w:t>
       </w:r>
       <w:r>
         <w:rPr>
-          <w:rFonts w:hint="eastAsia"/>
+          <w:rFonts w:hint="eastAsia" w:eastAsia="黑体"/>
         </w:rPr>
         <w:t xml:space="preserve">上端相连）；</w:t>
       </w:r>
       <w:r>
         <w:rPr>
-          <w:rFonts w:hint="eastAsia"/>
+          <w:rFonts w:hint="eastAsia" w:eastAsia="黑体"/>
           <w:b/>
           <w:bCs/>
         </w:rPr>
@@ -974,6 +1080,7 @@
       </w:r>
       <w:r>
         <w:rPr>
+          <w:rFonts w:eastAsia="黑体"/>
           <w:b/>
           <w:bCs/>
         </w:rPr>
@@ -981,7 +1088,7 @@
       </w:r>
       <w:r>
         <w:rPr>
-          <w:rFonts w:hint="eastAsia"/>
+          <w:rFonts w:hint="eastAsia" w:eastAsia="黑体"/>
           <w:b/>
           <w:bCs/>
         </w:rPr>
@@ -989,6 +1096,7 @@
       </w:r>
       <w:r>
         <w:rPr>
+          <w:rFonts w:eastAsia="黑体"/>
           <w:b/>
           <w:bCs/>
         </w:rPr>
@@ -996,7 +1104,7 @@
       </w:r>
       <w:r>
         <w:rPr>
-          <w:rFonts w:hint="eastAsia"/>
+          <w:rFonts w:hint="eastAsia" w:eastAsia="黑体"/>
         </w:rPr>
         <w:t xml:space="preserve">（</w:t>
       </w:r>
@@ -1015,6 +1123,9 @@
         </m:sSub>
       </m:oMath>
       <w:r>
+        <w:rPr>
+          <w:rFonts w:eastAsia="黑体"/>
+        </w:rPr>
         <w:t xml:space="preserve">、</w:t>
       </w:r>
       <m:oMath>
@@ -1032,6 +1143,9 @@
         </m:sSub>
       </m:oMath>
       <w:r>
+        <w:rPr>
+          <w:rFonts w:eastAsia="黑体"/>
+        </w:rPr>
         <w:t xml:space="preserve">、</w:t>
       </w:r>
       <m:oMath>
@@ -1049,11 +1163,14 @@
         </m:sSub>
       </m:oMath>
       <w:r>
+        <w:rPr>
+          <w:rFonts w:eastAsia="黑体"/>
+        </w:rPr>
         <w:t xml:space="preserve"> </w:t>
       </w:r>
       <w:r>
         <w:rPr>
-          <w:rFonts w:hint="eastAsia"/>
+          <w:rFonts w:hint="eastAsia" w:eastAsia="黑体"/>
         </w:rPr>
         <w:t xml:space="preserve">下端、</w:t>
       </w:r>
@@ -1072,11 +1189,14 @@
         </m:sSub>
       </m:oMath>
       <w:r>
+        <w:rPr>
+          <w:rFonts w:eastAsia="黑体"/>
+        </w:rPr>
         <w:t xml:space="preserve"> </w:t>
       </w:r>
       <w:r>
         <w:rPr>
-          <w:rFonts w:hint="eastAsia"/>
+          <w:rFonts w:hint="eastAsia" w:eastAsia="黑体"/>
         </w:rPr>
         <w:t xml:space="preserve">下端、</w:t>
       </w:r>
@@ -1095,11 +1215,14 @@
         </m:sSub>
       </m:oMath>
       <w:r>
+        <w:rPr>
+          <w:rFonts w:eastAsia="黑体"/>
+        </w:rPr>
         <w:t xml:space="preserve"> </w:t>
       </w:r>
       <w:r>
         <w:rPr>
-          <w:rFonts w:hint="eastAsia"/>
+          <w:rFonts w:hint="eastAsia" w:eastAsia="黑体"/>
         </w:rPr>
         <w:t xml:space="preserve">下端与电源负极相连）。</w:t>
       </w:r>
@@ -1108,7 +1231,7 @@
       <w:pPr/>
       <w:r>
         <w:rPr>
-          <w:rFonts w:hint="eastAsia"/>
+          <w:rFonts w:hint="eastAsia" w:eastAsia="黑体"/>
         </w:rPr>
         <w:t xml:space="preserve">各元件管脚连接：</w:t>
       </w:r>
@@ -1127,38 +1250,50 @@
         </m:sSub>
       </m:oMath>
       <w:r>
+        <w:rPr>
+          <w:rFonts w:eastAsia="黑体"/>
+        </w:rPr>
         <w:t xml:space="preserve"> </w:t>
       </w:r>
       <w:r>
         <w:rPr>
-          <w:rFonts w:hint="eastAsia"/>
+          <w:rFonts w:hint="eastAsia" w:eastAsia="黑体"/>
         </w:rPr>
         <w:t xml:space="preserve">的基极</w:t>
       </w:r>
       <w:r>
+        <w:rPr>
+          <w:rFonts w:eastAsia="黑体"/>
+        </w:rPr>
         <w:t xml:space="preserve"> B </w:t>
       </w:r>
       <w:r>
         <w:rPr>
-          <w:rFonts w:hint="eastAsia"/>
+          <w:rFonts w:hint="eastAsia" w:eastAsia="黑体"/>
         </w:rPr>
         <w:t xml:space="preserve">接基极节点④、发射极</w:t>
       </w:r>
       <w:r>
+        <w:rPr>
+          <w:rFonts w:eastAsia="黑体"/>
+        </w:rPr>
         <w:t xml:space="preserve"> E </w:t>
       </w:r>
       <w:r>
         <w:rPr>
-          <w:rFonts w:hint="eastAsia"/>
+          <w:rFonts w:hint="eastAsia" w:eastAsia="黑体"/>
         </w:rPr>
         <w:t xml:space="preserve">接发射极节点⑤、集电极</w:t>
       </w:r>
       <w:r>
+        <w:rPr>
+          <w:rFonts w:eastAsia="黑体"/>
+        </w:rPr>
         <w:t xml:space="preserve"> C </w:t>
       </w:r>
       <w:r>
         <w:rPr>
-          <w:rFonts w:hint="eastAsia"/>
+          <w:rFonts w:hint="eastAsia" w:eastAsia="黑体"/>
         </w:rPr>
         <w:t xml:space="preserve">接集电极节点①；</w:t>
       </w:r>
@@ -1177,11 +1312,14 @@
         </m:sSub>
       </m:oMath>
       <w:r>
+        <w:rPr>
+          <w:rFonts w:eastAsia="黑体"/>
+        </w:rPr>
         <w:t xml:space="preserve"> </w:t>
       </w:r>
       <w:r>
         <w:rPr>
-          <w:rFonts w:hint="eastAsia"/>
+          <w:rFonts w:hint="eastAsia" w:eastAsia="黑体"/>
         </w:rPr>
         <w:t xml:space="preserve">一端接集电极节点①、另一端接移相节点②；</w:t>
       </w:r>
@@ -1200,11 +1338,14 @@
         </m:sSub>
       </m:oMath>
       <w:r>
+        <w:rPr>
+          <w:rFonts w:eastAsia="黑体"/>
+        </w:rPr>
         <w:t xml:space="preserve"> </w:t>
       </w:r>
       <w:r>
         <w:rPr>
-          <w:rFonts w:hint="eastAsia"/>
+          <w:rFonts w:hint="eastAsia" w:eastAsia="黑体"/>
         </w:rPr>
         <w:t xml:space="preserve">一端接移相节点②、另一端接地节点⑥；</w:t>
       </w:r>
@@ -1223,11 +1364,14 @@
         </m:sSub>
       </m:oMath>
       <w:r>
+        <w:rPr>
+          <w:rFonts w:eastAsia="黑体"/>
+        </w:rPr>
         <w:t xml:space="preserve"> </w:t>
       </w:r>
       <w:r>
         <w:rPr>
-          <w:rFonts w:hint="eastAsia"/>
+          <w:rFonts w:hint="eastAsia" w:eastAsia="黑体"/>
         </w:rPr>
         <w:t xml:space="preserve">一端接移相节点②、另一端接移相节点③；</w:t>
       </w:r>
@@ -1246,11 +1390,14 @@
         </m:sSub>
       </m:oMath>
       <w:r>
+        <w:rPr>
+          <w:rFonts w:eastAsia="黑体"/>
+        </w:rPr>
         <w:t xml:space="preserve"> </w:t>
       </w:r>
       <w:r>
         <w:rPr>
-          <w:rFonts w:hint="eastAsia"/>
+          <w:rFonts w:hint="eastAsia" w:eastAsia="黑体"/>
         </w:rPr>
         <w:t xml:space="preserve">一端接移相节点③、另一端接地节点⑥；</w:t>
       </w:r>
@@ -1269,11 +1416,14 @@
         </m:sSub>
       </m:oMath>
       <w:r>
+        <w:rPr>
+          <w:rFonts w:eastAsia="黑体"/>
+        </w:rPr>
         <w:t xml:space="preserve"> </w:t>
       </w:r>
       <w:r>
         <w:rPr>
-          <w:rFonts w:hint="eastAsia"/>
+          <w:rFonts w:hint="eastAsia" w:eastAsia="黑体"/>
         </w:rPr>
         <w:t xml:space="preserve">一端接移相节点③、另一端接基极节点④；</w:t>
       </w:r>
@@ -1292,11 +1442,14 @@
         </m:sSub>
       </m:oMath>
       <w:r>
+        <w:rPr>
+          <w:rFonts w:eastAsia="黑体"/>
+        </w:rPr>
         <w:t xml:space="preserve"> </w:t>
       </w:r>
       <w:r>
         <w:rPr>
-          <w:rFonts w:hint="eastAsia"/>
+          <w:rFonts w:hint="eastAsia" w:eastAsia="黑体"/>
         </w:rPr>
         <w:t xml:space="preserve">一端接基极节点④、另一端接地节点⑥；</w:t>
       </w:r>
@@ -1315,15 +1468,21 @@
         </m:sSub>
       </m:oMath>
       <w:r>
+        <w:rPr>
+          <w:rFonts w:eastAsia="黑体"/>
+        </w:rPr>
         <w:t xml:space="preserve"> </w:t>
       </w:r>
       <w:r>
         <w:rPr>
-          <w:rFonts w:hint="eastAsia"/>
+          <w:rFonts w:hint="eastAsia" w:eastAsia="黑体"/>
         </w:rPr>
         <w:t xml:space="preserve">一端接电源</w:t>
       </w:r>
       <w:r>
+        <w:rPr>
+          <w:rFonts w:eastAsia="黑体"/>
+        </w:rPr>
         <w:t xml:space="preserve"> </w:t>
       </w:r>
       <m:oMath>
@@ -1351,7 +1510,7 @@
       </m:oMath>
       <w:r>
         <w:rPr>
-          <w:rFonts w:hint="eastAsia"/>
+          <w:rFonts w:hint="eastAsia" w:eastAsia="黑体"/>
         </w:rPr>
         <w:t xml:space="preserve">、另一端接基极节点④；</w:t>
       </w:r>
@@ -1370,11 +1529,14 @@
         </m:sSub>
       </m:oMath>
       <w:r>
+        <w:rPr>
+          <w:rFonts w:eastAsia="黑体"/>
+        </w:rPr>
         <w:t xml:space="preserve"> </w:t>
       </w:r>
       <w:r>
         <w:rPr>
-          <w:rFonts w:hint="eastAsia"/>
+          <w:rFonts w:hint="eastAsia" w:eastAsia="黑体"/>
         </w:rPr>
         <w:t xml:space="preserve">一端接基极节点④、另一端接地节点⑥；</w:t>
       </w:r>
@@ -1393,15 +1555,21 @@
         </m:sSub>
       </m:oMath>
       <w:r>
+        <w:rPr>
+          <w:rFonts w:eastAsia="黑体"/>
+        </w:rPr>
         <w:t xml:space="preserve"> </w:t>
       </w:r>
       <w:r>
         <w:rPr>
-          <w:rFonts w:hint="eastAsia"/>
+          <w:rFonts w:hint="eastAsia" w:eastAsia="黑体"/>
         </w:rPr>
         <w:t xml:space="preserve">一端接电源</w:t>
       </w:r>
       <w:r>
+        <w:rPr>
+          <w:rFonts w:eastAsia="黑体"/>
+        </w:rPr>
         <w:t xml:space="preserve"> </w:t>
       </w:r>
       <m:oMath>
@@ -1429,7 +1597,7 @@
       </m:oMath>
       <w:r>
         <w:rPr>
-          <w:rFonts w:hint="eastAsia"/>
+          <w:rFonts w:hint="eastAsia" w:eastAsia="黑体"/>
         </w:rPr>
         <w:t xml:space="preserve">、另一端接集电极节点①；</w:t>
       </w:r>
@@ -1448,11 +1616,14 @@
         </m:sSub>
       </m:oMath>
       <w:r>
+        <w:rPr>
+          <w:rFonts w:eastAsia="黑体"/>
+        </w:rPr>
         <w:t xml:space="preserve"> </w:t>
       </w:r>
       <w:r>
         <w:rPr>
-          <w:rFonts w:hint="eastAsia"/>
+          <w:rFonts w:hint="eastAsia" w:eastAsia="黑体"/>
         </w:rPr>
         <w:t xml:space="preserve">一端接发射极节点⑤、另一端接地节点⑥。</w:t>
       </w:r>
@@ -1461,29 +1632,38 @@
       <w:pPr/>
       <w:r>
         <w:rPr>
-          <w:rFonts w:hint="eastAsia"/>
+          <w:rFonts w:hint="eastAsia" w:eastAsia="黑体"/>
         </w:rPr>
         <w:t xml:space="preserve">由此构成”共射反相放大器提供</w:t>
       </w:r>
       <w:r>
+        <w:rPr>
+          <w:rFonts w:eastAsia="黑体"/>
+        </w:rPr>
         <w:t xml:space="preserve"> 180° </w:t>
       </w:r>
       <w:r>
         <w:rPr>
-          <w:rFonts w:hint="eastAsia"/>
+          <w:rFonts w:hint="eastAsia" w:eastAsia="黑体"/>
         </w:rPr>
         <w:t xml:space="preserve">相移，三节</w:t>
       </w:r>
       <w:r>
+        <w:rPr>
+          <w:rFonts w:eastAsia="黑体"/>
+        </w:rPr>
         <w:t xml:space="preserve"> RC </w:t>
       </w:r>
       <w:r>
         <w:rPr>
-          <w:rFonts w:hint="eastAsia"/>
+          <w:rFonts w:hint="eastAsia" w:eastAsia="黑体"/>
         </w:rPr>
         <w:t xml:space="preserve">网络在</w:t>
       </w:r>
       <w:r>
+        <w:rPr>
+          <w:rFonts w:eastAsia="黑体"/>
+        </w:rPr>
         <w:t xml:space="preserve"> </w:t>
       </w:r>
       <m:oMath>
@@ -1501,42 +1681,57 @@
         </m:sSub>
       </m:oMath>
       <w:r>
+        <w:rPr>
+          <w:rFonts w:eastAsia="黑体"/>
+        </w:rPr>
         <w:t xml:space="preserve"> </w:t>
       </w:r>
       <w:r>
         <w:rPr>
-          <w:rFonts w:hint="eastAsia"/>
+          <w:rFonts w:hint="eastAsia" w:eastAsia="黑体"/>
         </w:rPr>
         <w:t xml:space="preserve">处再移</w:t>
       </w:r>
       <w:r>
+        <w:rPr>
+          <w:rFonts w:eastAsia="黑体"/>
+        </w:rPr>
         <w:t xml:space="preserve"> </w:t>
       </w:r>
       <w:r>
         <w:rPr>
-          <w:rFonts w:hint="eastAsia"/>
+          <w:rFonts w:hint="eastAsia" w:eastAsia="黑体"/>
         </w:rPr>
         <w:t xml:space="preserve">180°，总相移</w:t>
       </w:r>
       <w:r>
+        <w:rPr>
+          <w:rFonts w:eastAsia="黑体"/>
+        </w:rPr>
         <w:t xml:space="preserve"> </w:t>
       </w:r>
       <w:r>
         <w:rPr>
-          <w:rFonts w:hint="eastAsia"/>
+          <w:rFonts w:hint="eastAsia" w:eastAsia="黑体"/>
         </w:rPr>
         <w:t xml:space="preserve">0°（360°）“的</w:t>
       </w:r>
       <w:r>
+        <w:rPr>
+          <w:rFonts w:eastAsia="黑体"/>
+        </w:rPr>
         <w:t xml:space="preserve"> RC </w:t>
       </w:r>
       <w:r>
         <w:rPr>
-          <w:rFonts w:hint="eastAsia"/>
+          <w:rFonts w:hint="eastAsia" w:eastAsia="黑体"/>
         </w:rPr>
         <w:t xml:space="preserve">相移振荡器组态，在</w:t>
       </w:r>
       <w:r>
+        <w:rPr>
+          <w:rFonts w:eastAsia="黑体"/>
+        </w:rPr>
         <w:t xml:space="preserve"> </w:t>
       </w:r>
       <m:oMath>
@@ -1604,11 +1799,14 @@
         </m:r>
       </m:oMath>
       <w:r>
+        <w:rPr>
+          <w:rFonts w:eastAsia="黑体"/>
+        </w:rPr>
         <w:t xml:space="preserve"> </w:t>
       </w:r>
       <w:r>
         <w:rPr>
-          <w:rFonts w:hint="eastAsia"/>
+          <w:rFonts w:hint="eastAsia" w:eastAsia="黑体"/>
         </w:rPr>
         <w:t xml:space="preserve">处满足幅度（</w:t>
       </w:r>
@@ -1649,7 +1847,7 @@
       </m:oMath>
       <w:r>
         <w:rPr>
-          <w:rFonts w:hint="eastAsia"/>
+          <w:rFonts w:hint="eastAsia" w:eastAsia="黑体"/>
         </w:rPr>
         <w:t xml:space="preserve">）与相位条件，产出低频正弦波。</w:t>
       </w:r>
@@ -1662,7 +1860,7 @@
       </w:pPr>
       <w:r>
         <w:rPr>
-          <w:rFonts w:hint="eastAsia"/>
+          <w:rFonts w:hint="eastAsia" w:eastAsia="黑体"/>
         </w:rPr>
         <w:t xml:space="preserve">工作原理</w:t>
       </w:r>
@@ -1673,29 +1871,38 @@
       </w:pPr>
       <w:r>
         <w:rPr>
-          <w:rFonts w:hint="eastAsia"/>
+          <w:rFonts w:hint="eastAsia" w:eastAsia="黑体"/>
         </w:rPr>
         <w:t xml:space="preserve">反相放大器本身相移</w:t>
       </w:r>
       <w:r>
+        <w:rPr>
+          <w:rFonts w:eastAsia="黑体"/>
+        </w:rPr>
         <w:t xml:space="preserve"> </w:t>
       </w:r>
       <w:r>
         <w:rPr>
-          <w:rFonts w:hint="eastAsia"/>
+          <w:rFonts w:hint="eastAsia" w:eastAsia="黑体"/>
         </w:rPr>
         <w:t xml:space="preserve">180°，再经三级</w:t>
       </w:r>
       <w:r>
+        <w:rPr>
+          <w:rFonts w:eastAsia="黑体"/>
+        </w:rPr>
         <w:t xml:space="preserve"> RC </w:t>
       </w:r>
       <w:r>
         <w:rPr>
-          <w:rFonts w:hint="eastAsia"/>
+          <w:rFonts w:hint="eastAsia" w:eastAsia="黑体"/>
         </w:rPr>
         <w:t xml:space="preserve">网络在特定频率</w:t>
       </w:r>
       <w:r>
+        <w:rPr>
+          <w:rFonts w:eastAsia="黑体"/>
+        </w:rPr>
         <w:t xml:space="preserve"> </w:t>
       </w:r>
       <m:oMath>
@@ -1713,38 +1920,50 @@
         </m:sSub>
       </m:oMath>
       <w:r>
+        <w:rPr>
+          <w:rFonts w:eastAsia="黑体"/>
+        </w:rPr>
         <w:t xml:space="preserve"> </w:t>
       </w:r>
       <w:r>
         <w:rPr>
-          <w:rFonts w:hint="eastAsia"/>
+          <w:rFonts w:hint="eastAsia" w:eastAsia="黑体"/>
         </w:rPr>
         <w:t xml:space="preserve">处再移</w:t>
       </w:r>
       <w:r>
+        <w:rPr>
+          <w:rFonts w:eastAsia="黑体"/>
+        </w:rPr>
         <w:t xml:space="preserve"> </w:t>
       </w:r>
       <w:r>
         <w:rPr>
-          <w:rFonts w:hint="eastAsia"/>
+          <w:rFonts w:hint="eastAsia" w:eastAsia="黑体"/>
         </w:rPr>
         <w:t xml:space="preserve">180°，总相移</w:t>
       </w:r>
       <w:r>
+        <w:rPr>
+          <w:rFonts w:eastAsia="黑体"/>
+        </w:rPr>
         <w:t xml:space="preserve"> </w:t>
       </w:r>
       <w:r>
         <w:rPr>
-          <w:rFonts w:hint="eastAsia"/>
+          <w:rFonts w:hint="eastAsia" w:eastAsia="黑体"/>
         </w:rPr>
         <w:t xml:space="preserve">0°（360°）形成正反馈；若该频率下环路增益</w:t>
       </w:r>
       <w:r>
+        <w:rPr>
+          <w:rFonts w:eastAsia="黑体"/>
+        </w:rPr>
         <w:t xml:space="preserve"> </w:t>
       </w:r>
       <w:r>
         <w:rPr>
-          <w:rFonts w:hint="eastAsia"/>
+          <w:rFonts w:hint="eastAsia" w:eastAsia="黑体"/>
         </w:rPr>
         <w:t xml:space="preserve">≥1，则在该频率上持续振荡，输出近正弦波。</w:t>
       </w:r>
@@ -1757,7 +1976,7 @@
       </w:pPr>
       <w:r>
         <w:rPr>
-          <w:rFonts w:hint="eastAsia"/>
+          <w:rFonts w:hint="eastAsia" w:eastAsia="黑体"/>
         </w:rPr>
         <w:t xml:space="preserve">关键计算公式</w:t>
       </w:r>
@@ -1771,16 +1990,19 @@
       </w:pPr>
       <w:r>
         <w:rPr>
-          <w:rFonts w:hint="eastAsia"/>
+          <w:rFonts w:hint="eastAsia" w:eastAsia="黑体"/>
         </w:rPr>
         <w:t xml:space="preserve">三节相等</w:t>
       </w:r>
       <w:r>
+        <w:rPr>
+          <w:rFonts w:eastAsia="黑体"/>
+        </w:rPr>
         <w:t xml:space="preserve"> RC </w:t>
       </w:r>
       <w:r>
         <w:rPr>
-          <w:rFonts w:hint="eastAsia"/>
+          <w:rFonts w:hint="eastAsia" w:eastAsia="黑体"/>
         </w:rPr>
         <w:t xml:space="preserve">的振荡频率：</w:t>
       </w:r>
@@ -1860,20 +2082,26 @@
       </w:pPr>
       <w:r>
         <w:rPr>
-          <w:rFonts w:hint="eastAsia"/>
+          <w:rFonts w:hint="eastAsia" w:eastAsia="黑体"/>
         </w:rPr>
         <w:t xml:space="preserve">三节</w:t>
       </w:r>
       <w:r>
+        <w:rPr>
+          <w:rFonts w:eastAsia="黑体"/>
+        </w:rPr>
         <w:t xml:space="preserve"> RC </w:t>
       </w:r>
       <w:r>
         <w:rPr>
-          <w:rFonts w:hint="eastAsia"/>
+          <w:rFonts w:hint="eastAsia" w:eastAsia="黑体"/>
         </w:rPr>
         <w:t xml:space="preserve">网络在</w:t>
       </w:r>
       <w:r>
+        <w:rPr>
+          <w:rFonts w:eastAsia="黑体"/>
+        </w:rPr>
         <w:t xml:space="preserve"> </w:t>
       </w:r>
       <m:oMath>
@@ -1891,11 +2119,14 @@
         </m:sSub>
       </m:oMath>
       <w:r>
+        <w:rPr>
+          <w:rFonts w:eastAsia="黑体"/>
+        </w:rPr>
         <w:t xml:space="preserve"> </w:t>
       </w:r>
       <w:r>
         <w:rPr>
-          <w:rFonts w:hint="eastAsia"/>
+          <w:rFonts w:hint="eastAsia" w:eastAsia="黑体"/>
         </w:rPr>
         <w:t xml:space="preserve">处衰减：</w:t>
       </w:r>
@@ -1946,7 +2177,7 @@
       </w:pPr>
       <w:r>
         <w:rPr>
-          <w:rFonts w:hint="eastAsia"/>
+          <w:rFonts w:hint="eastAsia" w:eastAsia="黑体"/>
         </w:rPr>
         <w:t xml:space="preserve">起振所需放大器最小增益：</w:t>
       </w:r>
@@ -2028,7 +2259,7 @@
             </w:pPr>
             <w:r>
               <w:rPr>
-                <w:rFonts w:hint="eastAsia"/>
+                <w:rFonts w:hint="eastAsia" w:eastAsia="黑体"/>
               </w:rPr>
               <w:t xml:space="preserve">符号</w:t>
             </w:r>
@@ -2042,7 +2273,7 @@
             </w:pPr>
             <w:r>
               <w:rPr>
-                <w:rFonts w:hint="eastAsia"/>
+                <w:rFonts w:hint="eastAsia" w:eastAsia="黑体"/>
               </w:rPr>
               <w:t xml:space="preserve">含义</w:t>
             </w:r>
@@ -2056,7 +2287,7 @@
             </w:pPr>
             <w:r>
               <w:rPr>
-                <w:rFonts w:hint="eastAsia"/>
+                <w:rFonts w:hint="eastAsia" w:eastAsia="黑体"/>
               </w:rPr>
               <w:t xml:space="preserve">单位</w:t>
             </w:r>
@@ -2076,12 +2307,21 @@
               </m:r>
             </m:oMath>
             <w:r>
+              <w:rPr>
+                <w:rFonts w:eastAsia="黑体"/>
+              </w:rPr>
               <w:t xml:space="preserve"> </w:t>
             </w:r>
             <w:r>
+              <w:rPr>
+                <w:rFonts w:eastAsia="黑体"/>
+              </w:rPr>
               <w:t xml:space="preserve">/</w:t>
             </w:r>
             <w:r>
+              <w:rPr>
+                <w:rFonts w:eastAsia="黑体"/>
+              </w:rPr>
               <w:t xml:space="preserve"> </w:t>
             </w:r>
             <m:oMath>
@@ -2099,16 +2339,19 @@
             </w:pPr>
             <w:r>
               <w:rPr>
-                <w:rFonts w:hint="eastAsia"/>
+                <w:rFonts w:hint="eastAsia" w:eastAsia="黑体"/>
               </w:rPr>
               <w:t xml:space="preserve">移相网络电阻</w:t>
             </w:r>
             <w:r>
+              <w:rPr>
+                <w:rFonts w:eastAsia="黑体"/>
+              </w:rPr>
               <w:t xml:space="preserve"> / </w:t>
             </w:r>
             <w:r>
               <w:rPr>
-                <w:rFonts w:hint="eastAsia"/>
+                <w:rFonts w:hint="eastAsia" w:eastAsia="黑体"/>
               </w:rPr>
               <w:t xml:space="preserve">电容</w:t>
             </w:r>
@@ -2121,6 +2364,9 @@
               <w:pStyle w:val="Compact"/>
             </w:pPr>
             <w:r>
+              <w:rPr>
+                <w:rFonts w:eastAsia="黑体"/>
+              </w:rPr>
               <w:t xml:space="preserve">Ω / F</w:t>
             </w:r>
           </w:p>
@@ -2148,6 +2394,9 @@
               </m:sSub>
             </m:oMath>
             <w:r>
+              <w:rPr>
+                <w:rFonts w:eastAsia="黑体"/>
+              </w:rPr>
               <w:t xml:space="preserve">​</w:t>
             </w:r>
           </w:p>
@@ -2160,7 +2409,7 @@
             </w:pPr>
             <w:r>
               <w:rPr>
-                <w:rFonts w:hint="eastAsia"/>
+                <w:rFonts w:hint="eastAsia" w:eastAsia="黑体"/>
               </w:rPr>
               <w:t xml:space="preserve">振荡频率</w:t>
             </w:r>
@@ -2173,6 +2422,9 @@
               <w:pStyle w:val="Compact"/>
             </w:pPr>
             <w:r>
+              <w:rPr>
+                <w:rFonts w:eastAsia="黑体"/>
+              </w:rPr>
               <w:t xml:space="preserve">Hz</w:t>
             </w:r>
           </w:p>
@@ -2191,6 +2443,9 @@
               </m:r>
             </m:oMath>
             <w:r>
+              <w:rPr>
+                <w:rFonts w:eastAsia="黑体"/>
+              </w:rPr>
               <w:t xml:space="preserve">​</w:t>
             </w:r>
           </w:p>
@@ -2203,7 +2458,7 @@
             </w:pPr>
             <w:r>
               <w:rPr>
-                <w:rFonts w:hint="eastAsia"/>
+                <w:rFonts w:hint="eastAsia" w:eastAsia="黑体"/>
               </w:rPr>
               <w:t xml:space="preserve">反馈系数</w:t>
             </w:r>
@@ -2217,7 +2472,7 @@
             </w:pPr>
             <w:r>
               <w:rPr>
-                <w:rFonts w:hint="eastAsia"/>
+                <w:rFonts w:hint="eastAsia" w:eastAsia="黑体"/>
               </w:rPr>
               <w:t xml:space="preserve">（无量纲）</w:t>
             </w:r>
@@ -2246,6 +2501,9 @@
               </m:sSub>
             </m:oMath>
             <w:r>
+              <w:rPr>
+                <w:rFonts w:eastAsia="黑体"/>
+              </w:rPr>
               <w:t xml:space="preserve">​</w:t>
             </w:r>
           </w:p>
@@ -2258,7 +2516,7 @@
             </w:pPr>
             <w:r>
               <w:rPr>
-                <w:rFonts w:hint="eastAsia"/>
+                <w:rFonts w:hint="eastAsia" w:eastAsia="黑体"/>
               </w:rPr>
               <w:t xml:space="preserve">放大器增益</w:t>
             </w:r>
@@ -2272,7 +2530,7 @@
             </w:pPr>
             <w:r>
               <w:rPr>
-                <w:rFonts w:hint="eastAsia"/>
+                <w:rFonts w:hint="eastAsia" w:eastAsia="黑体"/>
               </w:rPr>
               <w:t xml:space="preserve">（无量纲）</w:t>
             </w:r>
@@ -2288,7 +2546,7 @@
       </w:pPr>
       <w:r>
         <w:rPr>
-          <w:rFonts w:hint="eastAsia"/>
+          <w:rFonts w:hint="eastAsia" w:eastAsia="黑体"/>
         </w:rPr>
         <w:t xml:space="preserve">元件调整影响</w:t>
       </w:r>
@@ -2308,6 +2566,7 @@
       </m:oMath>
       <w:r>
         <w:rPr>
+          <w:rFonts w:eastAsia="黑体"/>
           <w:b/>
           <w:bCs/>
         </w:rPr>
@@ -2315,7 +2574,7 @@
       </w:r>
       <w:r>
         <w:rPr>
-          <w:rFonts w:hint="eastAsia"/>
+          <w:rFonts w:hint="eastAsia" w:eastAsia="黑体"/>
           <w:b/>
           <w:bCs/>
         </w:rPr>
@@ -2323,6 +2582,7 @@
       </w:r>
       <w:r>
         <w:rPr>
+          <w:rFonts w:eastAsia="黑体"/>
           <w:b/>
           <w:bCs/>
         </w:rPr>
@@ -2335,6 +2595,7 @@
       </m:oMath>
       <w:r>
         <w:rPr>
+          <w:rFonts w:eastAsia="黑体"/>
           <w:b/>
           <w:bCs/>
         </w:rPr>
@@ -2342,19 +2603,28 @@
       </w:r>
       <w:r>
         <w:rPr>
-          <w:rFonts w:hint="eastAsia"/>
+          <w:rFonts w:hint="eastAsia" w:eastAsia="黑体"/>
           <w:b/>
           <w:bCs/>
         </w:rPr>
         <w:t xml:space="preserve">增大</w:t>
       </w:r>
       <w:r>
+        <w:rPr>
+          <w:rFonts w:eastAsia="黑体"/>
+        </w:rPr>
         <w:t xml:space="preserve"> </w:t>
       </w:r>
       <w:r>
+        <w:rPr>
+          <w:rFonts w:eastAsia="黑体"/>
+        </w:rPr>
         <w:t xml:space="preserve">→</w:t>
       </w:r>
       <w:r>
+        <w:rPr>
+          <w:rFonts w:eastAsia="黑体"/>
+        </w:rPr>
         <w:t xml:space="preserve"> </w:t>
       </w:r>
       <m:oMath>
@@ -2372,11 +2642,14 @@
         </m:sSub>
       </m:oMath>
       <w:r>
+        <w:rPr>
+          <w:rFonts w:eastAsia="黑体"/>
+        </w:rPr>
         <w:t xml:space="preserve"> </w:t>
       </w:r>
       <w:r>
         <w:rPr>
-          <w:rFonts w:hint="eastAsia"/>
+          <w:rFonts w:hint="eastAsia" w:eastAsia="黑体"/>
         </w:rPr>
         <w:t xml:space="preserve">下降。</w:t>
       </w:r>
@@ -2391,21 +2664,27 @@
       </w:pPr>
       <w:r>
         <w:rPr>
-          <w:rFonts w:hint="eastAsia"/>
+          <w:rFonts w:hint="eastAsia" w:eastAsia="黑体"/>
           <w:b/>
           <w:bCs/>
         </w:rPr>
         <w:t xml:space="preserve">放大器增益增大</w:t>
       </w:r>
       <w:r>
+        <w:rPr>
+          <w:rFonts w:eastAsia="黑体"/>
+        </w:rPr>
         <w:t xml:space="preserve"> </w:t>
       </w:r>
       <w:r>
+        <w:rPr>
+          <w:rFonts w:eastAsia="黑体"/>
+        </w:rPr>
         <w:t xml:space="preserve">→ </w:t>
       </w:r>
       <w:r>
         <w:rPr>
-          <w:rFonts w:hint="eastAsia"/>
+          <w:rFonts w:hint="eastAsia" w:eastAsia="黑体"/>
         </w:rPr>
         <w:t xml:space="preserve">起振更快、波形更接近方波（失真增大）。</w:t>
       </w:r>
@@ -2420,21 +2699,27 @@
       </w:pPr>
       <w:r>
         <w:rPr>
-          <w:rFonts w:hint="eastAsia"/>
+          <w:rFonts w:hint="eastAsia" w:eastAsia="黑体"/>
           <w:b/>
           <w:bCs/>
         </w:rPr>
         <w:t xml:space="preserve">负载对移相网络的加载</w:t>
       </w:r>
       <w:r>
+        <w:rPr>
+          <w:rFonts w:eastAsia="黑体"/>
+        </w:rPr>
         <w:t xml:space="preserve"> </w:t>
       </w:r>
       <w:r>
+        <w:rPr>
+          <w:rFonts w:eastAsia="黑体"/>
+        </w:rPr>
         <w:t xml:space="preserve">→ </w:t>
       </w:r>
       <w:r>
         <w:rPr>
-          <w:rFonts w:hint="eastAsia"/>
+          <w:rFonts w:hint="eastAsia" w:eastAsia="黑体"/>
         </w:rPr>
         <w:t xml:space="preserve">相移特性改变，</w:t>
       </w:r>
@@ -2453,11 +2738,14 @@
         </m:sSub>
       </m:oMath>
       <w:r>
+        <w:rPr>
+          <w:rFonts w:eastAsia="黑体"/>
+        </w:rPr>
         <w:t xml:space="preserve"> </w:t>
       </w:r>
       <w:r>
         <w:rPr>
-          <w:rFonts w:hint="eastAsia"/>
+          <w:rFonts w:hint="eastAsia" w:eastAsia="黑体"/>
         </w:rPr>
         <w:t xml:space="preserve">漂移。</w:t>
       </w:r>
@@ -2472,21 +2760,27 @@
       </w:pPr>
       <w:r>
         <w:rPr>
-          <w:rFonts w:hint="eastAsia"/>
+          <w:rFonts w:hint="eastAsia" w:eastAsia="黑体"/>
           <w:b/>
           <w:bCs/>
         </w:rPr>
         <w:t xml:space="preserve">级数减少（两级）</w:t>
       </w:r>
       <w:r>
+        <w:rPr>
+          <w:rFonts w:eastAsia="黑体"/>
+        </w:rPr>
         <w:t xml:space="preserve"> </w:t>
       </w:r>
       <w:r>
+        <w:rPr>
+          <w:rFonts w:eastAsia="黑体"/>
+        </w:rPr>
         <w:t xml:space="preserve">→ </w:t>
       </w:r>
       <w:r>
         <w:rPr>
-          <w:rFonts w:hint="eastAsia"/>
+          <w:rFonts w:hint="eastAsia" w:eastAsia="黑体"/>
         </w:rPr>
         <w:t xml:space="preserve">相移不足以至无法振荡。</w:t>
       </w:r>
@@ -2499,7 +2793,7 @@
       </w:pPr>
       <w:r>
         <w:rPr>
-          <w:rFonts w:hint="eastAsia"/>
+          <w:rFonts w:hint="eastAsia" w:eastAsia="黑体"/>
         </w:rPr>
         <w:t xml:space="preserve">典型参数示例</w:t>
       </w:r>
@@ -2514,11 +2808,14 @@
       </w:pPr>
       <w:r>
         <w:rPr>
-          <w:rFonts w:hint="eastAsia"/>
+          <w:rFonts w:hint="eastAsia" w:eastAsia="黑体"/>
         </w:rPr>
         <w:t xml:space="preserve">取</w:t>
       </w:r>
       <w:r>
+        <w:rPr>
+          <w:rFonts w:eastAsia="黑体"/>
+        </w:rPr>
         <w:t xml:space="preserve"> </w:t>
       </w:r>
       <m:oMath>
@@ -2546,6 +2843,9 @@
         </m:r>
       </m:oMath>
       <w:r>
+        <w:rPr>
+          <w:rFonts w:eastAsia="黑体"/>
+        </w:rPr>
         <w:t xml:space="preserve">、</w:t>
       </w:r>
       <m:oMath>
@@ -2574,7 +2874,7 @@
       </m:oMath>
       <w:r>
         <w:rPr>
-          <w:rFonts w:hint="eastAsia"/>
+          <w:rFonts w:hint="eastAsia" w:eastAsia="黑体"/>
         </w:rPr>
         <w:t xml:space="preserve">：</w:t>
       </w:r>
@@ -2695,6 +2995,9 @@
         </m:r>
       </m:oMath>
       <w:r>
+        <w:rPr>
+          <w:rFonts w:eastAsia="黑体"/>
+        </w:rPr>
         <w:t xml:space="preserve">。</w:t>
       </w:r>
     </w:p>
@@ -2708,11 +3011,14 @@
       </w:pPr>
       <w:r>
         <w:rPr>
-          <w:rFonts w:hint="eastAsia"/>
+          <w:rFonts w:hint="eastAsia" w:eastAsia="黑体"/>
         </w:rPr>
         <w:t xml:space="preserve">因反馈衰减</w:t>
       </w:r>
       <w:r>
+        <w:rPr>
+          <w:rFonts w:eastAsia="黑体"/>
+        </w:rPr>
         <w:t xml:space="preserve"> </w:t>
       </w:r>
       <m:oMath>
@@ -2731,16 +3037,19 @@
       </m:oMath>
       <w:r>
         <w:rPr>
-          <w:rFonts w:hint="eastAsia"/>
+          <w:rFonts w:hint="eastAsia" w:eastAsia="黑体"/>
         </w:rPr>
         <w:t xml:space="preserve">，放大器增益须</w:t>
       </w:r>
       <w:r>
+        <w:rPr>
+          <w:rFonts w:eastAsia="黑体"/>
+        </w:rPr>
         <w:t xml:space="preserve"> ≥29 </w:t>
       </w:r>
       <w:r>
         <w:rPr>
-          <w:rFonts w:hint="eastAsia"/>
+          <w:rFonts w:hint="eastAsia" w:eastAsia="黑体"/>
         </w:rPr>
         <w:t xml:space="preserve">才能起振。</w:t>
       </w:r>
@@ -2753,7 +3062,7 @@
       </w:pPr>
       <w:r>
         <w:rPr>
-          <w:rFonts w:hint="eastAsia"/>
+          <w:rFonts w:hint="eastAsia" w:eastAsia="黑体"/>
         </w:rPr>
         <w:t xml:space="preserve">常见器件型号</w:t>
       </w:r>
@@ -2768,7 +3077,7 @@
       </w:pPr>
       <w:r>
         <w:rPr>
-          <w:rFonts w:hint="eastAsia"/>
+          <w:rFonts w:hint="eastAsia" w:eastAsia="黑体"/>
         </w:rPr>
         <w:t xml:space="preserve">运放：TL072、LM358、OPA2134；晶体管：2N3904、BC547。</w:t>
       </w:r>
@@ -2781,7 +3090,7 @@
       </w:pPr>
       <w:r>
         <w:rPr>
-          <w:rFonts w:hint="eastAsia"/>
+          <w:rFonts w:hint="eastAsia" w:eastAsia="黑体"/>
         </w:rPr>
         <w:t xml:space="preserve">注意事项</w:t>
       </w:r>
@@ -2796,16 +3105,19 @@
       </w:pPr>
       <w:r>
         <w:rPr>
-          <w:rFonts w:hint="eastAsia"/>
+          <w:rFonts w:hint="eastAsia" w:eastAsia="黑体"/>
         </w:rPr>
         <w:t xml:space="preserve">增益稍高于</w:t>
       </w:r>
       <w:r>
+        <w:rPr>
+          <w:rFonts w:eastAsia="黑体"/>
+        </w:rPr>
         <w:t xml:space="preserve"> 29 </w:t>
       </w:r>
       <w:r>
         <w:rPr>
-          <w:rFonts w:hint="eastAsia"/>
+          <w:rFonts w:hint="eastAsia" w:eastAsia="黑体"/>
         </w:rPr>
         <w:t xml:space="preserve">才能可靠起振，但过大会导致削波使波形近似方波。</w:t>
       </w:r>
@@ -2819,11 +3131,14 @@
         </w:numPr>
       </w:pPr>
       <w:r>
+        <w:rPr>
+          <w:rFonts w:eastAsia="黑体"/>
+        </w:rPr>
         <w:t xml:space="preserve">RC </w:t>
       </w:r>
       <w:r>
         <w:rPr>
-          <w:rFonts w:hint="eastAsia"/>
+          <w:rFonts w:hint="eastAsia" w:eastAsia="黑体"/>
         </w:rPr>
         <w:t xml:space="preserve">移相网络级间需高输入阻抗，避免彼此加载，常加缓冲级。</w:t>
       </w:r>
@@ -2838,7 +3153,7 @@
       </w:pPr>
       <w:r>
         <w:rPr>
-          <w:rFonts w:hint="eastAsia"/>
+          <w:rFonts w:hint="eastAsia" w:eastAsia="黑体"/>
         </w:rPr>
         <w:t xml:space="preserve">相移振荡器频率稳定性较差，不适合要求精确频率的场合。</w:t>
       </w:r>
@@ -2851,7 +3166,7 @@
       </w:pPr>
       <w:r>
         <w:rPr>
-          <w:rFonts w:hint="eastAsia"/>
+          <w:rFonts w:hint="eastAsia" w:eastAsia="黑体"/>
         </w:rPr>
         <w:t xml:space="preserve">参考资料</w:t>
       </w:r>
@@ -2865,6 +3180,9 @@
         </w:numPr>
       </w:pPr>
       <w:r>
+        <w:rPr>
+          <w:rFonts w:eastAsia="黑体"/>
+        </w:rPr>
         <w:t xml:space="preserve">Wikipedia: Phase-shift oscillator。</w:t>
       </w:r>
     </w:p>
@@ -2878,7 +3196,7 @@
       </w:pPr>
       <w:r>
         <w:rPr>
-          <w:rFonts w:hint="eastAsia"/>
+          <w:rFonts w:hint="eastAsia" w:eastAsia="黑体"/>
         </w:rPr>
         <w:t xml:space="preserve">《模拟电子技术基础》（童诗白、华成英）。</w:t>
       </w:r>
@@ -2892,20 +3210,26 @@
         </w:numPr>
       </w:pPr>
       <w:r>
+        <w:rPr>
+          <w:rFonts w:eastAsia="黑体"/>
+        </w:rPr>
         <w:t xml:space="preserve">TI </w:t>
       </w:r>
       <w:r>
         <w:rPr>
-          <w:rFonts w:hint="eastAsia"/>
+          <w:rFonts w:hint="eastAsia" w:eastAsia="黑体"/>
         </w:rPr>
         <w:t xml:space="preserve">应用笔记（RC</w:t>
       </w:r>
       <w:r>
+        <w:rPr>
+          <w:rFonts w:eastAsia="黑体"/>
+        </w:rPr>
         <w:t xml:space="preserve"> </w:t>
       </w:r>
       <w:r>
         <w:rPr>
-          <w:rFonts w:hint="eastAsia"/>
+          <w:rFonts w:hint="eastAsia" w:eastAsia="黑体"/>
         </w:rPr>
         <w:t xml:space="preserve">振荡器设计）。</w:t>
       </w:r>
@@ -2919,11 +3243,11 @@
       </w:pPr>
       <w:r>
         <w:rPr>
-          <w:rFonts w:ascii="Times New Roman" w:hAnsi="Times New Roman"/>
+          <w:rFonts w:ascii="Times New Roman" w:hAnsi="Times New Roman" w:eastAsia="黑体"/>
           <w:color w:val="555555"/>
           <w:sz w:val="21"/>
         </w:rPr>
-        <w:t>材料收集者：杜文杰</w:t>
+        <w:t>材料收集者：杜文杰，WX手机：19519196569，QQ:3478827729</w:t>
       </w:r>
     </w:p>
     <w:sectPr>
@@ -2943,7 +3267,7 @@
 </file>
 
 <file path=word/footer1.xml><?xml version="1.0" encoding="utf-8"?>
-<w:ftr xmlns:m="http://schemas.openxmlformats.org/officeDocument/2006/math" xmlns:mc="http://schemas.openxmlformats.org/markup-compatibility/2006" xmlns:mo="http://schemas.microsoft.com/office/mac/office/2008/main" xmlns:mv="urn:schemas-microsoft-com:mac:vml" xmlns:o="urn:schemas-microsoft-com:office:office" xmlns:r="http://schemas.openxmlformats.org/officeDocument/2006/relationships" xmlns:v="urn:schemas-microsoft-com:vml" xmlns:w10="urn:schemas-microsoft-com:office:word" xmlns:w14="http://schemas.microsoft.com/office/word/2010/wordml" xmlns:w="http://schemas.openxmlformats.org/wordprocessingml/2006/main" xmlns:wne="http://schemas.microsoft.com/office/word/2006/wordml" xmlns:wp14="http://schemas.microsoft.com/office/word/2010/wordprocessingDrawing" xmlns:wp="http://schemas.openxmlformats.org/drawingml/2006/wordprocessingDrawing" xmlns:wpc="http://schemas.microsoft.com/office/word/2010/wordprocessingCanvas" xmlns:wpg="http://schemas.microsoft.com/office/word/2010/wordprocessingGroup" xmlns:wpi="http://schemas.microsoft.com/office/word/2010/wordprocessingInk" xmlns:wps="http://schemas.microsoft.com/office/word/2010/wordprocessingShape" mc:Ignorable="w14 wp14">
+<w:ftr xmlns:mc="http://schemas.openxmlformats.org/markup-compatibility/2006" xmlns:w="http://schemas.openxmlformats.org/wordprocessingml/2006/main" xmlns:m="http://schemas.openxmlformats.org/officeDocument/2006/math" xmlns:mo="http://schemas.microsoft.com/office/mac/office/2008/main" xmlns:mv="urn:schemas-microsoft-com:mac:vml" xmlns:o="urn:schemas-microsoft-com:office:office" xmlns:r="http://schemas.openxmlformats.org/officeDocument/2006/relationships" xmlns:v="urn:schemas-microsoft-com:vml" xmlns:w10="urn:schemas-microsoft-com:office:word" xmlns:w14="http://schemas.microsoft.com/office/word/2010/wordml" xmlns:wne="http://schemas.microsoft.com/office/word/2006/wordml" xmlns:wp14="http://schemas.microsoft.com/office/word/2010/wordprocessingDrawing" xmlns:wp="http://schemas.openxmlformats.org/drawingml/2006/wordprocessingDrawing" xmlns:wpc="http://schemas.microsoft.com/office/word/2010/wordprocessingCanvas" xmlns:wpg="http://schemas.microsoft.com/office/word/2010/wordprocessingGroup" xmlns:wpi="http://schemas.microsoft.com/office/word/2010/wordprocessingInk" xmlns:wps="http://schemas.microsoft.com/office/word/2010/wordprocessingShape" mc:Ignorable="w14 wp14">
   <w:p>
     <w:pPr>
       <w:pStyle w:val="Footer"/>
@@ -2951,12 +3275,14 @@
     </w:pPr>
     <w:r>
       <w:rPr>
+        <w:rFonts w:eastAsia="黑体"/>
         <w:sz w:val="18"/>
       </w:rPr>
       <w:t xml:space="preserve">第 </w:t>
     </w:r>
     <w:r>
       <w:rPr>
+        <w:rFonts w:eastAsia="黑体"/>
         <w:sz w:val="18"/>
       </w:rPr>
       <w:fldChar w:fldCharType="begin"/>
@@ -2965,6 +3291,7 @@
     </w:r>
     <w:r>
       <w:rPr>
+        <w:rFonts w:eastAsia="黑体"/>
         <w:sz w:val="18"/>
       </w:rPr>
       <w:t xml:space="preserve"> 页</w:t>
@@ -2978,6 +3305,9 @@
   <w:footnote w:type="continuationSeparator" w:id="0">
     <w:p>
       <w:r>
+        <w:rPr>
+          <w:rFonts w:eastAsia="黑体"/>
+        </w:rPr>
         <w:continuationSeparator/>
       </w:r>
     </w:p>
@@ -2985,6 +3315,9 @@
   <w:footnote w:type="separator" w:id="-1">
     <w:p>
       <w:r>
+        <w:rPr>
+          <w:rFonts w:eastAsia="黑体"/>
+        </w:rPr>
         <w:separator/>
       </w:r>
     </w:p>
@@ -2993,7 +3326,7 @@
 </file>
 
 <file path=word/header1.xml><?xml version="1.0" encoding="utf-8"?>
-<w:hdr xmlns:m="http://schemas.openxmlformats.org/officeDocument/2006/math" xmlns:mc="http://schemas.openxmlformats.org/markup-compatibility/2006" xmlns:mo="http://schemas.microsoft.com/office/mac/office/2008/main" xmlns:mv="urn:schemas-microsoft-com:mac:vml" xmlns:o="urn:schemas-microsoft-com:office:office" xmlns:r="http://schemas.openxmlformats.org/officeDocument/2006/relationships" xmlns:v="urn:schemas-microsoft-com:vml" xmlns:w10="urn:schemas-microsoft-com:office:word" xmlns:w14="http://schemas.microsoft.com/office/word/2010/wordml" xmlns:w="http://schemas.openxmlformats.org/wordprocessingml/2006/main" xmlns:wne="http://schemas.microsoft.com/office/word/2006/wordml" xmlns:wp14="http://schemas.microsoft.com/office/word/2010/wordprocessingDrawing" xmlns:wp="http://schemas.openxmlformats.org/drawingml/2006/wordprocessingDrawing" xmlns:wpc="http://schemas.microsoft.com/office/word/2010/wordprocessingCanvas" xmlns:wpg="http://schemas.microsoft.com/office/word/2010/wordprocessingGroup" xmlns:wpi="http://schemas.microsoft.com/office/word/2010/wordprocessingInk" xmlns:wps="http://schemas.microsoft.com/office/word/2010/wordprocessingShape" mc:Ignorable="w14 wp14">
+<w:hdr xmlns:mc="http://schemas.openxmlformats.org/markup-compatibility/2006" xmlns:w="http://schemas.openxmlformats.org/wordprocessingml/2006/main" xmlns:m="http://schemas.openxmlformats.org/officeDocument/2006/math" xmlns:mo="http://schemas.microsoft.com/office/mac/office/2008/main" xmlns:mv="urn:schemas-microsoft-com:mac:vml" xmlns:o="urn:schemas-microsoft-com:office:office" xmlns:r="http://schemas.openxmlformats.org/officeDocument/2006/relationships" xmlns:v="urn:schemas-microsoft-com:vml" xmlns:w10="urn:schemas-microsoft-com:office:word" xmlns:w14="http://schemas.microsoft.com/office/word/2010/wordml" xmlns:wne="http://schemas.microsoft.com/office/word/2006/wordml" xmlns:wp14="http://schemas.microsoft.com/office/word/2010/wordprocessingDrawing" xmlns:wp="http://schemas.openxmlformats.org/drawingml/2006/wordprocessingDrawing" xmlns:wpc="http://schemas.microsoft.com/office/word/2010/wordprocessingCanvas" xmlns:wpg="http://schemas.microsoft.com/office/word/2010/wordprocessingGroup" xmlns:wpi="http://schemas.microsoft.com/office/word/2010/wordprocessingInk" xmlns:wps="http://schemas.microsoft.com/office/word/2010/wordprocessingShape" mc:Ignorable="w14 wp14">
   <w:p>
     <w:pPr>
       <w:pStyle w:val="Header"/>
@@ -3001,7 +3334,7 @@
     </w:pPr>
     <w:r>
       <w:rPr>
-        <w:rFonts w:ascii="Times New Roman" w:hAnsi="Times New Roman"/>
+        <w:rFonts w:ascii="Times New Roman" w:hAnsi="Times New Roman" w:eastAsia="黑体"/>
         <w:sz w:val="18"/>
         <w:rFonts w:eastAsia="黑体"/>
         <w:rFonts w:eastAsia="黑体"/>
@@ -3013,7 +3346,7 @@
 </file>
 
 <file path=word/numbering.xml><?xml version="1.0" encoding="utf-8"?>
-<w:numbering xmlns:m="http://schemas.openxmlformats.org/officeDocument/2006/math" xmlns:mc="http://schemas.openxmlformats.org/markup-compatibility/2006" xmlns:mo="http://schemas.microsoft.com/office/mac/office/2008/main" xmlns:mv="urn:schemas-microsoft-com:mac:vml" xmlns:o="urn:schemas-microsoft-com:office:office" xmlns:r="http://schemas.openxmlformats.org/officeDocument/2006/relationships" xmlns:v="urn:schemas-microsoft-com:vml" xmlns:w="http://schemas.openxmlformats.org/wordprocessingml/2006/main" xmlns:w10="urn:schemas-microsoft-com:office:word" xmlns:w14="http://schemas.microsoft.com/office/word/2010/wordml" xmlns:wne="http://schemas.microsoft.com/office/word/2006/wordml" xmlns:wp="http://schemas.openxmlformats.org/drawingml/2006/wordprocessingDrawing" xmlns:wp14="http://schemas.microsoft.com/office/word/2010/wordprocessingDrawing" xmlns:wpc="http://schemas.microsoft.com/office/word/2010/wordprocessingCanvas" xmlns:wpg="http://schemas.microsoft.com/office/word/2010/wordprocessingGroup" xmlns:wpi="http://schemas.microsoft.com/office/word/2010/wordprocessingInk" xmlns:wps="http://schemas.microsoft.com/office/word/2010/wordprocessingShape" mc:Ignorable="w14 wp14">
+<w:numbering xmlns:mc="http://schemas.openxmlformats.org/markup-compatibility/2006" xmlns:w="http://schemas.openxmlformats.org/wordprocessingml/2006/main" xmlns:m="http://schemas.openxmlformats.org/officeDocument/2006/math" xmlns:mo="http://schemas.microsoft.com/office/mac/office/2008/main" xmlns:mv="urn:schemas-microsoft-com:mac:vml" xmlns:o="urn:schemas-microsoft-com:office:office" xmlns:r="http://schemas.openxmlformats.org/officeDocument/2006/relationships" xmlns:v="urn:schemas-microsoft-com:vml" xmlns:w10="urn:schemas-microsoft-com:office:word" xmlns:w14="http://schemas.microsoft.com/office/word/2010/wordml" xmlns:wne="http://schemas.microsoft.com/office/word/2006/wordml" xmlns:wp="http://schemas.openxmlformats.org/drawingml/2006/wordprocessingDrawing" xmlns:wp14="http://schemas.microsoft.com/office/word/2010/wordprocessingDrawing" xmlns:wpc="http://schemas.microsoft.com/office/word/2010/wordprocessingCanvas" xmlns:wpg="http://schemas.microsoft.com/office/word/2010/wordprocessingGroup" xmlns:wpi="http://schemas.microsoft.com/office/word/2010/wordprocessingInk" xmlns:wps="http://schemas.microsoft.com/office/word/2010/wordprocessingShape" mc:Ignorable="w14 wp14">
   <w:abstractNum w:abstractNumId="0">
     <w:nsid w:val="FFFFFF7C"/>
     <w:multiLevelType w:val="singleLevel"/>
@@ -3100,7 +3433,7 @@
         <w:ind w:hanging="360" w:left="1440"/>
       </w:pPr>
       <w:rPr>
-        <w:rFonts w:ascii="Symbol" w:hAnsi="Symbol" w:hint="default"/>
+        <w:rFonts w:ascii="Symbol" w:hAnsi="Symbol" w:hint="default" w:eastAsia="黑体"/>
       </w:rPr>
     </w:lvl>
   </w:abstractNum>
@@ -3121,7 +3454,7 @@
         <w:ind w:hanging="360" w:left="1080"/>
       </w:pPr>
       <w:rPr>
-        <w:rFonts w:ascii="Symbol" w:hAnsi="Symbol" w:hint="default"/>
+        <w:rFonts w:ascii="Symbol" w:hAnsi="Symbol" w:hint="default" w:eastAsia="黑体"/>
       </w:rPr>
     </w:lvl>
   </w:abstractNum>
@@ -3142,7 +3475,7 @@
         <w:ind w:hanging="360" w:left="720"/>
       </w:pPr>
       <w:rPr>
-        <w:rFonts w:ascii="Symbol" w:hAnsi="Symbol" w:hint="default"/>
+        <w:rFonts w:ascii="Symbol" w:hAnsi="Symbol" w:hint="default" w:eastAsia="黑体"/>
       </w:rPr>
     </w:lvl>
   </w:abstractNum>
@@ -3181,7 +3514,7 @@
         <w:ind w:hanging="360" w:left="360"/>
       </w:pPr>
       <w:rPr>
-        <w:rFonts w:ascii="Symbol" w:hAnsi="Symbol" w:hint="default"/>
+        <w:rFonts w:ascii="Symbol" w:hAnsi="Symbol" w:hint="default" w:eastAsia="黑体"/>
       </w:rPr>
     </w:lvl>
   </w:abstractNum>
@@ -3272,7 +3605,7 @@
         <w:ind w:left="720" w:hanging="360"/>
       </w:pPr>
       <w:rPr>
-        <w:rFonts w:ascii="Symbol" w:hAnsi="Symbol" w:cs="Symbol" w:hint="default"/>
+        <w:rFonts w:ascii="Symbol" w:hAnsi="Symbol" w:cs="Symbol" w:hint="default" w:eastAsia="黑体"/>
       </w:rPr>
     </w:lvl>
     <w:lvl w:ilvl="1">
@@ -3283,7 +3616,7 @@
         <w:ind w:left="1440" w:hanging="360"/>
       </w:pPr>
       <w:rPr>
-        <w:rFonts w:ascii="Courier New" w:hAnsi="Courier New" w:cs="Courier New" w:hint="default"/>
+        <w:rFonts w:ascii="Courier New" w:hAnsi="Courier New" w:cs="Courier New" w:hint="default" w:eastAsia="黑体"/>
       </w:rPr>
     </w:lvl>
     <w:lvl w:ilvl="2">
@@ -3294,7 +3627,7 @@
         <w:ind w:left="2160" w:hanging="360"/>
       </w:pPr>
       <w:rPr>
-        <w:rFonts w:ascii="Wingdings" w:hAnsi="Wingdings" w:cs="Wingdings" w:hint="default"/>
+        <w:rFonts w:ascii="Wingdings" w:hAnsi="Wingdings" w:cs="Wingdings" w:hint="default" w:eastAsia="黑体"/>
       </w:rPr>
     </w:lvl>
     <w:lvl w:ilvl="3">
@@ -3305,7 +3638,7 @@
         <w:ind w:left="2880" w:hanging="360"/>
       </w:pPr>
       <w:rPr>
-        <w:rFonts w:ascii="Symbol" w:hAnsi="Symbol" w:cs="Symbol" w:hint="default"/>
+        <w:rFonts w:ascii="Symbol" w:hAnsi="Symbol" w:cs="Symbol" w:hint="default" w:eastAsia="黑体"/>
       </w:rPr>
     </w:lvl>
     <w:lvl w:ilvl="4">
@@ -3316,7 +3649,7 @@
         <w:ind w:left="3600" w:hanging="360"/>
       </w:pPr>
       <w:rPr>
-        <w:rFonts w:ascii="Courier New" w:hAnsi="Courier New" w:cs="Courier New" w:hint="default"/>
+        <w:rFonts w:ascii="Courier New" w:hAnsi="Courier New" w:cs="Courier New" w:hint="default" w:eastAsia="黑体"/>
       </w:rPr>
     </w:lvl>
     <w:lvl w:ilvl="5">
@@ -3327,7 +3660,7 @@
         <w:ind w:left="4320" w:hanging="360"/>
       </w:pPr>
       <w:rPr>
-        <w:rFonts w:ascii="Wingdings" w:hAnsi="Wingdings" w:cs="Wingdings" w:hint="default"/>
+        <w:rFonts w:ascii="Wingdings" w:hAnsi="Wingdings" w:cs="Wingdings" w:hint="default" w:eastAsia="黑体"/>
       </w:rPr>
     </w:lvl>
     <w:lvl w:ilvl="6">
@@ -3338,7 +3671,7 @@
         <w:ind w:left="5040" w:hanging="360"/>
       </w:pPr>
       <w:rPr>
-        <w:rFonts w:ascii="Symbol" w:hAnsi="Symbol" w:cs="Symbol" w:hint="default"/>
+        <w:rFonts w:ascii="Symbol" w:hAnsi="Symbol" w:cs="Symbol" w:hint="default" w:eastAsia="黑体"/>
       </w:rPr>
     </w:lvl>
     <w:lvl w:ilvl="7">
@@ -3349,7 +3682,7 @@
         <w:ind w:left="5760" w:hanging="360"/>
       </w:pPr>
       <w:rPr>
-        <w:rFonts w:ascii="Courier New" w:hAnsi="Courier New" w:cs="Courier New" w:hint="default"/>
+        <w:rFonts w:ascii="Courier New" w:hAnsi="Courier New" w:cs="Courier New" w:hint="default" w:eastAsia="黑体"/>
       </w:rPr>
     </w:lvl>
     <w:lvl w:ilvl="8">
@@ -3360,7 +3693,7 @@
         <w:ind w:left="6480" w:hanging="360"/>
       </w:pPr>
       <w:rPr>
-        <w:rFonts w:ascii="Wingdings" w:hAnsi="Wingdings" w:cs="Wingdings" w:hint="default"/>
+        <w:rFonts w:ascii="Wingdings" w:hAnsi="Wingdings" w:cs="Wingdings" w:hint="default" w:eastAsia="黑体"/>
       </w:rPr>
     </w:lvl>
   </w:abstractNum>
@@ -3416,11 +3749,11 @@
 </file>
 
 <file path=word/styles.xml><?xml version="1.0" encoding="utf-8"?>
-<w:styles xmlns:mc="http://schemas.openxmlformats.org/markup-compatibility/2006" xmlns:r="http://schemas.openxmlformats.org/officeDocument/2006/relationships" xmlns:w="http://schemas.openxmlformats.org/wordprocessingml/2006/main" xmlns:w14="http://schemas.microsoft.com/office/word/2010/wordml" mc:Ignorable="w14">
+<w:styles xmlns:mc="http://schemas.openxmlformats.org/markup-compatibility/2006" xmlns:w="http://schemas.openxmlformats.org/wordprocessingml/2006/main" xmlns:r="http://schemas.openxmlformats.org/officeDocument/2006/relationships" xmlns:w14="http://schemas.microsoft.com/office/word/2010/wordml" mc:Ignorable="w14">
   <w:docDefaults>
     <w:rPrDefault>
       <w:rPr>
-        <w:rFonts w:asciiTheme="minorHAnsi" w:cstheme="minorBidi" w:eastAsiaTheme="minorEastAsia" w:hAnsiTheme="minorHAnsi"/>
+        <w:rFonts w:asciiTheme="minorHAnsi" w:cstheme="minorBidi" w:hAnsiTheme="minorHAnsi" w:eastAsia="黑体"/>
         <w:sz w:val="22"/>
         <w:szCs w:val="22"/>
         <w:lang w:bidi="ar-SA" w:eastAsia="en-US" w:val="en-US"/>
@@ -3642,7 +3975,7 @@
       <w:outlineLvl w:val="0"/>
     </w:pPr>
     <w:rPr>
-      <w:rFonts w:ascii="Times New Roman" w:asciiTheme="majorHAnsi" w:cstheme="majorBidi" w:eastAsia="黑体" w:eastAsiaTheme="majorEastAsia" w:hAnsi="Times New Roman" w:hAnsiTheme="majorHAnsi"/>
+      <w:rFonts w:ascii="Times New Roman" w:asciiTheme="majorHAnsi" w:cstheme="majorBidi" w:eastAsia="黑体" w:hAnsi="Times New Roman" w:hAnsiTheme="majorHAnsi"/>
       <w:b/>
       <w:bCs/>
       <w:color w:val="1F3864"/>
@@ -3666,7 +3999,7 @@
       <w:outlineLvl w:val="1"/>
     </w:pPr>
     <w:rPr>
-      <w:rFonts w:ascii="Times New Roman" w:asciiTheme="majorHAnsi" w:cstheme="majorBidi" w:eastAsia="黑体" w:eastAsiaTheme="majorEastAsia" w:hAnsi="Times New Roman" w:hAnsiTheme="majorHAnsi"/>
+      <w:rFonts w:ascii="Times New Roman" w:asciiTheme="majorHAnsi" w:cstheme="majorBidi" w:eastAsia="黑体" w:hAnsi="Times New Roman" w:hAnsiTheme="majorHAnsi"/>
       <w:b/>
       <w:bCs/>
       <w:color w:val="2E4E7E"/>
@@ -3690,7 +4023,7 @@
       <w:outlineLvl w:val="2"/>
     </w:pPr>
     <w:rPr>
-      <w:rFonts w:ascii="Times New Roman" w:asciiTheme="majorHAnsi" w:cstheme="majorBidi" w:eastAsia="黑体" w:eastAsiaTheme="majorEastAsia" w:hAnsi="Times New Roman" w:hAnsiTheme="majorHAnsi"/>
+      <w:rFonts w:ascii="Times New Roman" w:asciiTheme="majorHAnsi" w:cstheme="majorBidi" w:eastAsia="黑体" w:hAnsi="Times New Roman" w:hAnsiTheme="majorHAnsi"/>
       <w:b/>
       <w:bCs/>
       <w:color w:val="2E4E7E"/>
@@ -3714,7 +4047,7 @@
       <w:outlineLvl w:val="3"/>
     </w:pPr>
     <w:rPr>
-      <w:rFonts w:ascii="Times New Roman" w:asciiTheme="majorHAnsi" w:cstheme="majorBidi" w:eastAsia="黑体" w:eastAsiaTheme="majorEastAsia" w:hAnsi="Times New Roman" w:hAnsiTheme="majorHAnsi"/>
+      <w:rFonts w:ascii="Times New Roman" w:asciiTheme="majorHAnsi" w:cstheme="majorBidi" w:eastAsia="黑体" w:hAnsi="Times New Roman" w:hAnsiTheme="majorHAnsi"/>
       <w:b/>
       <w:bCs/>
       <w:i/>
@@ -3740,7 +4073,7 @@
       <w:outlineLvl w:val="4"/>
     </w:pPr>
     <w:rPr>
-      <w:rFonts w:ascii="Times New Roman" w:asciiTheme="majorHAnsi" w:cstheme="majorBidi" w:eastAsia="黑体" w:eastAsiaTheme="majorEastAsia" w:hAnsi="Times New Roman" w:hAnsiTheme="majorHAnsi"/>
+      <w:rFonts w:ascii="Times New Roman" w:asciiTheme="majorHAnsi" w:cstheme="majorBidi" w:eastAsia="黑体" w:hAnsi="Times New Roman" w:hAnsiTheme="majorHAnsi"/>
       <w:b/>
       <w:color w:val="333333"/>
       <w:sz w:val="22"/>
@@ -3763,7 +4096,7 @@
       <w:outlineLvl w:val="5"/>
     </w:pPr>
     <w:rPr>
-      <w:rFonts w:asciiTheme="majorHAnsi" w:cstheme="majorBidi" w:eastAsiaTheme="majorEastAsia" w:hAnsiTheme="majorHAnsi"/>
+      <w:rFonts w:asciiTheme="majorHAnsi" w:cstheme="majorBidi" w:hAnsiTheme="majorHAnsi" w:eastAsia="黑体"/>
       <w:i/>
       <w:iCs/>
       <w:color w:themeColor="accent1" w:themeShade="7F" w:val="243F60"/>
@@ -3786,7 +4119,7 @@
       <w:outlineLvl w:val="6"/>
     </w:pPr>
     <w:rPr>
-      <w:rFonts w:asciiTheme="majorHAnsi" w:cstheme="majorBidi" w:eastAsiaTheme="majorEastAsia" w:hAnsiTheme="majorHAnsi"/>
+      <w:rFonts w:asciiTheme="majorHAnsi" w:cstheme="majorBidi" w:hAnsiTheme="majorHAnsi" w:eastAsia="黑体"/>
       <w:i/>
       <w:iCs/>
       <w:color w:themeColor="text1" w:themeTint="BF" w:val="404040"/>
@@ -3809,7 +4142,7 @@
       <w:outlineLvl w:val="7"/>
     </w:pPr>
     <w:rPr>
-      <w:rFonts w:asciiTheme="majorHAnsi" w:cstheme="majorBidi" w:eastAsiaTheme="majorEastAsia" w:hAnsiTheme="majorHAnsi"/>
+      <w:rFonts w:asciiTheme="majorHAnsi" w:cstheme="majorBidi" w:hAnsiTheme="majorHAnsi" w:eastAsia="黑体"/>
       <w:color w:themeColor="accent1" w:val="4F81BD"/>
       <w:sz w:val="20"/>
       <w:szCs w:val="20"/>
@@ -3832,7 +4165,7 @@
       <w:outlineLvl w:val="8"/>
     </w:pPr>
     <w:rPr>
-      <w:rFonts w:asciiTheme="majorHAnsi" w:cstheme="majorBidi" w:eastAsiaTheme="majorEastAsia" w:hAnsiTheme="majorHAnsi"/>
+      <w:rFonts w:asciiTheme="majorHAnsi" w:cstheme="majorBidi" w:hAnsiTheme="majorHAnsi" w:eastAsia="黑体"/>
       <w:i/>
       <w:iCs/>
       <w:color w:themeColor="text1" w:themeTint="BF" w:val="404040"/>
@@ -3883,7 +4216,7 @@
     <w:uiPriority w:val="9"/>
     <w:rsid w:val="00FC693F"/>
     <w:rPr>
-      <w:rFonts w:asciiTheme="majorHAnsi" w:cstheme="majorBidi" w:eastAsiaTheme="majorEastAsia" w:hAnsiTheme="majorHAnsi"/>
+      <w:rFonts w:asciiTheme="majorHAnsi" w:cstheme="majorBidi" w:hAnsiTheme="majorHAnsi" w:eastAsia="黑体"/>
       <w:b/>
       <w:bCs/>
       <w:color w:themeColor="accent1" w:themeShade="BF" w:val="365F91"/>
@@ -3898,7 +4231,7 @@
     <w:uiPriority w:val="9"/>
     <w:rsid w:val="00FC693F"/>
     <w:rPr>
-      <w:rFonts w:asciiTheme="majorHAnsi" w:cstheme="majorBidi" w:eastAsiaTheme="majorEastAsia" w:hAnsiTheme="majorHAnsi"/>
+      <w:rFonts w:asciiTheme="majorHAnsi" w:cstheme="majorBidi" w:hAnsiTheme="majorHAnsi" w:eastAsia="黑体"/>
       <w:b/>
       <w:bCs/>
       <w:color w:themeColor="accent1" w:val="4F81BD"/>
@@ -3913,7 +4246,7 @@
     <w:uiPriority w:val="9"/>
     <w:rsid w:val="00FC693F"/>
     <w:rPr>
-      <w:rFonts w:asciiTheme="majorHAnsi" w:cstheme="majorBidi" w:eastAsiaTheme="majorEastAsia" w:hAnsiTheme="majorHAnsi"/>
+      <w:rFonts w:asciiTheme="majorHAnsi" w:cstheme="majorBidi" w:hAnsiTheme="majorHAnsi" w:eastAsia="黑体"/>
       <w:b/>
       <w:bCs/>
       <w:color w:themeColor="accent1" w:val="4F81BD"/>
@@ -3936,7 +4269,7 @@
       <w:contextualSpacing/>
     </w:pPr>
     <w:rPr>
-      <w:rFonts w:ascii="Times New Roman" w:asciiTheme="majorHAnsi" w:cstheme="majorBidi" w:eastAsia="黑体" w:eastAsiaTheme="majorEastAsia" w:hAnsi="Times New Roman" w:hAnsiTheme="majorHAnsi"/>
+      <w:rFonts w:ascii="Times New Roman" w:asciiTheme="majorHAnsi" w:cstheme="majorBidi" w:eastAsia="黑体" w:hAnsi="Times New Roman" w:hAnsiTheme="majorHAnsi"/>
       <w:b/>
       <w:color w:val="1F3864"/>
       <w:spacing w:val="5"/>
@@ -3952,7 +4285,7 @@
     <w:uiPriority w:val="10"/>
     <w:rsid w:val="00FC693F"/>
     <w:rPr>
-      <w:rFonts w:asciiTheme="majorHAnsi" w:cstheme="majorBidi" w:eastAsiaTheme="majorEastAsia" w:hAnsiTheme="majorHAnsi"/>
+      <w:rFonts w:asciiTheme="majorHAnsi" w:cstheme="majorBidi" w:hAnsiTheme="majorHAnsi" w:eastAsia="黑体"/>
       <w:color w:themeColor="text2" w:themeShade="BF" w:val="17365D"/>
       <w:spacing w:val="5"/>
       <w:kern w:val="28"/>
@@ -3974,7 +4307,7 @@
       </w:numPr>
     </w:pPr>
     <w:rPr>
-      <w:rFonts w:asciiTheme="majorHAnsi" w:cstheme="majorBidi" w:eastAsiaTheme="majorEastAsia" w:hAnsiTheme="majorHAnsi"/>
+      <w:rFonts w:asciiTheme="majorHAnsi" w:cstheme="majorBidi" w:hAnsiTheme="majorHAnsi" w:eastAsia="黑体"/>
       <w:i/>
       <w:iCs/>
       <w:color w:themeColor="accent1" w:val="4F81BD"/>
@@ -3990,7 +4323,7 @@
     <w:uiPriority w:val="11"/>
     <w:rsid w:val="00FC693F"/>
     <w:rPr>
-      <w:rFonts w:asciiTheme="majorHAnsi" w:cstheme="majorBidi" w:eastAsiaTheme="majorEastAsia" w:hAnsiTheme="majorHAnsi"/>
+      <w:rFonts w:asciiTheme="majorHAnsi" w:cstheme="majorBidi" w:hAnsiTheme="majorHAnsi" w:eastAsia="黑体"/>
       <w:i/>
       <w:iCs/>
       <w:color w:themeColor="accent1" w:val="4F81BD"/>
@@ -4057,6 +4390,7 @@
       <w:spacing w:after="120"/>
     </w:pPr>
     <w:rPr>
+      <w:rFonts w:eastAsia="黑体"/>
       <w:sz w:val="16"/>
       <w:szCs w:val="16"/>
     </w:rPr>
@@ -4068,6 +4402,7 @@
     <w:uiPriority w:val="99"/>
     <w:rsid w:val="00AA1D8D"/>
     <w:rPr>
+      <w:rFonts w:eastAsia="黑体"/>
       <w:sz w:val="16"/>
       <w:szCs w:val="16"/>
     </w:rPr>
@@ -4237,7 +4572,7 @@
       </w:tabs>
     </w:pPr>
     <w:rPr>
-      <w:rFonts w:ascii="Courier" w:hAnsi="Courier"/>
+      <w:rFonts w:ascii="Courier" w:hAnsi="Courier" w:eastAsia="黑体"/>
       <w:sz w:val="20"/>
       <w:szCs w:val="20"/>
     </w:rPr>
@@ -4249,7 +4584,7 @@
     <w:uiPriority w:val="99"/>
     <w:rsid w:val="0029639D"/>
     <w:rPr>
-      <w:rFonts w:ascii="Courier" w:hAnsi="Courier"/>
+      <w:rFonts w:ascii="Courier" w:hAnsi="Courier" w:eastAsia="黑体"/>
       <w:sz w:val="20"/>
       <w:szCs w:val="20"/>
     </w:rPr>
@@ -4285,6 +4620,7 @@
     <w:uiPriority w:val="29"/>
     <w:rsid w:val="00FC693F"/>
     <w:rPr>
+      <w:rFonts w:eastAsia="黑体"/>
       <w:i/>
       <w:iCs/>
       <w:color w:themeColor="text1" w:val="000000"/>
@@ -4298,7 +4634,7 @@
     <w:semiHidden/>
     <w:rsid w:val="00FC693F"/>
     <w:rPr>
-      <w:rFonts w:asciiTheme="majorHAnsi" w:cstheme="majorBidi" w:eastAsiaTheme="majorEastAsia" w:hAnsiTheme="majorHAnsi"/>
+      <w:rFonts w:asciiTheme="majorHAnsi" w:cstheme="majorBidi" w:hAnsiTheme="majorHAnsi" w:eastAsia="黑体"/>
       <w:b/>
       <w:bCs/>
       <w:i/>
@@ -4314,7 +4650,7 @@
     <w:semiHidden/>
     <w:rsid w:val="00FC693F"/>
     <w:rPr>
-      <w:rFonts w:asciiTheme="majorHAnsi" w:cstheme="majorBidi" w:eastAsiaTheme="majorEastAsia" w:hAnsiTheme="majorHAnsi"/>
+      <w:rFonts w:asciiTheme="majorHAnsi" w:cstheme="majorBidi" w:hAnsiTheme="majorHAnsi" w:eastAsia="黑体"/>
       <w:color w:themeColor="accent1" w:themeShade="7F" w:val="243F60"/>
     </w:rPr>
   </w:style>
@@ -4326,7 +4662,7 @@
     <w:semiHidden/>
     <w:rsid w:val="00FC693F"/>
     <w:rPr>
-      <w:rFonts w:asciiTheme="majorHAnsi" w:cstheme="majorBidi" w:eastAsiaTheme="majorEastAsia" w:hAnsiTheme="majorHAnsi"/>
+      <w:rFonts w:asciiTheme="majorHAnsi" w:cstheme="majorBidi" w:hAnsiTheme="majorHAnsi" w:eastAsia="黑体"/>
       <w:i/>
       <w:iCs/>
       <w:color w:themeColor="accent1" w:themeShade="7F" w:val="243F60"/>
@@ -4340,7 +4676,7 @@
     <w:semiHidden/>
     <w:rsid w:val="00FC693F"/>
     <w:rPr>
-      <w:rFonts w:asciiTheme="majorHAnsi" w:cstheme="majorBidi" w:eastAsiaTheme="majorEastAsia" w:hAnsiTheme="majorHAnsi"/>
+      <w:rFonts w:asciiTheme="majorHAnsi" w:cstheme="majorBidi" w:hAnsiTheme="majorHAnsi" w:eastAsia="黑体"/>
       <w:i/>
       <w:iCs/>
       <w:color w:themeColor="text1" w:themeTint="BF" w:val="404040"/>
@@ -4354,7 +4690,7 @@
     <w:semiHidden/>
     <w:rsid w:val="00FC693F"/>
     <w:rPr>
-      <w:rFonts w:asciiTheme="majorHAnsi" w:cstheme="majorBidi" w:eastAsiaTheme="majorEastAsia" w:hAnsiTheme="majorHAnsi"/>
+      <w:rFonts w:asciiTheme="majorHAnsi" w:cstheme="majorBidi" w:hAnsiTheme="majorHAnsi" w:eastAsia="黑体"/>
       <w:color w:themeColor="accent1" w:val="4F81BD"/>
       <w:sz w:val="20"/>
       <w:szCs w:val="20"/>
@@ -4368,7 +4704,7 @@
     <w:semiHidden/>
     <w:rsid w:val="00FC693F"/>
     <w:rPr>
-      <w:rFonts w:asciiTheme="majorHAnsi" w:cstheme="majorBidi" w:eastAsiaTheme="majorEastAsia" w:hAnsiTheme="majorHAnsi"/>
+      <w:rFonts w:asciiTheme="majorHAnsi" w:cstheme="majorBidi" w:hAnsiTheme="majorHAnsi" w:eastAsia="黑体"/>
       <w:i/>
       <w:iCs/>
       <w:color w:themeColor="text1" w:themeTint="BF" w:val="404040"/>
@@ -4389,6 +4725,7 @@
       <w:spacing w:line="240" w:lineRule="auto"/>
     </w:pPr>
     <w:rPr>
+      <w:rFonts w:eastAsia="黑体"/>
       <w:b/>
       <w:bCs/>
       <w:color w:themeColor="accent1" w:val="4F81BD"/>
@@ -4403,6 +4740,7 @@
     <w:qFormat/>
     <w:rsid w:val="00FC693F"/>
     <w:rPr>
+      <w:rFonts w:eastAsia="黑体"/>
       <w:b/>
       <w:bCs/>
     </w:rPr>
@@ -4414,6 +4752,7 @@
     <w:qFormat/>
     <w:rsid w:val="00FC693F"/>
     <w:rPr>
+      <w:rFonts w:eastAsia="黑体"/>
       <w:i/>
       <w:iCs/>
     </w:rPr>
@@ -4434,6 +4773,7 @@
       <w:ind w:left="936" w:right="936"/>
     </w:pPr>
     <w:rPr>
+      <w:rFonts w:eastAsia="黑体"/>
       <w:b/>
       <w:bCs/>
       <w:i/>
@@ -4448,6 +4788,7 @@
     <w:uiPriority w:val="30"/>
     <w:rsid w:val="00FC693F"/>
     <w:rPr>
+      <w:rFonts w:eastAsia="黑体"/>
       <w:b/>
       <w:bCs/>
       <w:i/>
@@ -4462,6 +4803,7 @@
     <w:qFormat/>
     <w:rsid w:val="00FC693F"/>
     <w:rPr>
+      <w:rFonts w:eastAsia="黑体"/>
       <w:i/>
       <w:iCs/>
       <w:color w:themeColor="text1" w:themeTint="7F" w:val="808080"/>
@@ -4474,6 +4816,7 @@
     <w:qFormat/>
     <w:rsid w:val="00FC693F"/>
     <w:rPr>
+      <w:rFonts w:eastAsia="黑体"/>
       <w:b/>
       <w:bCs/>
       <w:i/>
@@ -4488,6 +4831,7 @@
     <w:qFormat/>
     <w:rsid w:val="00FC693F"/>
     <w:rPr>
+      <w:rFonts w:eastAsia="黑体"/>
       <w:smallCaps/>
       <w:color w:themeColor="accent2" w:val="C0504D"/>
       <w:u w:val="single"/>
@@ -4500,6 +4844,7 @@
     <w:qFormat/>
     <w:rsid w:val="00FC693F"/>
     <w:rPr>
+      <w:rFonts w:eastAsia="黑体"/>
       <w:b/>
       <w:bCs/>
       <w:smallCaps/>
@@ -4515,6 +4860,7 @@
     <w:qFormat/>
     <w:rsid w:val="00FC693F"/>
     <w:rPr>
+      <w:rFonts w:eastAsia="黑体"/>
       <w:b/>
       <w:bCs/>
       <w:smallCaps/>
@@ -4569,6 +4915,7 @@
       <w:spacing w:after="0" w:line="240" w:lineRule="auto"/>
     </w:pPr>
     <w:rPr>
+      <w:rFonts w:eastAsia="黑体"/>
       <w:color w:themeColor="text1" w:themeShade="BF" w:val="000000"/>
     </w:rPr>
     <w:tblPr>
@@ -4591,6 +4938,7 @@
         <w:spacing w:after="0" w:before="0" w:line="240" w:lineRule="auto"/>
       </w:pPr>
       <w:rPr>
+        <w:rFonts w:eastAsia="黑体"/>
         <w:b/>
         <w:bCs/>
       </w:rPr>
@@ -4611,6 +4959,7 @@
         <w:spacing w:after="0" w:before="0" w:line="240" w:lineRule="auto"/>
       </w:pPr>
       <w:rPr>
+        <w:rFonts w:eastAsia="黑体"/>
         <w:b/>
         <w:bCs/>
       </w:rPr>
@@ -4628,12 +4977,14 @@
     </w:tblStylePr>
     <w:tblStylePr w:type="firstCol">
       <w:rPr>
+        <w:rFonts w:eastAsia="黑体"/>
         <w:b/>
         <w:bCs/>
       </w:rPr>
     </w:tblStylePr>
     <w:tblStylePr w:type="lastCol">
       <w:rPr>
+        <w:rFonts w:eastAsia="黑体"/>
         <w:b/>
         <w:bCs/>
       </w:rPr>
@@ -4672,6 +5023,7 @@
       <w:spacing w:after="0" w:line="240" w:lineRule="auto"/>
     </w:pPr>
     <w:rPr>
+      <w:rFonts w:eastAsia="黑体"/>
       <w:color w:themeColor="accent1" w:themeShade="BF" w:val="365F91"/>
     </w:rPr>
     <w:tblPr>
@@ -4694,6 +5046,7 @@
         <w:spacing w:after="0" w:before="0" w:line="240" w:lineRule="auto"/>
       </w:pPr>
       <w:rPr>
+        <w:rFonts w:eastAsia="黑体"/>
         <w:b/>
         <w:bCs/>
       </w:rPr>
@@ -4714,6 +5067,7 @@
         <w:spacing w:after="0" w:before="0" w:line="240" w:lineRule="auto"/>
       </w:pPr>
       <w:rPr>
+        <w:rFonts w:eastAsia="黑体"/>
         <w:b/>
         <w:bCs/>
       </w:rPr>
@@ -4731,12 +5085,14 @@
     </w:tblStylePr>
     <w:tblStylePr w:type="firstCol">
       <w:rPr>
+        <w:rFonts w:eastAsia="黑体"/>
         <w:b/>
         <w:bCs/>
       </w:rPr>
     </w:tblStylePr>
     <w:tblStylePr w:type="lastCol">
       <w:rPr>
+        <w:rFonts w:eastAsia="黑体"/>
         <w:b/>
         <w:bCs/>
       </w:rPr>
@@ -4775,6 +5131,7 @@
       <w:spacing w:after="0" w:line="240" w:lineRule="auto"/>
     </w:pPr>
     <w:rPr>
+      <w:rFonts w:eastAsia="黑体"/>
       <w:color w:themeColor="accent2" w:themeShade="BF" w:val="943634"/>
     </w:rPr>
     <w:tblPr>
@@ -4797,6 +5154,7 @@
         <w:spacing w:after="0" w:before="0" w:line="240" w:lineRule="auto"/>
       </w:pPr>
       <w:rPr>
+        <w:rFonts w:eastAsia="黑体"/>
         <w:b/>
         <w:bCs/>
       </w:rPr>
@@ -4817,6 +5175,7 @@
         <w:spacing w:after="0" w:before="0" w:line="240" w:lineRule="auto"/>
       </w:pPr>
       <w:rPr>
+        <w:rFonts w:eastAsia="黑体"/>
         <w:b/>
         <w:bCs/>
       </w:rPr>
@@ -4834,12 +5193,14 @@
     </w:tblStylePr>
     <w:tblStylePr w:type="firstCol">
       <w:rPr>
+        <w:rFonts w:eastAsia="黑体"/>
         <w:b/>
         <w:bCs/>
       </w:rPr>
     </w:tblStylePr>
     <w:tblStylePr w:type="lastCol">
       <w:rPr>
+        <w:rFonts w:eastAsia="黑体"/>
         <w:b/>
         <w:bCs/>
       </w:rPr>
@@ -4878,6 +5239,7 @@
       <w:spacing w:after="0" w:line="240" w:lineRule="auto"/>
     </w:pPr>
     <w:rPr>
+      <w:rFonts w:eastAsia="黑体"/>
       <w:color w:themeColor="accent3" w:themeShade="BF" w:val="76923C"/>
     </w:rPr>
     <w:tblPr>
@@ -4900,6 +5262,7 @@
         <w:spacing w:after="0" w:before="0" w:line="240" w:lineRule="auto"/>
       </w:pPr>
       <w:rPr>
+        <w:rFonts w:eastAsia="黑体"/>
         <w:b/>
         <w:bCs/>
       </w:rPr>
@@ -4920,6 +5283,7 @@
         <w:spacing w:after="0" w:before="0" w:line="240" w:lineRule="auto"/>
       </w:pPr>
       <w:rPr>
+        <w:rFonts w:eastAsia="黑体"/>
         <w:b/>
         <w:bCs/>
       </w:rPr>
@@ -4937,12 +5301,14 @@
     </w:tblStylePr>
     <w:tblStylePr w:type="firstCol">
       <w:rPr>
+        <w:rFonts w:eastAsia="黑体"/>
         <w:b/>
         <w:bCs/>
       </w:rPr>
     </w:tblStylePr>
     <w:tblStylePr w:type="lastCol">
       <w:rPr>
+        <w:rFonts w:eastAsia="黑体"/>
         <w:b/>
         <w:bCs/>
       </w:rPr>
@@ -4981,6 +5347,7 @@
       <w:spacing w:after="0" w:line="240" w:lineRule="auto"/>
     </w:pPr>
     <w:rPr>
+      <w:rFonts w:eastAsia="黑体"/>
       <w:color w:themeColor="accent4" w:themeShade="BF" w:val="5F497A"/>
     </w:rPr>
     <w:tblPr>
@@ -5003,6 +5370,7 @@
         <w:spacing w:after="0" w:before="0" w:line="240" w:lineRule="auto"/>
       </w:pPr>
       <w:rPr>
+        <w:rFonts w:eastAsia="黑体"/>
         <w:b/>
         <w:bCs/>
       </w:rPr>
@@ -5023,6 +5391,7 @@
         <w:spacing w:after="0" w:before="0" w:line="240" w:lineRule="auto"/>
       </w:pPr>
       <w:rPr>
+        <w:rFonts w:eastAsia="黑体"/>
         <w:b/>
         <w:bCs/>
       </w:rPr>
@@ -5040,12 +5409,14 @@
     </w:tblStylePr>
     <w:tblStylePr w:type="firstCol">
       <w:rPr>
+        <w:rFonts w:eastAsia="黑体"/>
         <w:b/>
         <w:bCs/>
       </w:rPr>
     </w:tblStylePr>
     <w:tblStylePr w:type="lastCol">
       <w:rPr>
+        <w:rFonts w:eastAsia="黑体"/>
         <w:b/>
         <w:bCs/>
       </w:rPr>
@@ -5084,6 +5455,7 @@
       <w:spacing w:after="0" w:line="240" w:lineRule="auto"/>
     </w:pPr>
     <w:rPr>
+      <w:rFonts w:eastAsia="黑体"/>
       <w:color w:themeColor="accent5" w:themeShade="BF" w:val="31849B"/>
     </w:rPr>
     <w:tblPr>
@@ -5106,6 +5478,7 @@
         <w:spacing w:after="0" w:before="0" w:line="240" w:lineRule="auto"/>
       </w:pPr>
       <w:rPr>
+        <w:rFonts w:eastAsia="黑体"/>
         <w:b/>
         <w:bCs/>
       </w:rPr>
@@ -5126,6 +5499,7 @@
         <w:spacing w:after="0" w:before="0" w:line="240" w:lineRule="auto"/>
       </w:pPr>
       <w:rPr>
+        <w:rFonts w:eastAsia="黑体"/>
         <w:b/>
         <w:bCs/>
       </w:rPr>
@@ -5143,12 +5517,14 @@
     </w:tblStylePr>
     <w:tblStylePr w:type="firstCol">
       <w:rPr>
+        <w:rFonts w:eastAsia="黑体"/>
         <w:b/>
         <w:bCs/>
       </w:rPr>
     </w:tblStylePr>
     <w:tblStylePr w:type="lastCol">
       <w:rPr>
+        <w:rFonts w:eastAsia="黑体"/>
         <w:b/>
         <w:bCs/>
       </w:rPr>
@@ -5187,6 +5563,7 @@
       <w:spacing w:after="0" w:line="240" w:lineRule="auto"/>
     </w:pPr>
     <w:rPr>
+      <w:rFonts w:eastAsia="黑体"/>
       <w:color w:themeColor="accent6" w:themeShade="BF" w:val="E36C0A"/>
     </w:rPr>
     <w:tblPr>
@@ -5209,6 +5586,7 @@
         <w:spacing w:after="0" w:before="0" w:line="240" w:lineRule="auto"/>
       </w:pPr>
       <w:rPr>
+        <w:rFonts w:eastAsia="黑体"/>
         <w:b/>
         <w:bCs/>
       </w:rPr>
@@ -5229,6 +5607,7 @@
         <w:spacing w:after="0" w:before="0" w:line="240" w:lineRule="auto"/>
       </w:pPr>
       <w:rPr>
+        <w:rFonts w:eastAsia="黑体"/>
         <w:b/>
         <w:bCs/>
       </w:rPr>
@@ -5246,12 +5625,14 @@
     </w:tblStylePr>
     <w:tblStylePr w:type="firstCol">
       <w:rPr>
+        <w:rFonts w:eastAsia="黑体"/>
         <w:b/>
         <w:bCs/>
       </w:rPr>
     </w:tblStylePr>
     <w:tblStylePr w:type="lastCol">
       <w:rPr>
+        <w:rFonts w:eastAsia="黑体"/>
         <w:b/>
         <w:bCs/>
       </w:rPr>
@@ -5311,6 +5692,7 @@
         <w:spacing w:after="0" w:before="0" w:line="240" w:lineRule="auto"/>
       </w:pPr>
       <w:rPr>
+        <w:rFonts w:eastAsia="黑体"/>
         <w:b/>
         <w:bCs/>
         <w:color w:themeColor="background1" w:val="FFFFFF"/>
@@ -5325,6 +5707,7 @@
         <w:spacing w:after="0" w:before="0" w:line="240" w:lineRule="auto"/>
       </w:pPr>
       <w:rPr>
+        <w:rFonts w:eastAsia="黑体"/>
         <w:b/>
         <w:bCs/>
       </w:rPr>
@@ -5340,12 +5723,14 @@
     </w:tblStylePr>
     <w:tblStylePr w:type="firstCol">
       <w:rPr>
+        <w:rFonts w:eastAsia="黑体"/>
         <w:b/>
         <w:bCs/>
       </w:rPr>
     </w:tblStylePr>
     <w:tblStylePr w:type="lastCol">
       <w:rPr>
+        <w:rFonts w:eastAsia="黑体"/>
         <w:b/>
         <w:bCs/>
       </w:rPr>
@@ -5403,6 +5788,7 @@
         <w:spacing w:after="0" w:before="0" w:line="240" w:lineRule="auto"/>
       </w:pPr>
       <w:rPr>
+        <w:rFonts w:eastAsia="黑体"/>
         <w:b/>
         <w:bCs/>
         <w:color w:themeColor="background1" w:val="FFFFFF"/>
@@ -5417,6 +5803,7 @@
         <w:spacing w:after="0" w:before="0" w:line="240" w:lineRule="auto"/>
       </w:pPr>
       <w:rPr>
+        <w:rFonts w:eastAsia="黑体"/>
         <w:b/>
         <w:bCs/>
       </w:rPr>
@@ -5432,12 +5819,14 @@
     </w:tblStylePr>
     <w:tblStylePr w:type="firstCol">
       <w:rPr>
+        <w:rFonts w:eastAsia="黑体"/>
         <w:b/>
         <w:bCs/>
       </w:rPr>
     </w:tblStylePr>
     <w:tblStylePr w:type="lastCol">
       <w:rPr>
+        <w:rFonts w:eastAsia="黑体"/>
         <w:b/>
         <w:bCs/>
       </w:rPr>
@@ -5495,6 +5884,7 @@
         <w:spacing w:after="0" w:before="0" w:line="240" w:lineRule="auto"/>
       </w:pPr>
       <w:rPr>
+        <w:rFonts w:eastAsia="黑体"/>
         <w:b/>
         <w:bCs/>
         <w:color w:themeColor="background1" w:val="FFFFFF"/>
@@ -5509,6 +5899,7 @@
         <w:spacing w:after="0" w:before="0" w:line="240" w:lineRule="auto"/>
       </w:pPr>
       <w:rPr>
+        <w:rFonts w:eastAsia="黑体"/>
         <w:b/>
         <w:bCs/>
       </w:rPr>
@@ -5524,12 +5915,14 @@
     </w:tblStylePr>
     <w:tblStylePr w:type="firstCol">
       <w:rPr>
+        <w:rFonts w:eastAsia="黑体"/>
         <w:b/>
         <w:bCs/>
       </w:rPr>
     </w:tblStylePr>
     <w:tblStylePr w:type="lastCol">
       <w:rPr>
+        <w:rFonts w:eastAsia="黑体"/>
         <w:b/>
         <w:bCs/>
       </w:rPr>
@@ -5587,6 +5980,7 @@
         <w:spacing w:after="0" w:before="0" w:line="240" w:lineRule="auto"/>
       </w:pPr>
       <w:rPr>
+        <w:rFonts w:eastAsia="黑体"/>
         <w:b/>
         <w:bCs/>
         <w:color w:themeColor="background1" w:val="FFFFFF"/>
@@ -5601,6 +5995,7 @@
         <w:spacing w:after="0" w:before="0" w:line="240" w:lineRule="auto"/>
       </w:pPr>
       <w:rPr>
+        <w:rFonts w:eastAsia="黑体"/>
         <w:b/>
         <w:bCs/>
       </w:rPr>
@@ -5616,12 +6011,14 @@
     </w:tblStylePr>
     <w:tblStylePr w:type="firstCol">
       <w:rPr>
+        <w:rFonts w:eastAsia="黑体"/>
         <w:b/>
         <w:bCs/>
       </w:rPr>
     </w:tblStylePr>
     <w:tblStylePr w:type="lastCol">
       <w:rPr>
+        <w:rFonts w:eastAsia="黑体"/>
         <w:b/>
         <w:bCs/>
       </w:rPr>
@@ -5679,6 +6076,7 @@
         <w:spacing w:after="0" w:before="0" w:line="240" w:lineRule="auto"/>
       </w:pPr>
       <w:rPr>
+        <w:rFonts w:eastAsia="黑体"/>
         <w:b/>
         <w:bCs/>
         <w:color w:themeColor="background1" w:val="FFFFFF"/>
@@ -5693,6 +6091,7 @@
         <w:spacing w:after="0" w:before="0" w:line="240" w:lineRule="auto"/>
       </w:pPr>
       <w:rPr>
+        <w:rFonts w:eastAsia="黑体"/>
         <w:b/>
         <w:bCs/>
       </w:rPr>
@@ -5708,12 +6107,14 @@
     </w:tblStylePr>
     <w:tblStylePr w:type="firstCol">
       <w:rPr>
+        <w:rFonts w:eastAsia="黑体"/>
         <w:b/>
         <w:bCs/>
       </w:rPr>
     </w:tblStylePr>
     <w:tblStylePr w:type="lastCol">
       <w:rPr>
+        <w:rFonts w:eastAsia="黑体"/>
         <w:b/>
         <w:bCs/>
       </w:rPr>
@@ -5771,6 +6172,7 @@
         <w:spacing w:after="0" w:before="0" w:line="240" w:lineRule="auto"/>
       </w:pPr>
       <w:rPr>
+        <w:rFonts w:eastAsia="黑体"/>
         <w:b/>
         <w:bCs/>
         <w:color w:themeColor="background1" w:val="FFFFFF"/>
@@ -5785,6 +6187,7 @@
         <w:spacing w:after="0" w:before="0" w:line="240" w:lineRule="auto"/>
       </w:pPr>
       <w:rPr>
+        <w:rFonts w:eastAsia="黑体"/>
         <w:b/>
         <w:bCs/>
       </w:rPr>
@@ -5800,12 +6203,14 @@
     </w:tblStylePr>
     <w:tblStylePr w:type="firstCol">
       <w:rPr>
+        <w:rFonts w:eastAsia="黑体"/>
         <w:b/>
         <w:bCs/>
       </w:rPr>
     </w:tblStylePr>
     <w:tblStylePr w:type="lastCol">
       <w:rPr>
+        <w:rFonts w:eastAsia="黑体"/>
         <w:b/>
         <w:bCs/>
       </w:rPr>
@@ -5863,6 +6268,7 @@
         <w:spacing w:after="0" w:before="0" w:line="240" w:lineRule="auto"/>
       </w:pPr>
       <w:rPr>
+        <w:rFonts w:eastAsia="黑体"/>
         <w:b/>
         <w:bCs/>
         <w:color w:themeColor="background1" w:val="FFFFFF"/>
@@ -5877,6 +6283,7 @@
         <w:spacing w:after="0" w:before="0" w:line="240" w:lineRule="auto"/>
       </w:pPr>
       <w:rPr>
+        <w:rFonts w:eastAsia="黑体"/>
         <w:b/>
         <w:bCs/>
       </w:rPr>
@@ -5892,12 +6299,14 @@
     </w:tblStylePr>
     <w:tblStylePr w:type="firstCol">
       <w:rPr>
+        <w:rFonts w:eastAsia="黑体"/>
         <w:b/>
         <w:bCs/>
       </w:rPr>
     </w:tblStylePr>
     <w:tblStylePr w:type="lastCol">
       <w:rPr>
+        <w:rFonts w:eastAsia="黑体"/>
         <w:b/>
         <w:bCs/>
       </w:rPr>
@@ -5957,7 +6366,7 @@
         <w:spacing w:after="0" w:before="0" w:line="240" w:lineRule="auto"/>
       </w:pPr>
       <w:rPr>
-        <w:rFonts w:asciiTheme="majorHAnsi" w:cstheme="majorBidi" w:eastAsiaTheme="majorEastAsia" w:hAnsiTheme="majorHAnsi"/>
+        <w:rFonts w:asciiTheme="majorHAnsi" w:cstheme="majorBidi" w:hAnsiTheme="majorHAnsi" w:eastAsia="黑体"/>
         <w:b/>
         <w:bCs/>
       </w:rPr>
@@ -5978,7 +6387,7 @@
         <w:spacing w:after="0" w:before="0" w:line="240" w:lineRule="auto"/>
       </w:pPr>
       <w:rPr>
-        <w:rFonts w:asciiTheme="majorHAnsi" w:cstheme="majorBidi" w:eastAsiaTheme="majorEastAsia" w:hAnsiTheme="majorHAnsi"/>
+        <w:rFonts w:asciiTheme="majorHAnsi" w:cstheme="majorBidi" w:hAnsiTheme="majorHAnsi" w:eastAsia="黑体"/>
         <w:b/>
         <w:bCs/>
       </w:rPr>
@@ -5996,14 +6405,14 @@
     </w:tblStylePr>
     <w:tblStylePr w:type="firstCol">
       <w:rPr>
-        <w:rFonts w:asciiTheme="majorHAnsi" w:cstheme="majorBidi" w:eastAsiaTheme="majorEastAsia" w:hAnsiTheme="majorHAnsi"/>
+        <w:rFonts w:asciiTheme="majorHAnsi" w:cstheme="majorBidi" w:hAnsiTheme="majorHAnsi" w:eastAsia="黑体"/>
         <w:b/>
         <w:bCs/>
       </w:rPr>
     </w:tblStylePr>
     <w:tblStylePr w:type="lastCol">
       <w:rPr>
-        <w:rFonts w:asciiTheme="majorHAnsi" w:cstheme="majorBidi" w:eastAsiaTheme="majorEastAsia" w:hAnsiTheme="majorHAnsi"/>
+        <w:rFonts w:asciiTheme="majorHAnsi" w:cstheme="majorBidi" w:hAnsiTheme="majorHAnsi" w:eastAsia="黑体"/>
         <w:b/>
         <w:bCs/>
       </w:rPr>
@@ -6087,7 +6496,7 @@
         <w:spacing w:after="0" w:before="0" w:line="240" w:lineRule="auto"/>
       </w:pPr>
       <w:rPr>
-        <w:rFonts w:asciiTheme="majorHAnsi" w:cstheme="majorBidi" w:eastAsiaTheme="majorEastAsia" w:hAnsiTheme="majorHAnsi"/>
+        <w:rFonts w:asciiTheme="majorHAnsi" w:cstheme="majorBidi" w:hAnsiTheme="majorHAnsi" w:eastAsia="黑体"/>
         <w:b/>
         <w:bCs/>
       </w:rPr>
@@ -6108,7 +6517,7 @@
         <w:spacing w:after="0" w:before="0" w:line="240" w:lineRule="auto"/>
       </w:pPr>
       <w:rPr>
-        <w:rFonts w:asciiTheme="majorHAnsi" w:cstheme="majorBidi" w:eastAsiaTheme="majorEastAsia" w:hAnsiTheme="majorHAnsi"/>
+        <w:rFonts w:asciiTheme="majorHAnsi" w:cstheme="majorBidi" w:hAnsiTheme="majorHAnsi" w:eastAsia="黑体"/>
         <w:b/>
         <w:bCs/>
       </w:rPr>
@@ -6126,14 +6535,14 @@
     </w:tblStylePr>
     <w:tblStylePr w:type="firstCol">
       <w:rPr>
-        <w:rFonts w:asciiTheme="majorHAnsi" w:cstheme="majorBidi" w:eastAsiaTheme="majorEastAsia" w:hAnsiTheme="majorHAnsi"/>
+        <w:rFonts w:asciiTheme="majorHAnsi" w:cstheme="majorBidi" w:hAnsiTheme="majorHAnsi" w:eastAsia="黑体"/>
         <w:b/>
         <w:bCs/>
       </w:rPr>
     </w:tblStylePr>
     <w:tblStylePr w:type="lastCol">
       <w:rPr>
-        <w:rFonts w:asciiTheme="majorHAnsi" w:cstheme="majorBidi" w:eastAsiaTheme="majorEastAsia" w:hAnsiTheme="majorHAnsi"/>
+        <w:rFonts w:asciiTheme="majorHAnsi" w:cstheme="majorBidi" w:hAnsiTheme="majorHAnsi" w:eastAsia="黑体"/>
         <w:b/>
         <w:bCs/>
       </w:rPr>
@@ -6217,7 +6626,7 @@
         <w:spacing w:after="0" w:before="0" w:line="240" w:lineRule="auto"/>
       </w:pPr>
       <w:rPr>
-        <w:rFonts w:asciiTheme="majorHAnsi" w:cstheme="majorBidi" w:eastAsiaTheme="majorEastAsia" w:hAnsiTheme="majorHAnsi"/>
+        <w:rFonts w:asciiTheme="majorHAnsi" w:cstheme="majorBidi" w:hAnsiTheme="majorHAnsi" w:eastAsia="黑体"/>
         <w:b/>
         <w:bCs/>
       </w:rPr>
@@ -6238,7 +6647,7 @@
         <w:spacing w:after="0" w:before="0" w:line="240" w:lineRule="auto"/>
       </w:pPr>
       <w:rPr>
-        <w:rFonts w:asciiTheme="majorHAnsi" w:cstheme="majorBidi" w:eastAsiaTheme="majorEastAsia" w:hAnsiTheme="majorHAnsi"/>
+        <w:rFonts w:asciiTheme="majorHAnsi" w:cstheme="majorBidi" w:hAnsiTheme="majorHAnsi" w:eastAsia="黑体"/>
         <w:b/>
         <w:bCs/>
       </w:rPr>
@@ -6256,14 +6665,14 @@
     </w:tblStylePr>
     <w:tblStylePr w:type="firstCol">
       <w:rPr>
-        <w:rFonts w:asciiTheme="majorHAnsi" w:cstheme="majorBidi" w:eastAsiaTheme="majorEastAsia" w:hAnsiTheme="majorHAnsi"/>
+        <w:rFonts w:asciiTheme="majorHAnsi" w:cstheme="majorBidi" w:hAnsiTheme="majorHAnsi" w:eastAsia="黑体"/>
         <w:b/>
         <w:bCs/>
       </w:rPr>
     </w:tblStylePr>
     <w:tblStylePr w:type="lastCol">
       <w:rPr>
-        <w:rFonts w:asciiTheme="majorHAnsi" w:cstheme="majorBidi" w:eastAsiaTheme="majorEastAsia" w:hAnsiTheme="majorHAnsi"/>
+        <w:rFonts w:asciiTheme="majorHAnsi" w:cstheme="majorBidi" w:hAnsiTheme="majorHAnsi" w:eastAsia="黑体"/>
         <w:b/>
         <w:bCs/>
       </w:rPr>
@@ -6347,7 +6756,7 @@
         <w:spacing w:after="0" w:before="0" w:line="240" w:lineRule="auto"/>
       </w:pPr>
       <w:rPr>
-        <w:rFonts w:asciiTheme="majorHAnsi" w:cstheme="majorBidi" w:eastAsiaTheme="majorEastAsia" w:hAnsiTheme="majorHAnsi"/>
+        <w:rFonts w:asciiTheme="majorHAnsi" w:cstheme="majorBidi" w:hAnsiTheme="majorHAnsi" w:eastAsia="黑体"/>
         <w:b/>
         <w:bCs/>
       </w:rPr>
@@ -6368,7 +6777,7 @@
         <w:spacing w:after="0" w:before="0" w:line="240" w:lineRule="auto"/>
       </w:pPr>
       <w:rPr>
-        <w:rFonts w:asciiTheme="majorHAnsi" w:cstheme="majorBidi" w:eastAsiaTheme="majorEastAsia" w:hAnsiTheme="majorHAnsi"/>
+        <w:rFonts w:asciiTheme="majorHAnsi" w:cstheme="majorBidi" w:hAnsiTheme="majorHAnsi" w:eastAsia="黑体"/>
         <w:b/>
         <w:bCs/>
       </w:rPr>
@@ -6386,14 +6795,14 @@
     </w:tblStylePr>
     <w:tblStylePr w:type="firstCol">
       <w:rPr>
-        <w:rFonts w:asciiTheme="majorHAnsi" w:cstheme="majorBidi" w:eastAsiaTheme="majorEastAsia" w:hAnsiTheme="majorHAnsi"/>
+        <w:rFonts w:asciiTheme="majorHAnsi" w:cstheme="majorBidi" w:hAnsiTheme="majorHAnsi" w:eastAsia="黑体"/>
         <w:b/>
         <w:bCs/>
       </w:rPr>
     </w:tblStylePr>
     <w:tblStylePr w:type="lastCol">
       <w:rPr>
-        <w:rFonts w:asciiTheme="majorHAnsi" w:cstheme="majorBidi" w:eastAsiaTheme="majorEastAsia" w:hAnsiTheme="majorHAnsi"/>
+        <w:rFonts w:asciiTheme="majorHAnsi" w:cstheme="majorBidi" w:hAnsiTheme="majorHAnsi" w:eastAsia="黑体"/>
         <w:b/>
         <w:bCs/>
       </w:rPr>
@@ -6477,7 +6886,7 @@
         <w:spacing w:after="0" w:before="0" w:line="240" w:lineRule="auto"/>
       </w:pPr>
       <w:rPr>
-        <w:rFonts w:asciiTheme="majorHAnsi" w:cstheme="majorBidi" w:eastAsiaTheme="majorEastAsia" w:hAnsiTheme="majorHAnsi"/>
+        <w:rFonts w:asciiTheme="majorHAnsi" w:cstheme="majorBidi" w:hAnsiTheme="majorHAnsi" w:eastAsia="黑体"/>
         <w:b/>
         <w:bCs/>
       </w:rPr>
@@ -6498,7 +6907,7 @@
         <w:spacing w:after="0" w:before="0" w:line="240" w:lineRule="auto"/>
       </w:pPr>
       <w:rPr>
-        <w:rFonts w:asciiTheme="majorHAnsi" w:cstheme="majorBidi" w:eastAsiaTheme="majorEastAsia" w:hAnsiTheme="majorHAnsi"/>
+        <w:rFonts w:asciiTheme="majorHAnsi" w:cstheme="majorBidi" w:hAnsiTheme="majorHAnsi" w:eastAsia="黑体"/>
         <w:b/>
         <w:bCs/>
       </w:rPr>
@@ -6516,14 +6925,14 @@
     </w:tblStylePr>
     <w:tblStylePr w:type="firstCol">
       <w:rPr>
-        <w:rFonts w:asciiTheme="majorHAnsi" w:cstheme="majorBidi" w:eastAsiaTheme="majorEastAsia" w:hAnsiTheme="majorHAnsi"/>
+        <w:rFonts w:asciiTheme="majorHAnsi" w:cstheme="majorBidi" w:hAnsiTheme="majorHAnsi" w:eastAsia="黑体"/>
         <w:b/>
         <w:bCs/>
       </w:rPr>
     </w:tblStylePr>
     <w:tblStylePr w:type="lastCol">
       <w:rPr>
-        <w:rFonts w:asciiTheme="majorHAnsi" w:cstheme="majorBidi" w:eastAsiaTheme="majorEastAsia" w:hAnsiTheme="majorHAnsi"/>
+        <w:rFonts w:asciiTheme="majorHAnsi" w:cstheme="majorBidi" w:hAnsiTheme="majorHAnsi" w:eastAsia="黑体"/>
         <w:b/>
         <w:bCs/>
       </w:rPr>
@@ -6607,7 +7016,7 @@
         <w:spacing w:after="0" w:before="0" w:line="240" w:lineRule="auto"/>
       </w:pPr>
       <w:rPr>
-        <w:rFonts w:asciiTheme="majorHAnsi" w:cstheme="majorBidi" w:eastAsiaTheme="majorEastAsia" w:hAnsiTheme="majorHAnsi"/>
+        <w:rFonts w:asciiTheme="majorHAnsi" w:cstheme="majorBidi" w:hAnsiTheme="majorHAnsi" w:eastAsia="黑体"/>
         <w:b/>
         <w:bCs/>
       </w:rPr>
@@ -6628,7 +7037,7 @@
         <w:spacing w:after="0" w:before="0" w:line="240" w:lineRule="auto"/>
       </w:pPr>
       <w:rPr>
-        <w:rFonts w:asciiTheme="majorHAnsi" w:cstheme="majorBidi" w:eastAsiaTheme="majorEastAsia" w:hAnsiTheme="majorHAnsi"/>
+        <w:rFonts w:asciiTheme="majorHAnsi" w:cstheme="majorBidi" w:hAnsiTheme="majorHAnsi" w:eastAsia="黑体"/>
         <w:b/>
         <w:bCs/>
       </w:rPr>
@@ -6646,14 +7055,14 @@
     </w:tblStylePr>
     <w:tblStylePr w:type="firstCol">
       <w:rPr>
-        <w:rFonts w:asciiTheme="majorHAnsi" w:cstheme="majorBidi" w:eastAsiaTheme="majorEastAsia" w:hAnsiTheme="majorHAnsi"/>
+        <w:rFonts w:asciiTheme="majorHAnsi" w:cstheme="majorBidi" w:hAnsiTheme="majorHAnsi" w:eastAsia="黑体"/>
         <w:b/>
         <w:bCs/>
       </w:rPr>
     </w:tblStylePr>
     <w:tblStylePr w:type="lastCol">
       <w:rPr>
-        <w:rFonts w:asciiTheme="majorHAnsi" w:cstheme="majorBidi" w:eastAsiaTheme="majorEastAsia" w:hAnsiTheme="majorHAnsi"/>
+        <w:rFonts w:asciiTheme="majorHAnsi" w:cstheme="majorBidi" w:hAnsiTheme="majorHAnsi" w:eastAsia="黑体"/>
         <w:b/>
         <w:bCs/>
       </w:rPr>
@@ -6737,7 +7146,7 @@
         <w:spacing w:after="0" w:before="0" w:line="240" w:lineRule="auto"/>
       </w:pPr>
       <w:rPr>
-        <w:rFonts w:asciiTheme="majorHAnsi" w:cstheme="majorBidi" w:eastAsiaTheme="majorEastAsia" w:hAnsiTheme="majorHAnsi"/>
+        <w:rFonts w:asciiTheme="majorHAnsi" w:cstheme="majorBidi" w:hAnsiTheme="majorHAnsi" w:eastAsia="黑体"/>
         <w:b/>
         <w:bCs/>
       </w:rPr>
@@ -6758,7 +7167,7 @@
         <w:spacing w:after="0" w:before="0" w:line="240" w:lineRule="auto"/>
       </w:pPr>
       <w:rPr>
-        <w:rFonts w:asciiTheme="majorHAnsi" w:cstheme="majorBidi" w:eastAsiaTheme="majorEastAsia" w:hAnsiTheme="majorHAnsi"/>
+        <w:rFonts w:asciiTheme="majorHAnsi" w:cstheme="majorBidi" w:hAnsiTheme="majorHAnsi" w:eastAsia="黑体"/>
         <w:b/>
         <w:bCs/>
       </w:rPr>
@@ -6776,14 +7185,14 @@
     </w:tblStylePr>
     <w:tblStylePr w:type="firstCol">
       <w:rPr>
-        <w:rFonts w:asciiTheme="majorHAnsi" w:cstheme="majorBidi" w:eastAsiaTheme="majorEastAsia" w:hAnsiTheme="majorHAnsi"/>
+        <w:rFonts w:asciiTheme="majorHAnsi" w:cstheme="majorBidi" w:hAnsiTheme="majorHAnsi" w:eastAsia="黑体"/>
         <w:b/>
         <w:bCs/>
       </w:rPr>
     </w:tblStylePr>
     <w:tblStylePr w:type="lastCol">
       <w:rPr>
-        <w:rFonts w:asciiTheme="majorHAnsi" w:cstheme="majorBidi" w:eastAsiaTheme="majorEastAsia" w:hAnsiTheme="majorHAnsi"/>
+        <w:rFonts w:asciiTheme="majorHAnsi" w:cstheme="majorBidi" w:hAnsiTheme="majorHAnsi" w:eastAsia="黑体"/>
         <w:b/>
         <w:bCs/>
       </w:rPr>
@@ -6866,6 +7275,7 @@
         <w:spacing w:after="0" w:before="0" w:line="240" w:lineRule="auto"/>
       </w:pPr>
       <w:rPr>
+        <w:rFonts w:eastAsia="黑体"/>
         <w:b/>
         <w:bCs/>
         <w:color w:themeColor="background1" w:val="FFFFFF"/>
@@ -6888,6 +7298,7 @@
         <w:spacing w:after="0" w:before="0" w:line="240" w:lineRule="auto"/>
       </w:pPr>
       <w:rPr>
+        <w:rFonts w:eastAsia="黑体"/>
         <w:b/>
         <w:bCs/>
       </w:rPr>
@@ -6905,12 +7316,14 @@
     </w:tblStylePr>
     <w:tblStylePr w:type="firstCol">
       <w:rPr>
+        <w:rFonts w:eastAsia="黑体"/>
         <w:b/>
         <w:bCs/>
       </w:rPr>
     </w:tblStylePr>
     <w:tblStylePr w:type="lastCol">
       <w:rPr>
+        <w:rFonts w:eastAsia="黑体"/>
         <w:b/>
         <w:bCs/>
       </w:rPr>
@@ -6972,6 +7385,7 @@
         <w:spacing w:after="0" w:before="0" w:line="240" w:lineRule="auto"/>
       </w:pPr>
       <w:rPr>
+        <w:rFonts w:eastAsia="黑体"/>
         <w:b/>
         <w:bCs/>
         <w:color w:themeColor="background1" w:val="FFFFFF"/>
@@ -6994,6 +7408,7 @@
         <w:spacing w:after="0" w:before="0" w:line="240" w:lineRule="auto"/>
       </w:pPr>
       <w:rPr>
+        <w:rFonts w:eastAsia="黑体"/>
         <w:b/>
         <w:bCs/>
       </w:rPr>
@@ -7011,12 +7426,14 @@
     </w:tblStylePr>
     <w:tblStylePr w:type="firstCol">
       <w:rPr>
+        <w:rFonts w:eastAsia="黑体"/>
         <w:b/>
         <w:bCs/>
       </w:rPr>
     </w:tblStylePr>
     <w:tblStylePr w:type="lastCol">
       <w:rPr>
+        <w:rFonts w:eastAsia="黑体"/>
         <w:b/>
         <w:bCs/>
       </w:rPr>
@@ -7078,6 +7495,7 @@
         <w:spacing w:after="0" w:before="0" w:line="240" w:lineRule="auto"/>
       </w:pPr>
       <w:rPr>
+        <w:rFonts w:eastAsia="黑体"/>
         <w:b/>
         <w:bCs/>
         <w:color w:themeColor="background1" w:val="FFFFFF"/>
@@ -7100,6 +7518,7 @@
         <w:spacing w:after="0" w:before="0" w:line="240" w:lineRule="auto"/>
       </w:pPr>
       <w:rPr>
+        <w:rFonts w:eastAsia="黑体"/>
         <w:b/>
         <w:bCs/>
       </w:rPr>
@@ -7117,12 +7536,14 @@
     </w:tblStylePr>
     <w:tblStylePr w:type="firstCol">
       <w:rPr>
+        <w:rFonts w:eastAsia="黑体"/>
         <w:b/>
         <w:bCs/>
       </w:rPr>
     </w:tblStylePr>
     <w:tblStylePr w:type="lastCol">
       <w:rPr>
+        <w:rFonts w:eastAsia="黑体"/>
         <w:b/>
         <w:bCs/>
       </w:rPr>
@@ -7184,6 +7605,7 @@
         <w:spacing w:after="0" w:before="0" w:line="240" w:lineRule="auto"/>
       </w:pPr>
       <w:rPr>
+        <w:rFonts w:eastAsia="黑体"/>
         <w:b/>
         <w:bCs/>
         <w:color w:themeColor="background1" w:val="FFFFFF"/>
@@ -7206,6 +7628,7 @@
         <w:spacing w:after="0" w:before="0" w:line="240" w:lineRule="auto"/>
       </w:pPr>
       <w:rPr>
+        <w:rFonts w:eastAsia="黑体"/>
         <w:b/>
         <w:bCs/>
       </w:rPr>
@@ -7223,12 +7646,14 @@
     </w:tblStylePr>
     <w:tblStylePr w:type="firstCol">
       <w:rPr>
+        <w:rFonts w:eastAsia="黑体"/>
         <w:b/>
         <w:bCs/>
       </w:rPr>
     </w:tblStylePr>
     <w:tblStylePr w:type="lastCol">
       <w:rPr>
+        <w:rFonts w:eastAsia="黑体"/>
         <w:b/>
         <w:bCs/>
       </w:rPr>
@@ -7290,6 +7715,7 @@
         <w:spacing w:after="0" w:before="0" w:line="240" w:lineRule="auto"/>
       </w:pPr>
       <w:rPr>
+        <w:rFonts w:eastAsia="黑体"/>
         <w:b/>
         <w:bCs/>
         <w:color w:themeColor="background1" w:val="FFFFFF"/>
@@ -7312,6 +7738,7 @@
         <w:spacing w:after="0" w:before="0" w:line="240" w:lineRule="auto"/>
       </w:pPr>
       <w:rPr>
+        <w:rFonts w:eastAsia="黑体"/>
         <w:b/>
         <w:bCs/>
       </w:rPr>
@@ -7329,12 +7756,14 @@
     </w:tblStylePr>
     <w:tblStylePr w:type="firstCol">
       <w:rPr>
+        <w:rFonts w:eastAsia="黑体"/>
         <w:b/>
         <w:bCs/>
       </w:rPr>
     </w:tblStylePr>
     <w:tblStylePr w:type="lastCol">
       <w:rPr>
+        <w:rFonts w:eastAsia="黑体"/>
         <w:b/>
         <w:bCs/>
       </w:rPr>
@@ -7396,6 +7825,7 @@
         <w:spacing w:after="0" w:before="0" w:line="240" w:lineRule="auto"/>
       </w:pPr>
       <w:rPr>
+        <w:rFonts w:eastAsia="黑体"/>
         <w:b/>
         <w:bCs/>
         <w:color w:themeColor="background1" w:val="FFFFFF"/>
@@ -7418,6 +7848,7 @@
         <w:spacing w:after="0" w:before="0" w:line="240" w:lineRule="auto"/>
       </w:pPr>
       <w:rPr>
+        <w:rFonts w:eastAsia="黑体"/>
         <w:b/>
         <w:bCs/>
       </w:rPr>
@@ -7435,12 +7866,14 @@
     </w:tblStylePr>
     <w:tblStylePr w:type="firstCol">
       <w:rPr>
+        <w:rFonts w:eastAsia="黑体"/>
         <w:b/>
         <w:bCs/>
       </w:rPr>
     </w:tblStylePr>
     <w:tblStylePr w:type="lastCol">
       <w:rPr>
+        <w:rFonts w:eastAsia="黑体"/>
         <w:b/>
         <w:bCs/>
       </w:rPr>
@@ -7502,6 +7935,7 @@
         <w:spacing w:after="0" w:before="0" w:line="240" w:lineRule="auto"/>
       </w:pPr>
       <w:rPr>
+        <w:rFonts w:eastAsia="黑体"/>
         <w:b/>
         <w:bCs/>
         <w:color w:themeColor="background1" w:val="FFFFFF"/>
@@ -7524,6 +7958,7 @@
         <w:spacing w:after="0" w:before="0" w:line="240" w:lineRule="auto"/>
       </w:pPr>
       <w:rPr>
+        <w:rFonts w:eastAsia="黑体"/>
         <w:b/>
         <w:bCs/>
       </w:rPr>
@@ -7541,12 +7976,14 @@
     </w:tblStylePr>
     <w:tblStylePr w:type="firstCol">
       <w:rPr>
+        <w:rFonts w:eastAsia="黑体"/>
         <w:b/>
         <w:bCs/>
       </w:rPr>
     </w:tblStylePr>
     <w:tblStylePr w:type="lastCol">
       <w:rPr>
+        <w:rFonts w:eastAsia="黑体"/>
         <w:b/>
         <w:bCs/>
       </w:rPr>
@@ -7605,6 +8042,7 @@
         <w:spacing w:after="0" w:before="0" w:line="240" w:lineRule="auto"/>
       </w:pPr>
       <w:rPr>
+        <w:rFonts w:eastAsia="黑体"/>
         <w:b/>
         <w:bCs/>
         <w:color w:themeColor="background1" w:val="FFFFFF"/>
@@ -7627,6 +8065,7 @@
         <w:spacing w:after="0" w:before="0" w:line="240" w:lineRule="auto"/>
       </w:pPr>
       <w:rPr>
+        <w:rFonts w:eastAsia="黑体"/>
         <w:color w:val="auto"/>
       </w:rPr>
       <w:tblPr/>
@@ -7644,6 +8083,7 @@
     </w:tblStylePr>
     <w:tblStylePr w:type="firstCol">
       <w:rPr>
+        <w:rFonts w:eastAsia="黑体"/>
         <w:b/>
         <w:bCs/>
         <w:color w:themeColor="background1" w:val="FFFFFF"/>
@@ -7663,6 +8103,7 @@
     </w:tblStylePr>
     <w:tblStylePr w:type="lastCol">
       <w:rPr>
+        <w:rFonts w:eastAsia="黑体"/>
         <w:b/>
         <w:bCs/>
         <w:color w:themeColor="background1" w:val="FFFFFF"/>
@@ -7711,6 +8152,7 @@
     </w:tblStylePr>
     <w:tblStylePr w:type="nwCell">
       <w:rPr>
+        <w:rFonts w:eastAsia="黑体"/>
         <w:color w:themeColor="background1" w:val="FFFFFF"/>
       </w:rPr>
       <w:tblPr/>
@@ -7754,6 +8196,7 @@
         <w:spacing w:after="0" w:before="0" w:line="240" w:lineRule="auto"/>
       </w:pPr>
       <w:rPr>
+        <w:rFonts w:eastAsia="黑体"/>
         <w:b/>
         <w:bCs/>
         <w:color w:themeColor="background1" w:val="FFFFFF"/>
@@ -7776,6 +8219,7 @@
         <w:spacing w:after="0" w:before="0" w:line="240" w:lineRule="auto"/>
       </w:pPr>
       <w:rPr>
+        <w:rFonts w:eastAsia="黑体"/>
         <w:color w:val="auto"/>
       </w:rPr>
       <w:tblPr/>
@@ -7793,6 +8237,7 @@
     </w:tblStylePr>
     <w:tblStylePr w:type="firstCol">
       <w:rPr>
+        <w:rFonts w:eastAsia="黑体"/>
         <w:b/>
         <w:bCs/>
         <w:color w:themeColor="background1" w:val="FFFFFF"/>
@@ -7812,6 +8257,7 @@
     </w:tblStylePr>
     <w:tblStylePr w:type="lastCol">
       <w:rPr>
+        <w:rFonts w:eastAsia="黑体"/>
         <w:b/>
         <w:bCs/>
         <w:color w:themeColor="background1" w:val="FFFFFF"/>
@@ -7860,6 +8306,7 @@
     </w:tblStylePr>
     <w:tblStylePr w:type="nwCell">
       <w:rPr>
+        <w:rFonts w:eastAsia="黑体"/>
         <w:color w:themeColor="background1" w:val="FFFFFF"/>
       </w:rPr>
       <w:tblPr/>
@@ -7903,6 +8350,7 @@
         <w:spacing w:after="0" w:before="0" w:line="240" w:lineRule="auto"/>
       </w:pPr>
       <w:rPr>
+        <w:rFonts w:eastAsia="黑体"/>
         <w:b/>
         <w:bCs/>
         <w:color w:themeColor="background1" w:val="FFFFFF"/>
@@ -7925,6 +8373,7 @@
         <w:spacing w:after="0" w:before="0" w:line="240" w:lineRule="auto"/>
       </w:pPr>
       <w:rPr>
+        <w:rFonts w:eastAsia="黑体"/>
         <w:color w:val="auto"/>
       </w:rPr>
       <w:tblPr/>
@@ -7942,6 +8391,7 @@
     </w:tblStylePr>
     <w:tblStylePr w:type="firstCol">
       <w:rPr>
+        <w:rFonts w:eastAsia="黑体"/>
         <w:b/>
         <w:bCs/>
         <w:color w:themeColor="background1" w:val="FFFFFF"/>
@@ -7961,6 +8411,7 @@
     </w:tblStylePr>
     <w:tblStylePr w:type="lastCol">
       <w:rPr>
+        <w:rFonts w:eastAsia="黑体"/>
         <w:b/>
         <w:bCs/>
         <w:color w:themeColor="background1" w:val="FFFFFF"/>
@@ -8009,6 +8460,7 @@
     </w:tblStylePr>
     <w:tblStylePr w:type="nwCell">
       <w:rPr>
+        <w:rFonts w:eastAsia="黑体"/>
         <w:color w:themeColor="background1" w:val="FFFFFF"/>
       </w:rPr>
       <w:tblPr/>
@@ -8052,6 +8504,7 @@
         <w:spacing w:after="0" w:before="0" w:line="240" w:lineRule="auto"/>
       </w:pPr>
       <w:rPr>
+        <w:rFonts w:eastAsia="黑体"/>
         <w:b/>
         <w:bCs/>
         <w:color w:themeColor="background1" w:val="FFFFFF"/>
@@ -8074,6 +8527,7 @@
         <w:spacing w:after="0" w:before="0" w:line="240" w:lineRule="auto"/>
       </w:pPr>
       <w:rPr>
+        <w:rFonts w:eastAsia="黑体"/>
         <w:color w:val="auto"/>
       </w:rPr>
       <w:tblPr/>
@@ -8091,6 +8545,7 @@
     </w:tblStylePr>
     <w:tblStylePr w:type="firstCol">
       <w:rPr>
+        <w:rFonts w:eastAsia="黑体"/>
         <w:b/>
         <w:bCs/>
         <w:color w:themeColor="background1" w:val="FFFFFF"/>
@@ -8110,6 +8565,7 @@
     </w:tblStylePr>
     <w:tblStylePr w:type="lastCol">
       <w:rPr>
+        <w:rFonts w:eastAsia="黑体"/>
         <w:b/>
         <w:bCs/>
         <w:color w:themeColor="background1" w:val="FFFFFF"/>
@@ -8158,6 +8614,7 @@
     </w:tblStylePr>
     <w:tblStylePr w:type="nwCell">
       <w:rPr>
+        <w:rFonts w:eastAsia="黑体"/>
         <w:color w:themeColor="background1" w:val="FFFFFF"/>
       </w:rPr>
       <w:tblPr/>
@@ -8201,6 +8658,7 @@
         <w:spacing w:after="0" w:before="0" w:line="240" w:lineRule="auto"/>
       </w:pPr>
       <w:rPr>
+        <w:rFonts w:eastAsia="黑体"/>
         <w:b/>
         <w:bCs/>
         <w:color w:themeColor="background1" w:val="FFFFFF"/>
@@ -8223,6 +8681,7 @@
         <w:spacing w:after="0" w:before="0" w:line="240" w:lineRule="auto"/>
       </w:pPr>
       <w:rPr>
+        <w:rFonts w:eastAsia="黑体"/>
         <w:color w:val="auto"/>
       </w:rPr>
       <w:tblPr/>
@@ -8240,6 +8699,7 @@
     </w:tblStylePr>
     <w:tblStylePr w:type="firstCol">
       <w:rPr>
+        <w:rFonts w:eastAsia="黑体"/>
         <w:b/>
         <w:bCs/>
         <w:color w:themeColor="background1" w:val="FFFFFF"/>
@@ -8259,6 +8719,7 @@
     </w:tblStylePr>
     <w:tblStylePr w:type="lastCol">
       <w:rPr>
+        <w:rFonts w:eastAsia="黑体"/>
         <w:b/>
         <w:bCs/>
         <w:color w:themeColor="background1" w:val="FFFFFF"/>
@@ -8307,6 +8768,7 @@
     </w:tblStylePr>
     <w:tblStylePr w:type="nwCell">
       <w:rPr>
+        <w:rFonts w:eastAsia="黑体"/>
         <w:color w:themeColor="background1" w:val="FFFFFF"/>
       </w:rPr>
       <w:tblPr/>
@@ -8350,6 +8812,7 @@
         <w:spacing w:after="0" w:before="0" w:line="240" w:lineRule="auto"/>
       </w:pPr>
       <w:rPr>
+        <w:rFonts w:eastAsia="黑体"/>
         <w:b/>
         <w:bCs/>
         <w:color w:themeColor="background1" w:val="FFFFFF"/>
@@ -8372,6 +8835,7 @@
         <w:spacing w:after="0" w:before="0" w:line="240" w:lineRule="auto"/>
       </w:pPr>
       <w:rPr>
+        <w:rFonts w:eastAsia="黑体"/>
         <w:color w:val="auto"/>
       </w:rPr>
       <w:tblPr/>
@@ -8389,6 +8853,7 @@
     </w:tblStylePr>
     <w:tblStylePr w:type="firstCol">
       <w:rPr>
+        <w:rFonts w:eastAsia="黑体"/>
         <w:b/>
         <w:bCs/>
         <w:color w:themeColor="background1" w:val="FFFFFF"/>
@@ -8408,6 +8873,7 @@
     </w:tblStylePr>
     <w:tblStylePr w:type="lastCol">
       <w:rPr>
+        <w:rFonts w:eastAsia="黑体"/>
         <w:b/>
         <w:bCs/>
         <w:color w:themeColor="background1" w:val="FFFFFF"/>
@@ -8456,6 +8922,7 @@
     </w:tblStylePr>
     <w:tblStylePr w:type="nwCell">
       <w:rPr>
+        <w:rFonts w:eastAsia="黑体"/>
         <w:color w:themeColor="background1" w:val="FFFFFF"/>
       </w:rPr>
       <w:tblPr/>
@@ -8499,6 +8966,7 @@
         <w:spacing w:after="0" w:before="0" w:line="240" w:lineRule="auto"/>
       </w:pPr>
       <w:rPr>
+        <w:rFonts w:eastAsia="黑体"/>
         <w:b/>
         <w:bCs/>
         <w:color w:themeColor="background1" w:val="FFFFFF"/>
@@ -8521,6 +8989,7 @@
         <w:spacing w:after="0" w:before="0" w:line="240" w:lineRule="auto"/>
       </w:pPr>
       <w:rPr>
+        <w:rFonts w:eastAsia="黑体"/>
         <w:color w:val="auto"/>
       </w:rPr>
       <w:tblPr/>
@@ -8538,6 +9007,7 @@
     </w:tblStylePr>
     <w:tblStylePr w:type="firstCol">
       <w:rPr>
+        <w:rFonts w:eastAsia="黑体"/>
         <w:b/>
         <w:bCs/>
         <w:color w:themeColor="background1" w:val="FFFFFF"/>
@@ -8557,6 +9027,7 @@
     </w:tblStylePr>
     <w:tblStylePr w:type="lastCol">
       <w:rPr>
+        <w:rFonts w:eastAsia="黑体"/>
         <w:b/>
         <w:bCs/>
         <w:color w:themeColor="background1" w:val="FFFFFF"/>
@@ -8605,6 +9076,7 @@
     </w:tblStylePr>
     <w:tblStylePr w:type="nwCell">
       <w:rPr>
+        <w:rFonts w:eastAsia="黑体"/>
         <w:color w:themeColor="background1" w:val="FFFFFF"/>
       </w:rPr>
       <w:tblPr/>
@@ -8629,6 +9101,7 @@
       <w:spacing w:after="0" w:line="240" w:lineRule="auto"/>
     </w:pPr>
     <w:rPr>
+      <w:rFonts w:eastAsia="黑体"/>
       <w:color w:themeColor="text1" w:val="000000"/>
     </w:rPr>
     <w:tblPr>
@@ -8648,7 +9121,7 @@
     </w:tblPr>
     <w:tblStylePr w:type="firstRow">
       <w:rPr>
-        <w:rFonts w:asciiTheme="majorHAnsi" w:cstheme="majorBidi" w:eastAsiaTheme="majorEastAsia" w:hAnsiTheme="majorHAnsi"/>
+        <w:rFonts w:asciiTheme="majorHAnsi" w:cstheme="majorBidi" w:hAnsiTheme="majorHAnsi" w:eastAsia="黑体"/>
       </w:rPr>
       <w:tblPr/>
       <w:tcPr>
@@ -8660,6 +9133,7 @@
     </w:tblStylePr>
     <w:tblStylePr w:type="lastRow">
       <w:rPr>
+        <w:rFonts w:eastAsia="黑体"/>
         <w:b/>
         <w:bCs/>
         <w:color w:themeColor="text2" w:val="1F497D"/>
@@ -8674,12 +9148,14 @@
     </w:tblStylePr>
     <w:tblStylePr w:type="firstCol">
       <w:rPr>
+        <w:rFonts w:eastAsia="黑体"/>
         <w:b/>
         <w:bCs/>
       </w:rPr>
     </w:tblStylePr>
     <w:tblStylePr w:type="lastCol">
       <w:rPr>
+        <w:rFonts w:eastAsia="黑体"/>
         <w:b/>
         <w:bCs/>
       </w:rPr>
@@ -8713,6 +9189,7 @@
       <w:spacing w:after="0" w:line="240" w:lineRule="auto"/>
     </w:pPr>
     <w:rPr>
+      <w:rFonts w:eastAsia="黑体"/>
       <w:color w:themeColor="text1" w:val="000000"/>
     </w:rPr>
     <w:tblPr>
@@ -8732,7 +9209,7 @@
     </w:tblPr>
     <w:tblStylePr w:type="firstRow">
       <w:rPr>
-        <w:rFonts w:asciiTheme="majorHAnsi" w:cstheme="majorBidi" w:eastAsiaTheme="majorEastAsia" w:hAnsiTheme="majorHAnsi"/>
+        <w:rFonts w:asciiTheme="majorHAnsi" w:cstheme="majorBidi" w:hAnsiTheme="majorHAnsi" w:eastAsia="黑体"/>
       </w:rPr>
       <w:tblPr/>
       <w:tcPr>
@@ -8744,6 +9221,7 @@
     </w:tblStylePr>
     <w:tblStylePr w:type="lastRow">
       <w:rPr>
+        <w:rFonts w:eastAsia="黑体"/>
         <w:b/>
         <w:bCs/>
         <w:color w:themeColor="text2" w:val="1F497D"/>
@@ -8758,12 +9236,14 @@
     </w:tblStylePr>
     <w:tblStylePr w:type="firstCol">
       <w:rPr>
+        <w:rFonts w:eastAsia="黑体"/>
         <w:b/>
         <w:bCs/>
       </w:rPr>
     </w:tblStylePr>
     <w:tblStylePr w:type="lastCol">
       <w:rPr>
+        <w:rFonts w:eastAsia="黑体"/>
         <w:b/>
         <w:bCs/>
       </w:rPr>
@@ -8797,6 +9277,7 @@
       <w:spacing w:after="0" w:line="240" w:lineRule="auto"/>
     </w:pPr>
     <w:rPr>
+      <w:rFonts w:eastAsia="黑体"/>
       <w:color w:themeColor="text1" w:val="000000"/>
     </w:rPr>
     <w:tblPr>
@@ -8816,7 +9297,7 @@
     </w:tblPr>
     <w:tblStylePr w:type="firstRow">
       <w:rPr>
-        <w:rFonts w:asciiTheme="majorHAnsi" w:cstheme="majorBidi" w:eastAsiaTheme="majorEastAsia" w:hAnsiTheme="majorHAnsi"/>
+        <w:rFonts w:asciiTheme="majorHAnsi" w:cstheme="majorBidi" w:hAnsiTheme="majorHAnsi" w:eastAsia="黑体"/>
       </w:rPr>
       <w:tblPr/>
       <w:tcPr>
@@ -8828,6 +9309,7 @@
     </w:tblStylePr>
     <w:tblStylePr w:type="lastRow">
       <w:rPr>
+        <w:rFonts w:eastAsia="黑体"/>
         <w:b/>
         <w:bCs/>
         <w:color w:themeColor="text2" w:val="1F497D"/>
@@ -8842,12 +9324,14 @@
     </w:tblStylePr>
     <w:tblStylePr w:type="firstCol">
       <w:rPr>
+        <w:rFonts w:eastAsia="黑体"/>
         <w:b/>
         <w:bCs/>
       </w:rPr>
     </w:tblStylePr>
     <w:tblStylePr w:type="lastCol">
       <w:rPr>
+        <w:rFonts w:eastAsia="黑体"/>
         <w:b/>
         <w:bCs/>
       </w:rPr>
@@ -8881,6 +9365,7 @@
       <w:spacing w:after="0" w:line="240" w:lineRule="auto"/>
     </w:pPr>
     <w:rPr>
+      <w:rFonts w:eastAsia="黑体"/>
       <w:color w:themeColor="text1" w:val="000000"/>
     </w:rPr>
     <w:tblPr>
@@ -8900,7 +9385,7 @@
     </w:tblPr>
     <w:tblStylePr w:type="firstRow">
       <w:rPr>
-        <w:rFonts w:asciiTheme="majorHAnsi" w:cstheme="majorBidi" w:eastAsiaTheme="majorEastAsia" w:hAnsiTheme="majorHAnsi"/>
+        <w:rFonts w:asciiTheme="majorHAnsi" w:cstheme="majorBidi" w:hAnsiTheme="majorHAnsi" w:eastAsia="黑体"/>
       </w:rPr>
       <w:tblPr/>
       <w:tcPr>
@@ -8912,6 +9397,7 @@
     </w:tblStylePr>
     <w:tblStylePr w:type="lastRow">
       <w:rPr>
+        <w:rFonts w:eastAsia="黑体"/>
         <w:b/>
         <w:bCs/>
         <w:color w:themeColor="text2" w:val="1F497D"/>
@@ -8926,12 +9412,14 @@
     </w:tblStylePr>
     <w:tblStylePr w:type="firstCol">
       <w:rPr>
+        <w:rFonts w:eastAsia="黑体"/>
         <w:b/>
         <w:bCs/>
       </w:rPr>
     </w:tblStylePr>
     <w:tblStylePr w:type="lastCol">
       <w:rPr>
+        <w:rFonts w:eastAsia="黑体"/>
         <w:b/>
         <w:bCs/>
       </w:rPr>
@@ -8965,6 +9453,7 @@
       <w:spacing w:after="0" w:line="240" w:lineRule="auto"/>
     </w:pPr>
     <w:rPr>
+      <w:rFonts w:eastAsia="黑体"/>
       <w:color w:themeColor="text1" w:val="000000"/>
     </w:rPr>
     <w:tblPr>
@@ -8984,7 +9473,7 @@
     </w:tblPr>
     <w:tblStylePr w:type="firstRow">
       <w:rPr>
-        <w:rFonts w:asciiTheme="majorHAnsi" w:cstheme="majorBidi" w:eastAsiaTheme="majorEastAsia" w:hAnsiTheme="majorHAnsi"/>
+        <w:rFonts w:asciiTheme="majorHAnsi" w:cstheme="majorBidi" w:hAnsiTheme="majorHAnsi" w:eastAsia="黑体"/>
       </w:rPr>
       <w:tblPr/>
       <w:tcPr>
@@ -8996,6 +9485,7 @@
     </w:tblStylePr>
     <w:tblStylePr w:type="lastRow">
       <w:rPr>
+        <w:rFonts w:eastAsia="黑体"/>
         <w:b/>
         <w:bCs/>
         <w:color w:themeColor="text2" w:val="1F497D"/>
@@ -9010,12 +9500,14 @@
     </w:tblStylePr>
     <w:tblStylePr w:type="firstCol">
       <w:rPr>
+        <w:rFonts w:eastAsia="黑体"/>
         <w:b/>
         <w:bCs/>
       </w:rPr>
     </w:tblStylePr>
     <w:tblStylePr w:type="lastCol">
       <w:rPr>
+        <w:rFonts w:eastAsia="黑体"/>
         <w:b/>
         <w:bCs/>
       </w:rPr>
@@ -9049,6 +9541,7 @@
       <w:spacing w:after="0" w:line="240" w:lineRule="auto"/>
     </w:pPr>
     <w:rPr>
+      <w:rFonts w:eastAsia="黑体"/>
       <w:color w:themeColor="text1" w:val="000000"/>
     </w:rPr>
     <w:tblPr>
@@ -9068,7 +9561,7 @@
     </w:tblPr>
     <w:tblStylePr w:type="firstRow">
       <w:rPr>
-        <w:rFonts w:asciiTheme="majorHAnsi" w:cstheme="majorBidi" w:eastAsiaTheme="majorEastAsia" w:hAnsiTheme="majorHAnsi"/>
+        <w:rFonts w:asciiTheme="majorHAnsi" w:cstheme="majorBidi" w:hAnsiTheme="majorHAnsi" w:eastAsia="黑体"/>
       </w:rPr>
       <w:tblPr/>
       <w:tcPr>
@@ -9080,6 +9573,7 @@
     </w:tblStylePr>
     <w:tblStylePr w:type="lastRow">
       <w:rPr>
+        <w:rFonts w:eastAsia="黑体"/>
         <w:b/>
         <w:bCs/>
         <w:color w:themeColor="text2" w:val="1F497D"/>
@@ -9094,12 +9588,14 @@
     </w:tblStylePr>
     <w:tblStylePr w:type="firstCol">
       <w:rPr>
+        <w:rFonts w:eastAsia="黑体"/>
         <w:b/>
         <w:bCs/>
       </w:rPr>
     </w:tblStylePr>
     <w:tblStylePr w:type="lastCol">
       <w:rPr>
+        <w:rFonts w:eastAsia="黑体"/>
         <w:b/>
         <w:bCs/>
       </w:rPr>
@@ -9133,6 +9629,7 @@
       <w:spacing w:after="0" w:line="240" w:lineRule="auto"/>
     </w:pPr>
     <w:rPr>
+      <w:rFonts w:eastAsia="黑体"/>
       <w:color w:themeColor="text1" w:val="000000"/>
     </w:rPr>
     <w:tblPr>
@@ -9152,7 +9649,7 @@
     </w:tblPr>
     <w:tblStylePr w:type="firstRow">
       <w:rPr>
-        <w:rFonts w:asciiTheme="majorHAnsi" w:cstheme="majorBidi" w:eastAsiaTheme="majorEastAsia" w:hAnsiTheme="majorHAnsi"/>
+        <w:rFonts w:asciiTheme="majorHAnsi" w:cstheme="majorBidi" w:hAnsiTheme="majorHAnsi" w:eastAsia="黑体"/>
       </w:rPr>
       <w:tblPr/>
       <w:tcPr>
@@ -9164,6 +9661,7 @@
     </w:tblStylePr>
     <w:tblStylePr w:type="lastRow">
       <w:rPr>
+        <w:rFonts w:eastAsia="黑体"/>
         <w:b/>
         <w:bCs/>
         <w:color w:themeColor="text2" w:val="1F497D"/>
@@ -9178,12 +9676,14 @@
     </w:tblStylePr>
     <w:tblStylePr w:type="firstCol">
       <w:rPr>
+        <w:rFonts w:eastAsia="黑体"/>
         <w:b/>
         <w:bCs/>
       </w:rPr>
     </w:tblStylePr>
     <w:tblStylePr w:type="lastCol">
       <w:rPr>
+        <w:rFonts w:eastAsia="黑体"/>
         <w:b/>
         <w:bCs/>
       </w:rPr>
@@ -9217,7 +9717,7 @@
       <w:spacing w:after="0" w:line="240" w:lineRule="auto"/>
     </w:pPr>
     <w:rPr>
-      <w:rFonts w:asciiTheme="majorHAnsi" w:cstheme="majorBidi" w:eastAsiaTheme="majorEastAsia" w:hAnsiTheme="majorHAnsi"/>
+      <w:rFonts w:asciiTheme="majorHAnsi" w:cstheme="majorBidi" w:hAnsiTheme="majorHAnsi" w:eastAsia="黑体"/>
       <w:color w:themeColor="text1" w:val="000000"/>
     </w:rPr>
     <w:tblPr>
@@ -9239,6 +9739,7 @@
     </w:tblPr>
     <w:tblStylePr w:type="firstRow">
       <w:rPr>
+        <w:rFonts w:eastAsia="黑体"/>
         <w:sz w:val="24"/>
         <w:szCs w:val="24"/>
       </w:rPr>
@@ -9345,7 +9846,7 @@
       <w:spacing w:after="0" w:line="240" w:lineRule="auto"/>
     </w:pPr>
     <w:rPr>
-      <w:rFonts w:asciiTheme="majorHAnsi" w:cstheme="majorBidi" w:eastAsiaTheme="majorEastAsia" w:hAnsiTheme="majorHAnsi"/>
+      <w:rFonts w:asciiTheme="majorHAnsi" w:cstheme="majorBidi" w:hAnsiTheme="majorHAnsi" w:eastAsia="黑体"/>
       <w:color w:themeColor="text1" w:val="000000"/>
     </w:rPr>
     <w:tblPr>
@@ -9367,6 +9868,7 @@
     </w:tblPr>
     <w:tblStylePr w:type="firstRow">
       <w:rPr>
+        <w:rFonts w:eastAsia="黑体"/>
         <w:sz w:val="24"/>
         <w:szCs w:val="24"/>
       </w:rPr>
@@ -9473,7 +9975,7 @@
       <w:spacing w:after="0" w:line="240" w:lineRule="auto"/>
     </w:pPr>
     <w:rPr>
-      <w:rFonts w:asciiTheme="majorHAnsi" w:cstheme="majorBidi" w:eastAsiaTheme="majorEastAsia" w:hAnsiTheme="majorHAnsi"/>
+      <w:rFonts w:asciiTheme="majorHAnsi" w:cstheme="majorBidi" w:hAnsiTheme="majorHAnsi" w:eastAsia="黑体"/>
       <w:color w:themeColor="text1" w:val="000000"/>
     </w:rPr>
     <w:tblPr>
@@ -9495,6 +9997,7 @@
     </w:tblPr>
     <w:tblStylePr w:type="firstRow">
       <w:rPr>
+        <w:rFonts w:eastAsia="黑体"/>
         <w:sz w:val="24"/>
         <w:szCs w:val="24"/>
       </w:rPr>
@@ -9601,7 +10104,7 @@
       <w:spacing w:after="0" w:line="240" w:lineRule="auto"/>
     </w:pPr>
     <w:rPr>
-      <w:rFonts w:asciiTheme="majorHAnsi" w:cstheme="majorBidi" w:eastAsiaTheme="majorEastAsia" w:hAnsiTheme="majorHAnsi"/>
+      <w:rFonts w:asciiTheme="majorHAnsi" w:cstheme="majorBidi" w:hAnsiTheme="majorHAnsi" w:eastAsia="黑体"/>
       <w:color w:themeColor="text1" w:val="000000"/>
     </w:rPr>
     <w:tblPr>
@@ -9623,6 +10126,7 @@
     </w:tblPr>
     <w:tblStylePr w:type="firstRow">
       <w:rPr>
+        <w:rFonts w:eastAsia="黑体"/>
         <w:sz w:val="24"/>
         <w:szCs w:val="24"/>
       </w:rPr>
@@ -9729,7 +10233,7 @@
       <w:spacing w:after="0" w:line="240" w:lineRule="auto"/>
     </w:pPr>
     <w:rPr>
-      <w:rFonts w:asciiTheme="majorHAnsi" w:cstheme="majorBidi" w:eastAsiaTheme="majorEastAsia" w:hAnsiTheme="majorHAnsi"/>
+      <w:rFonts w:asciiTheme="majorHAnsi" w:cstheme="majorBidi" w:hAnsiTheme="majorHAnsi" w:eastAsia="黑体"/>
       <w:color w:themeColor="text1" w:val="000000"/>
     </w:rPr>
     <w:tblPr>
@@ -9751,6 +10255,7 @@
     </w:tblPr>
     <w:tblStylePr w:type="firstRow">
       <w:rPr>
+        <w:rFonts w:eastAsia="黑体"/>
         <w:sz w:val="24"/>
         <w:szCs w:val="24"/>
       </w:rPr>
@@ -9857,7 +10362,7 @@
       <w:spacing w:after="0" w:line="240" w:lineRule="auto"/>
     </w:pPr>
     <w:rPr>
-      <w:rFonts w:asciiTheme="majorHAnsi" w:cstheme="majorBidi" w:eastAsiaTheme="majorEastAsia" w:hAnsiTheme="majorHAnsi"/>
+      <w:rFonts w:asciiTheme="majorHAnsi" w:cstheme="majorBidi" w:hAnsiTheme="majorHAnsi" w:eastAsia="黑体"/>
       <w:color w:themeColor="text1" w:val="000000"/>
     </w:rPr>
     <w:tblPr>
@@ -9879,6 +10384,7 @@
     </w:tblPr>
     <w:tblStylePr w:type="firstRow">
       <w:rPr>
+        <w:rFonts w:eastAsia="黑体"/>
         <w:sz w:val="24"/>
         <w:szCs w:val="24"/>
       </w:rPr>
@@ -9985,7 +10491,7 @@
       <w:spacing w:after="0" w:line="240" w:lineRule="auto"/>
     </w:pPr>
     <w:rPr>
-      <w:rFonts w:asciiTheme="majorHAnsi" w:cstheme="majorBidi" w:eastAsiaTheme="majorEastAsia" w:hAnsiTheme="majorHAnsi"/>
+      <w:rFonts w:asciiTheme="majorHAnsi" w:cstheme="majorBidi" w:hAnsiTheme="majorHAnsi" w:eastAsia="黑体"/>
       <w:color w:themeColor="text1" w:val="000000"/>
     </w:rPr>
     <w:tblPr>
@@ -10007,6 +10513,7 @@
     </w:tblPr>
     <w:tblStylePr w:type="firstRow">
       <w:rPr>
+        <w:rFonts w:eastAsia="黑体"/>
         <w:sz w:val="24"/>
         <w:szCs w:val="24"/>
       </w:rPr>
@@ -10136,12 +10643,14 @@
     </w:tcPr>
     <w:tblStylePr w:type="firstRow">
       <w:rPr>
+        <w:rFonts w:eastAsia="黑体"/>
         <w:b/>
         <w:bCs/>
       </w:rPr>
     </w:tblStylePr>
     <w:tblStylePr w:type="lastRow">
       <w:rPr>
+        <w:rFonts w:eastAsia="黑体"/>
         <w:b/>
         <w:bCs/>
       </w:rPr>
@@ -10154,12 +10663,14 @@
     </w:tblStylePr>
     <w:tblStylePr w:type="firstCol">
       <w:rPr>
+        <w:rFonts w:eastAsia="黑体"/>
         <w:b/>
         <w:bCs/>
       </w:rPr>
     </w:tblStylePr>
     <w:tblStylePr w:type="lastCol">
       <w:rPr>
+        <w:rFonts w:eastAsia="黑体"/>
         <w:b/>
         <w:bCs/>
       </w:rPr>
@@ -10209,12 +10720,14 @@
     </w:tcPr>
     <w:tblStylePr w:type="firstRow">
       <w:rPr>
+        <w:rFonts w:eastAsia="黑体"/>
         <w:b/>
         <w:bCs/>
       </w:rPr>
     </w:tblStylePr>
     <w:tblStylePr w:type="lastRow">
       <w:rPr>
+        <w:rFonts w:eastAsia="黑体"/>
         <w:b/>
         <w:bCs/>
       </w:rPr>
@@ -10227,12 +10740,14 @@
     </w:tblStylePr>
     <w:tblStylePr w:type="firstCol">
       <w:rPr>
+        <w:rFonts w:eastAsia="黑体"/>
         <w:b/>
         <w:bCs/>
       </w:rPr>
     </w:tblStylePr>
     <w:tblStylePr w:type="lastCol">
       <w:rPr>
+        <w:rFonts w:eastAsia="黑体"/>
         <w:b/>
         <w:bCs/>
       </w:rPr>
@@ -10282,12 +10797,14 @@
     </w:tcPr>
     <w:tblStylePr w:type="firstRow">
       <w:rPr>
+        <w:rFonts w:eastAsia="黑体"/>
         <w:b/>
         <w:bCs/>
       </w:rPr>
     </w:tblStylePr>
     <w:tblStylePr w:type="lastRow">
       <w:rPr>
+        <w:rFonts w:eastAsia="黑体"/>
         <w:b/>
         <w:bCs/>
       </w:rPr>
@@ -10300,12 +10817,14 @@
     </w:tblStylePr>
     <w:tblStylePr w:type="firstCol">
       <w:rPr>
+        <w:rFonts w:eastAsia="黑体"/>
         <w:b/>
         <w:bCs/>
       </w:rPr>
     </w:tblStylePr>
     <w:tblStylePr w:type="lastCol">
       <w:rPr>
+        <w:rFonts w:eastAsia="黑体"/>
         <w:b/>
         <w:bCs/>
       </w:rPr>
@@ -10355,12 +10874,14 @@
     </w:tcPr>
     <w:tblStylePr w:type="firstRow">
       <w:rPr>
+        <w:rFonts w:eastAsia="黑体"/>
         <w:b/>
         <w:bCs/>
       </w:rPr>
     </w:tblStylePr>
     <w:tblStylePr w:type="lastRow">
       <w:rPr>
+        <w:rFonts w:eastAsia="黑体"/>
         <w:b/>
         <w:bCs/>
       </w:rPr>
@@ -10373,12 +10894,14 @@
     </w:tblStylePr>
     <w:tblStylePr w:type="firstCol">
       <w:rPr>
+        <w:rFonts w:eastAsia="黑体"/>
         <w:b/>
         <w:bCs/>
       </w:rPr>
     </w:tblStylePr>
     <w:tblStylePr w:type="lastCol">
       <w:rPr>
+        <w:rFonts w:eastAsia="黑体"/>
         <w:b/>
         <w:bCs/>
       </w:rPr>
@@ -10428,12 +10951,14 @@
     </w:tcPr>
     <w:tblStylePr w:type="firstRow">
       <w:rPr>
+        <w:rFonts w:eastAsia="黑体"/>
         <w:b/>
         <w:bCs/>
       </w:rPr>
     </w:tblStylePr>
     <w:tblStylePr w:type="lastRow">
       <w:rPr>
+        <w:rFonts w:eastAsia="黑体"/>
         <w:b/>
         <w:bCs/>
       </w:rPr>
@@ -10446,12 +10971,14 @@
     </w:tblStylePr>
     <w:tblStylePr w:type="firstCol">
       <w:rPr>
+        <w:rFonts w:eastAsia="黑体"/>
         <w:b/>
         <w:bCs/>
       </w:rPr>
     </w:tblStylePr>
     <w:tblStylePr w:type="lastCol">
       <w:rPr>
+        <w:rFonts w:eastAsia="黑体"/>
         <w:b/>
         <w:bCs/>
       </w:rPr>
@@ -10501,12 +11028,14 @@
     </w:tcPr>
     <w:tblStylePr w:type="firstRow">
       <w:rPr>
+        <w:rFonts w:eastAsia="黑体"/>
         <w:b/>
         <w:bCs/>
       </w:rPr>
     </w:tblStylePr>
     <w:tblStylePr w:type="lastRow">
       <w:rPr>
+        <w:rFonts w:eastAsia="黑体"/>
         <w:b/>
         <w:bCs/>
       </w:rPr>
@@ -10519,12 +11048,14 @@
     </w:tblStylePr>
     <w:tblStylePr w:type="firstCol">
       <w:rPr>
+        <w:rFonts w:eastAsia="黑体"/>
         <w:b/>
         <w:bCs/>
       </w:rPr>
     </w:tblStylePr>
     <w:tblStylePr w:type="lastCol">
       <w:rPr>
+        <w:rFonts w:eastAsia="黑体"/>
         <w:b/>
         <w:bCs/>
       </w:rPr>
@@ -10574,12 +11105,14 @@
     </w:tcPr>
     <w:tblStylePr w:type="firstRow">
       <w:rPr>
+        <w:rFonts w:eastAsia="黑体"/>
         <w:b/>
         <w:bCs/>
       </w:rPr>
     </w:tblStylePr>
     <w:tblStylePr w:type="lastRow">
       <w:rPr>
+        <w:rFonts w:eastAsia="黑体"/>
         <w:b/>
         <w:bCs/>
       </w:rPr>
@@ -10592,12 +11125,14 @@
     </w:tblStylePr>
     <w:tblStylePr w:type="firstCol">
       <w:rPr>
+        <w:rFonts w:eastAsia="黑体"/>
         <w:b/>
         <w:bCs/>
       </w:rPr>
     </w:tblStylePr>
     <w:tblStylePr w:type="lastCol">
       <w:rPr>
+        <w:rFonts w:eastAsia="黑体"/>
         <w:b/>
         <w:bCs/>
       </w:rPr>
@@ -10624,7 +11159,7 @@
       <w:spacing w:after="0" w:line="240" w:lineRule="auto"/>
     </w:pPr>
     <w:rPr>
-      <w:rFonts w:asciiTheme="majorHAnsi" w:cstheme="majorBidi" w:eastAsiaTheme="majorEastAsia" w:hAnsiTheme="majorHAnsi"/>
+      <w:rFonts w:asciiTheme="majorHAnsi" w:cstheme="majorBidi" w:hAnsiTheme="majorHAnsi" w:eastAsia="黑体"/>
       <w:color w:themeColor="text1" w:val="000000"/>
     </w:rPr>
     <w:tblPr>
@@ -10651,6 +11186,7 @@
     </w:tcPr>
     <w:tblStylePr w:type="firstRow">
       <w:rPr>
+        <w:rFonts w:eastAsia="黑体"/>
         <w:b/>
         <w:bCs/>
         <w:color w:themeColor="text1" w:val="000000"/>
@@ -10662,6 +11198,7 @@
     </w:tblStylePr>
     <w:tblStylePr w:type="lastRow">
       <w:rPr>
+        <w:rFonts w:eastAsia="黑体"/>
         <w:b/>
         <w:bCs/>
         <w:color w:themeColor="text1" w:val="000000"/>
@@ -10681,6 +11218,7 @@
     </w:tblStylePr>
     <w:tblStylePr w:type="firstCol">
       <w:rPr>
+        <w:rFonts w:eastAsia="黑体"/>
         <w:b/>
         <w:bCs/>
         <w:color w:themeColor="text1" w:val="000000"/>
@@ -10700,6 +11238,7 @@
     </w:tblStylePr>
     <w:tblStylePr w:type="lastCol">
       <w:rPr>
+        <w:rFonts w:eastAsia="黑体"/>
         <w:b w:val="0"/>
         <w:bCs w:val="0"/>
         <w:color w:themeColor="text1" w:val="000000"/>
@@ -10749,7 +11288,7 @@
       <w:spacing w:after="0" w:line="240" w:lineRule="auto"/>
     </w:pPr>
     <w:rPr>
-      <w:rFonts w:asciiTheme="majorHAnsi" w:cstheme="majorBidi" w:eastAsiaTheme="majorEastAsia" w:hAnsiTheme="majorHAnsi"/>
+      <w:rFonts w:asciiTheme="majorHAnsi" w:cstheme="majorBidi" w:hAnsiTheme="majorHAnsi" w:eastAsia="黑体"/>
       <w:color w:themeColor="text1" w:val="000000"/>
     </w:rPr>
     <w:tblPr>
@@ -10776,6 +11315,7 @@
     </w:tcPr>
     <w:tblStylePr w:type="firstRow">
       <w:rPr>
+        <w:rFonts w:eastAsia="黑体"/>
         <w:b/>
         <w:bCs/>
         <w:color w:themeColor="text1" w:val="000000"/>
@@ -10787,6 +11327,7 @@
     </w:tblStylePr>
     <w:tblStylePr w:type="lastRow">
       <w:rPr>
+        <w:rFonts w:eastAsia="黑体"/>
         <w:b/>
         <w:bCs/>
         <w:color w:themeColor="text1" w:val="000000"/>
@@ -10806,6 +11347,7 @@
     </w:tblStylePr>
     <w:tblStylePr w:type="firstCol">
       <w:rPr>
+        <w:rFonts w:eastAsia="黑体"/>
         <w:b/>
         <w:bCs/>
         <w:color w:themeColor="text1" w:val="000000"/>
@@ -10825,6 +11367,7 @@
     </w:tblStylePr>
     <w:tblStylePr w:type="lastCol">
       <w:rPr>
+        <w:rFonts w:eastAsia="黑体"/>
         <w:b w:val="0"/>
         <w:bCs w:val="0"/>
         <w:color w:themeColor="text1" w:val="000000"/>
@@ -10874,7 +11417,7 @@
       <w:spacing w:after="0" w:line="240" w:lineRule="auto"/>
     </w:pPr>
     <w:rPr>
-      <w:rFonts w:asciiTheme="majorHAnsi" w:cstheme="majorBidi" w:eastAsiaTheme="majorEastAsia" w:hAnsiTheme="majorHAnsi"/>
+      <w:rFonts w:asciiTheme="majorHAnsi" w:cstheme="majorBidi" w:hAnsiTheme="majorHAnsi" w:eastAsia="黑体"/>
       <w:color w:themeColor="text1" w:val="000000"/>
     </w:rPr>
     <w:tblPr>
@@ -10901,6 +11444,7 @@
     </w:tcPr>
     <w:tblStylePr w:type="firstRow">
       <w:rPr>
+        <w:rFonts w:eastAsia="黑体"/>
         <w:b/>
         <w:bCs/>
         <w:color w:themeColor="text1" w:val="000000"/>
@@ -10912,6 +11456,7 @@
     </w:tblStylePr>
     <w:tblStylePr w:type="lastRow">
       <w:rPr>
+        <w:rFonts w:eastAsia="黑体"/>
         <w:b/>
         <w:bCs/>
         <w:color w:themeColor="text1" w:val="000000"/>
@@ -10931,6 +11476,7 @@
     </w:tblStylePr>
     <w:tblStylePr w:type="firstCol">
       <w:rPr>
+        <w:rFonts w:eastAsia="黑体"/>
         <w:b/>
         <w:bCs/>
         <w:color w:themeColor="text1" w:val="000000"/>
@@ -10950,6 +11496,7 @@
     </w:tblStylePr>
     <w:tblStylePr w:type="lastCol">
       <w:rPr>
+        <w:rFonts w:eastAsia="黑体"/>
         <w:b w:val="0"/>
         <w:bCs w:val="0"/>
         <w:color w:themeColor="text1" w:val="000000"/>
@@ -10999,7 +11546,7 @@
       <w:spacing w:after="0" w:line="240" w:lineRule="auto"/>
     </w:pPr>
     <w:rPr>
-      <w:rFonts w:asciiTheme="majorHAnsi" w:cstheme="majorBidi" w:eastAsiaTheme="majorEastAsia" w:hAnsiTheme="majorHAnsi"/>
+      <w:rFonts w:asciiTheme="majorHAnsi" w:cstheme="majorBidi" w:hAnsiTheme="majorHAnsi" w:eastAsia="黑体"/>
       <w:color w:themeColor="text1" w:val="000000"/>
     </w:rPr>
     <w:tblPr>
@@ -11026,6 +11573,7 @@
     </w:tcPr>
     <w:tblStylePr w:type="firstRow">
       <w:rPr>
+        <w:rFonts w:eastAsia="黑体"/>
         <w:b/>
         <w:bCs/>
         <w:color w:themeColor="text1" w:val="000000"/>
@@ -11037,6 +11585,7 @@
     </w:tblStylePr>
     <w:tblStylePr w:type="lastRow">
       <w:rPr>
+        <w:rFonts w:eastAsia="黑体"/>
         <w:b/>
         <w:bCs/>
         <w:color w:themeColor="text1" w:val="000000"/>
@@ -11056,6 +11605,7 @@
     </w:tblStylePr>
     <w:tblStylePr w:type="firstCol">
       <w:rPr>
+        <w:rFonts w:eastAsia="黑体"/>
         <w:b/>
         <w:bCs/>
         <w:color w:themeColor="text1" w:val="000000"/>
@@ -11075,6 +11625,7 @@
     </w:tblStylePr>
     <w:tblStylePr w:type="lastCol">
       <w:rPr>
+        <w:rFonts w:eastAsia="黑体"/>
         <w:b w:val="0"/>
         <w:bCs w:val="0"/>
         <w:color w:themeColor="text1" w:val="000000"/>
@@ -11124,7 +11675,7 @@
       <w:spacing w:after="0" w:line="240" w:lineRule="auto"/>
     </w:pPr>
     <w:rPr>
-      <w:rFonts w:asciiTheme="majorHAnsi" w:cstheme="majorBidi" w:eastAsiaTheme="majorEastAsia" w:hAnsiTheme="majorHAnsi"/>
+      <w:rFonts w:asciiTheme="majorHAnsi" w:cstheme="majorBidi" w:hAnsiTheme="majorHAnsi" w:eastAsia="黑体"/>
       <w:color w:themeColor="text1" w:val="000000"/>
     </w:rPr>
     <w:tblPr>
@@ -11151,6 +11702,7 @@
     </w:tcPr>
     <w:tblStylePr w:type="firstRow">
       <w:rPr>
+        <w:rFonts w:eastAsia="黑体"/>
         <w:b/>
         <w:bCs/>
         <w:color w:themeColor="text1" w:val="000000"/>
@@ -11162,6 +11714,7 @@
     </w:tblStylePr>
     <w:tblStylePr w:type="lastRow">
       <w:rPr>
+        <w:rFonts w:eastAsia="黑体"/>
         <w:b/>
         <w:bCs/>
         <w:color w:themeColor="text1" w:val="000000"/>
@@ -11181,6 +11734,7 @@
     </w:tblStylePr>
     <w:tblStylePr w:type="firstCol">
       <w:rPr>
+        <w:rFonts w:eastAsia="黑体"/>
         <w:b/>
         <w:bCs/>
         <w:color w:themeColor="text1" w:val="000000"/>
@@ -11200,6 +11754,7 @@
     </w:tblStylePr>
     <w:tblStylePr w:type="lastCol">
       <w:rPr>
+        <w:rFonts w:eastAsia="黑体"/>
         <w:b w:val="0"/>
         <w:bCs w:val="0"/>
         <w:color w:themeColor="text1" w:val="000000"/>
@@ -11249,7 +11804,7 @@
       <w:spacing w:after="0" w:line="240" w:lineRule="auto"/>
     </w:pPr>
     <w:rPr>
-      <w:rFonts w:asciiTheme="majorHAnsi" w:cstheme="majorBidi" w:eastAsiaTheme="majorEastAsia" w:hAnsiTheme="majorHAnsi"/>
+      <w:rFonts w:asciiTheme="majorHAnsi" w:cstheme="majorBidi" w:hAnsiTheme="majorHAnsi" w:eastAsia="黑体"/>
       <w:color w:themeColor="text1" w:val="000000"/>
     </w:rPr>
     <w:tblPr>
@@ -11276,6 +11831,7 @@
     </w:tcPr>
     <w:tblStylePr w:type="firstRow">
       <w:rPr>
+        <w:rFonts w:eastAsia="黑体"/>
         <w:b/>
         <w:bCs/>
         <w:color w:themeColor="text1" w:val="000000"/>
@@ -11287,6 +11843,7 @@
     </w:tblStylePr>
     <w:tblStylePr w:type="lastRow">
       <w:rPr>
+        <w:rFonts w:eastAsia="黑体"/>
         <w:b/>
         <w:bCs/>
         <w:color w:themeColor="text1" w:val="000000"/>
@@ -11306,6 +11863,7 @@
     </w:tblStylePr>
     <w:tblStylePr w:type="firstCol">
       <w:rPr>
+        <w:rFonts w:eastAsia="黑体"/>
         <w:b/>
         <w:bCs/>
         <w:color w:themeColor="text1" w:val="000000"/>
@@ -11325,6 +11883,7 @@
     </w:tblStylePr>
     <w:tblStylePr w:type="lastCol">
       <w:rPr>
+        <w:rFonts w:eastAsia="黑体"/>
         <w:b w:val="0"/>
         <w:bCs w:val="0"/>
         <w:color w:themeColor="text1" w:val="000000"/>
@@ -11374,7 +11933,7 @@
       <w:spacing w:after="0" w:line="240" w:lineRule="auto"/>
     </w:pPr>
     <w:rPr>
-      <w:rFonts w:asciiTheme="majorHAnsi" w:cstheme="majorBidi" w:eastAsiaTheme="majorEastAsia" w:hAnsiTheme="majorHAnsi"/>
+      <w:rFonts w:asciiTheme="majorHAnsi" w:cstheme="majorBidi" w:hAnsiTheme="majorHAnsi" w:eastAsia="黑体"/>
       <w:color w:themeColor="text1" w:val="000000"/>
     </w:rPr>
     <w:tblPr>
@@ -11401,6 +11960,7 @@
     </w:tcPr>
     <w:tblStylePr w:type="firstRow">
       <w:rPr>
+        <w:rFonts w:eastAsia="黑体"/>
         <w:b/>
         <w:bCs/>
         <w:color w:themeColor="text1" w:val="000000"/>
@@ -11412,6 +11972,7 @@
     </w:tblStylePr>
     <w:tblStylePr w:type="lastRow">
       <w:rPr>
+        <w:rFonts w:eastAsia="黑体"/>
         <w:b/>
         <w:bCs/>
         <w:color w:themeColor="text1" w:val="000000"/>
@@ -11431,6 +11992,7 @@
     </w:tblStylePr>
     <w:tblStylePr w:type="firstCol">
       <w:rPr>
+        <w:rFonts w:eastAsia="黑体"/>
         <w:b/>
         <w:bCs/>
         <w:color w:themeColor="text1" w:val="000000"/>
@@ -11450,6 +12012,7 @@
     </w:tblStylePr>
     <w:tblStylePr w:type="lastCol">
       <w:rPr>
+        <w:rFonts w:eastAsia="黑体"/>
         <w:b w:val="0"/>
         <w:bCs w:val="0"/>
         <w:color w:themeColor="text1" w:val="000000"/>
@@ -11522,6 +12085,7 @@
     </w:tcPr>
     <w:tblStylePr w:type="firstRow">
       <w:rPr>
+        <w:rFonts w:eastAsia="黑体"/>
         <w:b/>
         <w:bCs/>
         <w:i w:val="0"/>
@@ -11543,6 +12107,7 @@
     </w:tblStylePr>
     <w:tblStylePr w:type="lastRow">
       <w:rPr>
+        <w:rFonts w:eastAsia="黑体"/>
         <w:b/>
         <w:bCs/>
         <w:i w:val="0"/>
@@ -11564,6 +12129,7 @@
     </w:tblStylePr>
     <w:tblStylePr w:type="firstCol">
       <w:rPr>
+        <w:rFonts w:eastAsia="黑体"/>
         <w:b/>
         <w:bCs/>
         <w:i w:val="0"/>
@@ -11583,6 +12149,7 @@
     </w:tblStylePr>
     <w:tblStylePr w:type="lastCol">
       <w:rPr>
+        <w:rFonts w:eastAsia="黑体"/>
         <w:b/>
         <w:bCs/>
         <w:i w:val="0"/>
@@ -11663,6 +12230,7 @@
     </w:tcPr>
     <w:tblStylePr w:type="firstRow">
       <w:rPr>
+        <w:rFonts w:eastAsia="黑体"/>
         <w:b/>
         <w:bCs/>
         <w:i w:val="0"/>
@@ -11684,6 +12252,7 @@
     </w:tblStylePr>
     <w:tblStylePr w:type="lastRow">
       <w:rPr>
+        <w:rFonts w:eastAsia="黑体"/>
         <w:b/>
         <w:bCs/>
         <w:i w:val="0"/>
@@ -11705,6 +12274,7 @@
     </w:tblStylePr>
     <w:tblStylePr w:type="firstCol">
       <w:rPr>
+        <w:rFonts w:eastAsia="黑体"/>
         <w:b/>
         <w:bCs/>
         <w:i w:val="0"/>
@@ -11724,6 +12294,7 @@
     </w:tblStylePr>
     <w:tblStylePr w:type="lastCol">
       <w:rPr>
+        <w:rFonts w:eastAsia="黑体"/>
         <w:b/>
         <w:bCs/>
         <w:i w:val="0"/>
@@ -11804,6 +12375,7 @@
     </w:tcPr>
     <w:tblStylePr w:type="firstRow">
       <w:rPr>
+        <w:rFonts w:eastAsia="黑体"/>
         <w:b/>
         <w:bCs/>
         <w:i w:val="0"/>
@@ -11825,6 +12397,7 @@
     </w:tblStylePr>
     <w:tblStylePr w:type="lastRow">
       <w:rPr>
+        <w:rFonts w:eastAsia="黑体"/>
         <w:b/>
         <w:bCs/>
         <w:i w:val="0"/>
@@ -11846,6 +12419,7 @@
     </w:tblStylePr>
     <w:tblStylePr w:type="firstCol">
       <w:rPr>
+        <w:rFonts w:eastAsia="黑体"/>
         <w:b/>
         <w:bCs/>
         <w:i w:val="0"/>
@@ -11865,6 +12439,7 @@
     </w:tblStylePr>
     <w:tblStylePr w:type="lastCol">
       <w:rPr>
+        <w:rFonts w:eastAsia="黑体"/>
         <w:b/>
         <w:bCs/>
         <w:i w:val="0"/>
@@ -11945,6 +12520,7 @@
     </w:tcPr>
     <w:tblStylePr w:type="firstRow">
       <w:rPr>
+        <w:rFonts w:eastAsia="黑体"/>
         <w:b/>
         <w:bCs/>
         <w:i w:val="0"/>
@@ -11966,6 +12542,7 @@
     </w:tblStylePr>
     <w:tblStylePr w:type="lastRow">
       <w:rPr>
+        <w:rFonts w:eastAsia="黑体"/>
         <w:b/>
         <w:bCs/>
         <w:i w:val="0"/>
@@ -11987,6 +12564,7 @@
     </w:tblStylePr>
     <w:tblStylePr w:type="firstCol">
       <w:rPr>
+        <w:rFonts w:eastAsia="黑体"/>
         <w:b/>
         <w:bCs/>
         <w:i w:val="0"/>
@@ -12006,6 +12584,7 @@
     </w:tblStylePr>
     <w:tblStylePr w:type="lastCol">
       <w:rPr>
+        <w:rFonts w:eastAsia="黑体"/>
         <w:b/>
         <w:bCs/>
         <w:i w:val="0"/>
@@ -12086,6 +12665,7 @@
     </w:tcPr>
     <w:tblStylePr w:type="firstRow">
       <w:rPr>
+        <w:rFonts w:eastAsia="黑体"/>
         <w:b/>
         <w:bCs/>
         <w:i w:val="0"/>
@@ -12107,6 +12687,7 @@
     </w:tblStylePr>
     <w:tblStylePr w:type="lastRow">
       <w:rPr>
+        <w:rFonts w:eastAsia="黑体"/>
         <w:b/>
         <w:bCs/>
         <w:i w:val="0"/>
@@ -12128,6 +12709,7 @@
     </w:tblStylePr>
     <w:tblStylePr w:type="firstCol">
       <w:rPr>
+        <w:rFonts w:eastAsia="黑体"/>
         <w:b/>
         <w:bCs/>
         <w:i w:val="0"/>
@@ -12147,6 +12729,7 @@
     </w:tblStylePr>
     <w:tblStylePr w:type="lastCol">
       <w:rPr>
+        <w:rFonts w:eastAsia="黑体"/>
         <w:b/>
         <w:bCs/>
         <w:i w:val="0"/>
@@ -12227,6 +12810,7 @@
     </w:tcPr>
     <w:tblStylePr w:type="firstRow">
       <w:rPr>
+        <w:rFonts w:eastAsia="黑体"/>
         <w:b/>
         <w:bCs/>
         <w:i w:val="0"/>
@@ -12248,6 +12832,7 @@
     </w:tblStylePr>
     <w:tblStylePr w:type="lastRow">
       <w:rPr>
+        <w:rFonts w:eastAsia="黑体"/>
         <w:b/>
         <w:bCs/>
         <w:i w:val="0"/>
@@ -12269,6 +12854,7 @@
     </w:tblStylePr>
     <w:tblStylePr w:type="firstCol">
       <w:rPr>
+        <w:rFonts w:eastAsia="黑体"/>
         <w:b/>
         <w:bCs/>
         <w:i w:val="0"/>
@@ -12288,6 +12874,7 @@
     </w:tblStylePr>
     <w:tblStylePr w:type="lastCol">
       <w:rPr>
+        <w:rFonts w:eastAsia="黑体"/>
         <w:b/>
         <w:bCs/>
         <w:i w:val="0"/>
@@ -12368,6 +12955,7 @@
     </w:tcPr>
     <w:tblStylePr w:type="firstRow">
       <w:rPr>
+        <w:rFonts w:eastAsia="黑体"/>
         <w:b/>
         <w:bCs/>
         <w:i w:val="0"/>
@@ -12389,6 +12977,7 @@
     </w:tblStylePr>
     <w:tblStylePr w:type="lastRow">
       <w:rPr>
+        <w:rFonts w:eastAsia="黑体"/>
         <w:b/>
         <w:bCs/>
         <w:i w:val="0"/>
@@ -12410,6 +12999,7 @@
     </w:tblStylePr>
     <w:tblStylePr w:type="firstCol">
       <w:rPr>
+        <w:rFonts w:eastAsia="黑体"/>
         <w:b/>
         <w:bCs/>
         <w:i w:val="0"/>
@@ -12429,6 +13019,7 @@
     </w:tblStylePr>
     <w:tblStylePr w:type="lastCol">
       <w:rPr>
+        <w:rFonts w:eastAsia="黑体"/>
         <w:b/>
         <w:bCs/>
         <w:i w:val="0"/>
@@ -12486,6 +13077,7 @@
       <w:spacing w:after="0" w:line="240" w:lineRule="auto"/>
     </w:pPr>
     <w:rPr>
+      <w:rFonts w:eastAsia="黑体"/>
       <w:color w:themeColor="background1" w:val="FFFFFF"/>
     </w:rPr>
     <w:tblPr>
@@ -12504,6 +13096,7 @@
     </w:tcPr>
     <w:tblStylePr w:type="firstRow">
       <w:rPr>
+        <w:rFonts w:eastAsia="黑体"/>
         <w:b/>
         <w:bCs/>
       </w:rPr>
@@ -12600,6 +13193,7 @@
       <w:spacing w:after="0" w:line="240" w:lineRule="auto"/>
     </w:pPr>
     <w:rPr>
+      <w:rFonts w:eastAsia="黑体"/>
       <w:color w:themeColor="background1" w:val="FFFFFF"/>
     </w:rPr>
     <w:tblPr>
@@ -12618,6 +13212,7 @@
     </w:tcPr>
     <w:tblStylePr w:type="firstRow">
       <w:rPr>
+        <w:rFonts w:eastAsia="黑体"/>
         <w:b/>
         <w:bCs/>
       </w:rPr>
@@ -12714,6 +13309,7 @@
       <w:spacing w:after="0" w:line="240" w:lineRule="auto"/>
     </w:pPr>
     <w:rPr>
+      <w:rFonts w:eastAsia="黑体"/>
       <w:color w:themeColor="background1" w:val="FFFFFF"/>
     </w:rPr>
     <w:tblPr>
@@ -12732,6 +13328,7 @@
     </w:tcPr>
     <w:tblStylePr w:type="firstRow">
       <w:rPr>
+        <w:rFonts w:eastAsia="黑体"/>
         <w:b/>
         <w:bCs/>
       </w:rPr>
@@ -12828,6 +13425,7 @@
       <w:spacing w:after="0" w:line="240" w:lineRule="auto"/>
     </w:pPr>
     <w:rPr>
+      <w:rFonts w:eastAsia="黑体"/>
       <w:color w:themeColor="background1" w:val="FFFFFF"/>
     </w:rPr>
     <w:tblPr>
@@ -12846,6 +13444,7 @@
     </w:tcPr>
     <w:tblStylePr w:type="firstRow">
       <w:rPr>
+        <w:rFonts w:eastAsia="黑体"/>
         <w:b/>
         <w:bCs/>
       </w:rPr>
@@ -12942,6 +13541,7 @@
       <w:spacing w:after="0" w:line="240" w:lineRule="auto"/>
     </w:pPr>
     <w:rPr>
+      <w:rFonts w:eastAsia="黑体"/>
       <w:color w:themeColor="background1" w:val="FFFFFF"/>
     </w:rPr>
     <w:tblPr>
@@ -12960,6 +13560,7 @@
     </w:tcPr>
     <w:tblStylePr w:type="firstRow">
       <w:rPr>
+        <w:rFonts w:eastAsia="黑体"/>
         <w:b/>
         <w:bCs/>
       </w:rPr>
@@ -13056,6 +13657,7 @@
       <w:spacing w:after="0" w:line="240" w:lineRule="auto"/>
     </w:pPr>
     <w:rPr>
+      <w:rFonts w:eastAsia="黑体"/>
       <w:color w:themeColor="background1" w:val="FFFFFF"/>
     </w:rPr>
     <w:tblPr>
@@ -13074,6 +13676,7 @@
     </w:tcPr>
     <w:tblStylePr w:type="firstRow">
       <w:rPr>
+        <w:rFonts w:eastAsia="黑体"/>
         <w:b/>
         <w:bCs/>
       </w:rPr>
@@ -13170,6 +13773,7 @@
       <w:spacing w:after="0" w:line="240" w:lineRule="auto"/>
     </w:pPr>
     <w:rPr>
+      <w:rFonts w:eastAsia="黑体"/>
       <w:color w:themeColor="background1" w:val="FFFFFF"/>
     </w:rPr>
     <w:tblPr>
@@ -13188,6 +13792,7 @@
     </w:tcPr>
     <w:tblStylePr w:type="firstRow">
       <w:rPr>
+        <w:rFonts w:eastAsia="黑体"/>
         <w:b/>
         <w:bCs/>
       </w:rPr>
@@ -13284,6 +13889,7 @@
       <w:spacing w:after="0" w:line="240" w:lineRule="auto"/>
     </w:pPr>
     <w:rPr>
+      <w:rFonts w:eastAsia="黑体"/>
       <w:color w:themeColor="text1" w:val="000000"/>
     </w:rPr>
     <w:tblPr>
@@ -13310,6 +13916,7 @@
     </w:tcPr>
     <w:tblStylePr w:type="firstRow">
       <w:rPr>
+        <w:rFonts w:eastAsia="黑体"/>
         <w:b/>
         <w:bCs/>
       </w:rPr>
@@ -13328,6 +13935,7 @@
     </w:tblStylePr>
     <w:tblStylePr w:type="lastRow">
       <w:rPr>
+        <w:rFonts w:eastAsia="黑体"/>
         <w:b/>
         <w:bCs/>
         <w:color w:themeColor="background1" w:val="FFFFFF"/>
@@ -13342,6 +13950,7 @@
     </w:tblStylePr>
     <w:tblStylePr w:type="firstCol">
       <w:rPr>
+        <w:rFonts w:eastAsia="黑体"/>
         <w:color w:themeColor="background1" w:val="FFFFFF"/>
       </w:rPr>
       <w:tblPr/>
@@ -13359,6 +13968,7 @@
     </w:tblStylePr>
     <w:tblStylePr w:type="lastCol">
       <w:rPr>
+        <w:rFonts w:eastAsia="黑体"/>
         <w:color w:themeColor="background1" w:val="FFFFFF"/>
       </w:rPr>
       <w:tblPr/>
@@ -13388,11 +13998,13 @@
     </w:tblStylePr>
     <w:tblStylePr w:type="neCell">
       <w:rPr>
+        <w:rFonts w:eastAsia="黑体"/>
         <w:color w:themeColor="text1" w:val="000000"/>
       </w:rPr>
     </w:tblStylePr>
     <w:tblStylePr w:type="nwCell">
       <w:rPr>
+        <w:rFonts w:eastAsia="黑体"/>
         <w:color w:themeColor="text1" w:val="000000"/>
       </w:rPr>
     </w:tblStylePr>
@@ -13406,6 +14018,7 @@
       <w:spacing w:after="0" w:line="240" w:lineRule="auto"/>
     </w:pPr>
     <w:rPr>
+      <w:rFonts w:eastAsia="黑体"/>
       <w:color w:themeColor="text1" w:val="000000"/>
     </w:rPr>
     <w:tblPr>
@@ -13432,6 +14045,7 @@
     </w:tcPr>
     <w:tblStylePr w:type="firstRow">
       <w:rPr>
+        <w:rFonts w:eastAsia="黑体"/>
         <w:b/>
         <w:bCs/>
       </w:rPr>
@@ -13450,6 +14064,7 @@
     </w:tblStylePr>
     <w:tblStylePr w:type="lastRow">
       <w:rPr>
+        <w:rFonts w:eastAsia="黑体"/>
         <w:b/>
         <w:bCs/>
         <w:color w:themeColor="background1" w:val="FFFFFF"/>
@@ -13464,6 +14079,7 @@
     </w:tblStylePr>
     <w:tblStylePr w:type="firstCol">
       <w:rPr>
+        <w:rFonts w:eastAsia="黑体"/>
         <w:color w:themeColor="background1" w:val="FFFFFF"/>
       </w:rPr>
       <w:tblPr/>
@@ -13481,6 +14097,7 @@
     </w:tblStylePr>
     <w:tblStylePr w:type="lastCol">
       <w:rPr>
+        <w:rFonts w:eastAsia="黑体"/>
         <w:color w:themeColor="background1" w:val="FFFFFF"/>
       </w:rPr>
       <w:tblPr/>
@@ -13510,11 +14127,13 @@
     </w:tblStylePr>
     <w:tblStylePr w:type="neCell">
       <w:rPr>
+        <w:rFonts w:eastAsia="黑体"/>
         <w:color w:themeColor="text1" w:val="000000"/>
       </w:rPr>
     </w:tblStylePr>
     <w:tblStylePr w:type="nwCell">
       <w:rPr>
+        <w:rFonts w:eastAsia="黑体"/>
         <w:color w:themeColor="text1" w:val="000000"/>
       </w:rPr>
     </w:tblStylePr>
@@ -13528,6 +14147,7 @@
       <w:spacing w:after="0" w:line="240" w:lineRule="auto"/>
     </w:pPr>
     <w:rPr>
+      <w:rFonts w:eastAsia="黑体"/>
       <w:color w:themeColor="text1" w:val="000000"/>
     </w:rPr>
     <w:tblPr>
@@ -13554,6 +14174,7 @@
     </w:tcPr>
     <w:tblStylePr w:type="firstRow">
       <w:rPr>
+        <w:rFonts w:eastAsia="黑体"/>
         <w:b/>
         <w:bCs/>
       </w:rPr>
@@ -13572,6 +14193,7 @@
     </w:tblStylePr>
     <w:tblStylePr w:type="lastRow">
       <w:rPr>
+        <w:rFonts w:eastAsia="黑体"/>
         <w:b/>
         <w:bCs/>
         <w:color w:themeColor="background1" w:val="FFFFFF"/>
@@ -13586,6 +14208,7 @@
     </w:tblStylePr>
     <w:tblStylePr w:type="firstCol">
       <w:rPr>
+        <w:rFonts w:eastAsia="黑体"/>
         <w:color w:themeColor="background1" w:val="FFFFFF"/>
       </w:rPr>
       <w:tblPr/>
@@ -13603,6 +14226,7 @@
     </w:tblStylePr>
     <w:tblStylePr w:type="lastCol">
       <w:rPr>
+        <w:rFonts w:eastAsia="黑体"/>
         <w:color w:themeColor="background1" w:val="FFFFFF"/>
       </w:rPr>
       <w:tblPr/>
@@ -13632,11 +14256,13 @@
     </w:tblStylePr>
     <w:tblStylePr w:type="neCell">
       <w:rPr>
+        <w:rFonts w:eastAsia="黑体"/>
         <w:color w:themeColor="text1" w:val="000000"/>
       </w:rPr>
     </w:tblStylePr>
     <w:tblStylePr w:type="nwCell">
       <w:rPr>
+        <w:rFonts w:eastAsia="黑体"/>
         <w:color w:themeColor="text1" w:val="000000"/>
       </w:rPr>
     </w:tblStylePr>
@@ -13650,6 +14276,7 @@
       <w:spacing w:after="0" w:line="240" w:lineRule="auto"/>
     </w:pPr>
     <w:rPr>
+      <w:rFonts w:eastAsia="黑体"/>
       <w:color w:themeColor="text1" w:val="000000"/>
     </w:rPr>
     <w:tblPr>
@@ -13676,6 +14303,7 @@
     </w:tcPr>
     <w:tblStylePr w:type="firstRow">
       <w:rPr>
+        <w:rFonts w:eastAsia="黑体"/>
         <w:b/>
         <w:bCs/>
       </w:rPr>
@@ -13694,6 +14322,7 @@
     </w:tblStylePr>
     <w:tblStylePr w:type="lastRow">
       <w:rPr>
+        <w:rFonts w:eastAsia="黑体"/>
         <w:b/>
         <w:bCs/>
         <w:color w:themeColor="background1" w:val="FFFFFF"/>
@@ -13708,6 +14337,7 @@
     </w:tblStylePr>
     <w:tblStylePr w:type="firstCol">
       <w:rPr>
+        <w:rFonts w:eastAsia="黑体"/>
         <w:color w:themeColor="background1" w:val="FFFFFF"/>
       </w:rPr>
       <w:tblPr/>
@@ -13725,6 +14355,7 @@
     </w:tblStylePr>
     <w:tblStylePr w:type="lastCol">
       <w:rPr>
+        <w:rFonts w:eastAsia="黑体"/>
         <w:color w:themeColor="background1" w:val="FFFFFF"/>
       </w:rPr>
       <w:tblPr/>
@@ -13762,6 +14393,7 @@
       <w:spacing w:after="0" w:line="240" w:lineRule="auto"/>
     </w:pPr>
     <w:rPr>
+      <w:rFonts w:eastAsia="黑体"/>
       <w:color w:themeColor="text1" w:val="000000"/>
     </w:rPr>
     <w:tblPr>
@@ -13788,6 +14420,7 @@
     </w:tcPr>
     <w:tblStylePr w:type="firstRow">
       <w:rPr>
+        <w:rFonts w:eastAsia="黑体"/>
         <w:b/>
         <w:bCs/>
       </w:rPr>
@@ -13806,6 +14439,7 @@
     </w:tblStylePr>
     <w:tblStylePr w:type="lastRow">
       <w:rPr>
+        <w:rFonts w:eastAsia="黑体"/>
         <w:b/>
         <w:bCs/>
         <w:color w:themeColor="background1" w:val="FFFFFF"/>
@@ -13820,6 +14454,7 @@
     </w:tblStylePr>
     <w:tblStylePr w:type="firstCol">
       <w:rPr>
+        <w:rFonts w:eastAsia="黑体"/>
         <w:color w:themeColor="background1" w:val="FFFFFF"/>
       </w:rPr>
       <w:tblPr/>
@@ -13837,6 +14472,7 @@
     </w:tblStylePr>
     <w:tblStylePr w:type="lastCol">
       <w:rPr>
+        <w:rFonts w:eastAsia="黑体"/>
         <w:color w:themeColor="background1" w:val="FFFFFF"/>
       </w:rPr>
       <w:tblPr/>
@@ -13866,11 +14502,13 @@
     </w:tblStylePr>
     <w:tblStylePr w:type="neCell">
       <w:rPr>
+        <w:rFonts w:eastAsia="黑体"/>
         <w:color w:themeColor="text1" w:val="000000"/>
       </w:rPr>
     </w:tblStylePr>
     <w:tblStylePr w:type="nwCell">
       <w:rPr>
+        <w:rFonts w:eastAsia="黑体"/>
         <w:color w:themeColor="text1" w:val="000000"/>
       </w:rPr>
     </w:tblStylePr>
@@ -13884,6 +14522,7 @@
       <w:spacing w:after="0" w:line="240" w:lineRule="auto"/>
     </w:pPr>
     <w:rPr>
+      <w:rFonts w:eastAsia="黑体"/>
       <w:color w:themeColor="text1" w:val="000000"/>
     </w:rPr>
     <w:tblPr>
@@ -13910,6 +14549,7 @@
     </w:tcPr>
     <w:tblStylePr w:type="firstRow">
       <w:rPr>
+        <w:rFonts w:eastAsia="黑体"/>
         <w:b/>
         <w:bCs/>
       </w:rPr>
@@ -13928,6 +14568,7 @@
     </w:tblStylePr>
     <w:tblStylePr w:type="lastRow">
       <w:rPr>
+        <w:rFonts w:eastAsia="黑体"/>
         <w:b/>
         <w:bCs/>
         <w:color w:themeColor="background1" w:val="FFFFFF"/>
@@ -13942,6 +14583,7 @@
     </w:tblStylePr>
     <w:tblStylePr w:type="firstCol">
       <w:rPr>
+        <w:rFonts w:eastAsia="黑体"/>
         <w:color w:themeColor="background1" w:val="FFFFFF"/>
       </w:rPr>
       <w:tblPr/>
@@ -13959,6 +14601,7 @@
     </w:tblStylePr>
     <w:tblStylePr w:type="lastCol">
       <w:rPr>
+        <w:rFonts w:eastAsia="黑体"/>
         <w:color w:themeColor="background1" w:val="FFFFFF"/>
       </w:rPr>
       <w:tblPr/>
@@ -13988,11 +14631,13 @@
     </w:tblStylePr>
     <w:tblStylePr w:type="neCell">
       <w:rPr>
+        <w:rFonts w:eastAsia="黑体"/>
         <w:color w:themeColor="text1" w:val="000000"/>
       </w:rPr>
     </w:tblStylePr>
     <w:tblStylePr w:type="nwCell">
       <w:rPr>
+        <w:rFonts w:eastAsia="黑体"/>
         <w:color w:themeColor="text1" w:val="000000"/>
       </w:rPr>
     </w:tblStylePr>
@@ -14006,6 +14651,7 @@
       <w:spacing w:after="0" w:line="240" w:lineRule="auto"/>
     </w:pPr>
     <w:rPr>
+      <w:rFonts w:eastAsia="黑体"/>
       <w:color w:themeColor="text1" w:val="000000"/>
     </w:rPr>
     <w:tblPr>
@@ -14032,6 +14678,7 @@
     </w:tcPr>
     <w:tblStylePr w:type="firstRow">
       <w:rPr>
+        <w:rFonts w:eastAsia="黑体"/>
         <w:b/>
         <w:bCs/>
       </w:rPr>
@@ -14050,6 +14697,7 @@
     </w:tblStylePr>
     <w:tblStylePr w:type="lastRow">
       <w:rPr>
+        <w:rFonts w:eastAsia="黑体"/>
         <w:b/>
         <w:bCs/>
         <w:color w:themeColor="background1" w:val="FFFFFF"/>
@@ -14064,6 +14712,7 @@
     </w:tblStylePr>
     <w:tblStylePr w:type="firstCol">
       <w:rPr>
+        <w:rFonts w:eastAsia="黑体"/>
         <w:color w:themeColor="background1" w:val="FFFFFF"/>
       </w:rPr>
       <w:tblPr/>
@@ -14081,6 +14730,7 @@
     </w:tblStylePr>
     <w:tblStylePr w:type="lastCol">
       <w:rPr>
+        <w:rFonts w:eastAsia="黑体"/>
         <w:color w:themeColor="background1" w:val="FFFFFF"/>
       </w:rPr>
       <w:tblPr/>
@@ -14110,11 +14760,13 @@
     </w:tblStylePr>
     <w:tblStylePr w:type="neCell">
       <w:rPr>
+        <w:rFonts w:eastAsia="黑体"/>
         <w:color w:themeColor="text1" w:val="000000"/>
       </w:rPr>
     </w:tblStylePr>
     <w:tblStylePr w:type="nwCell">
       <w:rPr>
+        <w:rFonts w:eastAsia="黑体"/>
         <w:color w:themeColor="text1" w:val="000000"/>
       </w:rPr>
     </w:tblStylePr>
@@ -14128,6 +14780,7 @@
       <w:spacing w:after="0" w:line="240" w:lineRule="auto"/>
     </w:pPr>
     <w:rPr>
+      <w:rFonts w:eastAsia="黑体"/>
       <w:color w:themeColor="text1" w:val="000000"/>
     </w:rPr>
     <w:tblPr>
@@ -14146,6 +14799,7 @@
     </w:tcPr>
     <w:tblStylePr w:type="firstRow">
       <w:rPr>
+        <w:rFonts w:eastAsia="黑体"/>
         <w:b/>
         <w:bCs/>
         <w:color w:themeColor="background1" w:val="FFFFFF"/>
@@ -14160,6 +14814,7 @@
     </w:tblStylePr>
     <w:tblStylePr w:type="lastRow">
       <w:rPr>
+        <w:rFonts w:eastAsia="黑体"/>
         <w:b/>
         <w:bCs/>
         <w:color w:themeColor="accent2" w:themeShade="CC" w:val="9E3A38"/>
@@ -14174,12 +14829,14 @@
     </w:tblStylePr>
     <w:tblStylePr w:type="firstCol">
       <w:rPr>
+        <w:rFonts w:eastAsia="黑体"/>
         <w:b/>
         <w:bCs/>
       </w:rPr>
     </w:tblStylePr>
     <w:tblStylePr w:type="lastCol">
       <w:rPr>
+        <w:rFonts w:eastAsia="黑体"/>
         <w:b/>
         <w:bCs/>
       </w:rPr>
@@ -14214,6 +14871,7 @@
       <w:spacing w:after="0" w:line="240" w:lineRule="auto"/>
     </w:pPr>
     <w:rPr>
+      <w:rFonts w:eastAsia="黑体"/>
       <w:color w:themeColor="text1" w:val="000000"/>
     </w:rPr>
     <w:tblPr>
@@ -14232,6 +14890,7 @@
     </w:tcPr>
     <w:tblStylePr w:type="firstRow">
       <w:rPr>
+        <w:rFonts w:eastAsia="黑体"/>
         <w:b/>
         <w:bCs/>
         <w:color w:themeColor="background1" w:val="FFFFFF"/>
@@ -14246,6 +14905,7 @@
     </w:tblStylePr>
     <w:tblStylePr w:type="lastRow">
       <w:rPr>
+        <w:rFonts w:eastAsia="黑体"/>
         <w:b/>
         <w:bCs/>
         <w:color w:themeColor="accent2" w:themeShade="CC" w:val="9E3A38"/>
@@ -14260,12 +14920,14 @@
     </w:tblStylePr>
     <w:tblStylePr w:type="firstCol">
       <w:rPr>
+        <w:rFonts w:eastAsia="黑体"/>
         <w:b/>
         <w:bCs/>
       </w:rPr>
     </w:tblStylePr>
     <w:tblStylePr w:type="lastCol">
       <w:rPr>
+        <w:rFonts w:eastAsia="黑体"/>
         <w:b/>
         <w:bCs/>
       </w:rPr>
@@ -14300,6 +14962,7 @@
       <w:spacing w:after="0" w:line="240" w:lineRule="auto"/>
     </w:pPr>
     <w:rPr>
+      <w:rFonts w:eastAsia="黑体"/>
       <w:color w:themeColor="text1" w:val="000000"/>
     </w:rPr>
     <w:tblPr>
@@ -14318,6 +14981,7 @@
     </w:tcPr>
     <w:tblStylePr w:type="firstRow">
       <w:rPr>
+        <w:rFonts w:eastAsia="黑体"/>
         <w:b/>
         <w:bCs/>
         <w:color w:themeColor="background1" w:val="FFFFFF"/>
@@ -14332,6 +14996,7 @@
     </w:tblStylePr>
     <w:tblStylePr w:type="lastRow">
       <w:rPr>
+        <w:rFonts w:eastAsia="黑体"/>
         <w:b/>
         <w:bCs/>
         <w:color w:themeColor="accent2" w:themeShade="CC" w:val="9E3A38"/>
@@ -14346,12 +15011,14 @@
     </w:tblStylePr>
     <w:tblStylePr w:type="firstCol">
       <w:rPr>
+        <w:rFonts w:eastAsia="黑体"/>
         <w:b/>
         <w:bCs/>
       </w:rPr>
     </w:tblStylePr>
     <w:tblStylePr w:type="lastCol">
       <w:rPr>
+        <w:rFonts w:eastAsia="黑体"/>
         <w:b/>
         <w:bCs/>
       </w:rPr>
@@ -14386,6 +15053,7 @@
       <w:spacing w:after="0" w:line="240" w:lineRule="auto"/>
     </w:pPr>
     <w:rPr>
+      <w:rFonts w:eastAsia="黑体"/>
       <w:color w:themeColor="text1" w:val="000000"/>
     </w:rPr>
     <w:tblPr>
@@ -14404,6 +15072,7 @@
     </w:tcPr>
     <w:tblStylePr w:type="firstRow">
       <w:rPr>
+        <w:rFonts w:eastAsia="黑体"/>
         <w:b/>
         <w:bCs/>
         <w:color w:themeColor="background1" w:val="FFFFFF"/>
@@ -14418,6 +15087,7 @@
     </w:tblStylePr>
     <w:tblStylePr w:type="lastRow">
       <w:rPr>
+        <w:rFonts w:eastAsia="黑体"/>
         <w:b/>
         <w:bCs/>
         <w:color w:themeColor="accent4" w:themeShade="CC" w:val="664E82"/>
@@ -14432,12 +15102,14 @@
     </w:tblStylePr>
     <w:tblStylePr w:type="firstCol">
       <w:rPr>
+        <w:rFonts w:eastAsia="黑体"/>
         <w:b/>
         <w:bCs/>
       </w:rPr>
     </w:tblStylePr>
     <w:tblStylePr w:type="lastCol">
       <w:rPr>
+        <w:rFonts w:eastAsia="黑体"/>
         <w:b/>
         <w:bCs/>
       </w:rPr>
@@ -14472,6 +15144,7 @@
       <w:spacing w:after="0" w:line="240" w:lineRule="auto"/>
     </w:pPr>
     <w:rPr>
+      <w:rFonts w:eastAsia="黑体"/>
       <w:color w:themeColor="text1" w:val="000000"/>
     </w:rPr>
     <w:tblPr>
@@ -14490,6 +15163,7 @@
     </w:tcPr>
     <w:tblStylePr w:type="firstRow">
       <w:rPr>
+        <w:rFonts w:eastAsia="黑体"/>
         <w:b/>
         <w:bCs/>
         <w:color w:themeColor="background1" w:val="FFFFFF"/>
@@ -14504,6 +15178,7 @@
     </w:tblStylePr>
     <w:tblStylePr w:type="lastRow">
       <w:rPr>
+        <w:rFonts w:eastAsia="黑体"/>
         <w:b/>
         <w:bCs/>
         <w:color w:themeColor="accent3" w:themeShade="CC" w:val="7E9C40"/>
@@ -14518,12 +15193,14 @@
     </w:tblStylePr>
     <w:tblStylePr w:type="firstCol">
       <w:rPr>
+        <w:rFonts w:eastAsia="黑体"/>
         <w:b/>
         <w:bCs/>
       </w:rPr>
     </w:tblStylePr>
     <w:tblStylePr w:type="lastCol">
       <w:rPr>
+        <w:rFonts w:eastAsia="黑体"/>
         <w:b/>
         <w:bCs/>
       </w:rPr>
@@ -14558,6 +15235,7 @@
       <w:spacing w:after="0" w:line="240" w:lineRule="auto"/>
     </w:pPr>
     <w:rPr>
+      <w:rFonts w:eastAsia="黑体"/>
       <w:color w:themeColor="text1" w:val="000000"/>
     </w:rPr>
     <w:tblPr>
@@ -14576,6 +15254,7 @@
     </w:tcPr>
     <w:tblStylePr w:type="firstRow">
       <w:rPr>
+        <w:rFonts w:eastAsia="黑体"/>
         <w:b/>
         <w:bCs/>
         <w:color w:themeColor="background1" w:val="FFFFFF"/>
@@ -14590,6 +15269,7 @@
     </w:tblStylePr>
     <w:tblStylePr w:type="lastRow">
       <w:rPr>
+        <w:rFonts w:eastAsia="黑体"/>
         <w:b/>
         <w:bCs/>
         <w:color w:themeColor="accent6" w:themeShade="CC" w:val="F2730A"/>
@@ -14604,12 +15284,14 @@
     </w:tblStylePr>
     <w:tblStylePr w:type="firstCol">
       <w:rPr>
+        <w:rFonts w:eastAsia="黑体"/>
         <w:b/>
         <w:bCs/>
       </w:rPr>
     </w:tblStylePr>
     <w:tblStylePr w:type="lastCol">
       <w:rPr>
+        <w:rFonts w:eastAsia="黑体"/>
         <w:b/>
         <w:bCs/>
       </w:rPr>
@@ -14644,6 +15326,7 @@
       <w:spacing w:after="0" w:line="240" w:lineRule="auto"/>
     </w:pPr>
     <w:rPr>
+      <w:rFonts w:eastAsia="黑体"/>
       <w:color w:themeColor="text1" w:val="000000"/>
     </w:rPr>
     <w:tblPr>
@@ -14662,6 +15345,7 @@
     </w:tcPr>
     <w:tblStylePr w:type="firstRow">
       <w:rPr>
+        <w:rFonts w:eastAsia="黑体"/>
         <w:b/>
         <w:bCs/>
         <w:color w:themeColor="background1" w:val="FFFFFF"/>
@@ -14676,6 +15360,7 @@
     </w:tblStylePr>
     <w:tblStylePr w:type="lastRow">
       <w:rPr>
+        <w:rFonts w:eastAsia="黑体"/>
         <w:b/>
         <w:bCs/>
         <w:color w:themeColor="accent5" w:themeShade="CC" w:val="348DA5"/>
@@ -14690,12 +15375,14 @@
     </w:tblStylePr>
     <w:tblStylePr w:type="firstCol">
       <w:rPr>
+        <w:rFonts w:eastAsia="黑体"/>
         <w:b/>
         <w:bCs/>
       </w:rPr>
     </w:tblStylePr>
     <w:tblStylePr w:type="lastCol">
       <w:rPr>
+        <w:rFonts w:eastAsia="黑体"/>
         <w:b/>
         <w:bCs/>
       </w:rPr>
@@ -14730,6 +15417,7 @@
       <w:spacing w:after="0" w:line="240" w:lineRule="auto"/>
     </w:pPr>
     <w:rPr>
+      <w:rFonts w:eastAsia="黑体"/>
       <w:color w:themeColor="text1" w:val="000000"/>
     </w:rPr>
     <w:tblPr>
@@ -14751,6 +15439,7 @@
     </w:tcPr>
     <w:tblStylePr w:type="firstRow">
       <w:rPr>
+        <w:rFonts w:eastAsia="黑体"/>
         <w:b/>
         <w:bCs/>
       </w:rPr>
@@ -14761,6 +15450,7 @@
     </w:tblStylePr>
     <w:tblStylePr w:type="lastRow">
       <w:rPr>
+        <w:rFonts w:eastAsia="黑体"/>
         <w:b/>
         <w:bCs/>
         <w:color w:themeColor="text1" w:val="000000"/>
@@ -14772,6 +15462,7 @@
     </w:tblStylePr>
     <w:tblStylePr w:type="firstCol">
       <w:rPr>
+        <w:rFonts w:eastAsia="黑体"/>
         <w:color w:themeColor="background1" w:val="FFFFFF"/>
       </w:rPr>
       <w:tblPr/>
@@ -14781,6 +15472,7 @@
     </w:tblStylePr>
     <w:tblStylePr w:type="lastCol">
       <w:rPr>
+        <w:rFonts w:eastAsia="黑体"/>
         <w:color w:themeColor="background1" w:val="FFFFFF"/>
       </w:rPr>
       <w:tblPr/>
@@ -14810,6 +15502,7 @@
       <w:spacing w:after="0" w:line="240" w:lineRule="auto"/>
     </w:pPr>
     <w:rPr>
+      <w:rFonts w:eastAsia="黑体"/>
       <w:color w:themeColor="text1" w:val="000000"/>
     </w:rPr>
     <w:tblPr>
@@ -14831,6 +15524,7 @@
     </w:tcPr>
     <w:tblStylePr w:type="firstRow">
       <w:rPr>
+        <w:rFonts w:eastAsia="黑体"/>
         <w:b/>
         <w:bCs/>
       </w:rPr>
@@ -14841,6 +15535,7 @@
     </w:tblStylePr>
     <w:tblStylePr w:type="lastRow">
       <w:rPr>
+        <w:rFonts w:eastAsia="黑体"/>
         <w:b/>
         <w:bCs/>
         <w:color w:themeColor="text1" w:val="000000"/>
@@ -14852,6 +15547,7 @@
     </w:tblStylePr>
     <w:tblStylePr w:type="firstCol">
       <w:rPr>
+        <w:rFonts w:eastAsia="黑体"/>
         <w:color w:themeColor="background1" w:val="FFFFFF"/>
       </w:rPr>
       <w:tblPr/>
@@ -14861,6 +15557,7 @@
     </w:tblStylePr>
     <w:tblStylePr w:type="lastCol">
       <w:rPr>
+        <w:rFonts w:eastAsia="黑体"/>
         <w:color w:themeColor="background1" w:val="FFFFFF"/>
       </w:rPr>
       <w:tblPr/>
@@ -14890,6 +15587,7 @@
       <w:spacing w:after="0" w:line="240" w:lineRule="auto"/>
     </w:pPr>
     <w:rPr>
+      <w:rFonts w:eastAsia="黑体"/>
       <w:color w:themeColor="text1" w:val="000000"/>
     </w:rPr>
     <w:tblPr>
@@ -14911,6 +15609,7 @@
     </w:tcPr>
     <w:tblStylePr w:type="firstRow">
       <w:rPr>
+        <w:rFonts w:eastAsia="黑体"/>
         <w:b/>
         <w:bCs/>
       </w:rPr>
@@ -14921,6 +15620,7 @@
     </w:tblStylePr>
     <w:tblStylePr w:type="lastRow">
       <w:rPr>
+        <w:rFonts w:eastAsia="黑体"/>
         <w:b/>
         <w:bCs/>
         <w:color w:themeColor="text1" w:val="000000"/>
@@ -14932,6 +15632,7 @@
     </w:tblStylePr>
     <w:tblStylePr w:type="firstCol">
       <w:rPr>
+        <w:rFonts w:eastAsia="黑体"/>
         <w:color w:themeColor="background1" w:val="FFFFFF"/>
       </w:rPr>
       <w:tblPr/>
@@ -14941,6 +15642,7 @@
     </w:tblStylePr>
     <w:tblStylePr w:type="lastCol">
       <w:rPr>
+        <w:rFonts w:eastAsia="黑体"/>
         <w:color w:themeColor="background1" w:val="FFFFFF"/>
       </w:rPr>
       <w:tblPr/>
@@ -14970,6 +15672,7 @@
       <w:spacing w:after="0" w:line="240" w:lineRule="auto"/>
     </w:pPr>
     <w:rPr>
+      <w:rFonts w:eastAsia="黑体"/>
       <w:color w:themeColor="text1" w:val="000000"/>
     </w:rPr>
     <w:tblPr>
@@ -14991,6 +15694,7 @@
     </w:tcPr>
     <w:tblStylePr w:type="firstRow">
       <w:rPr>
+        <w:rFonts w:eastAsia="黑体"/>
         <w:b/>
         <w:bCs/>
       </w:rPr>
@@ -15001,6 +15705,7 @@
     </w:tblStylePr>
     <w:tblStylePr w:type="lastRow">
       <w:rPr>
+        <w:rFonts w:eastAsia="黑体"/>
         <w:b/>
         <w:bCs/>
         <w:color w:themeColor="text1" w:val="000000"/>
@@ -15012,6 +15717,7 @@
     </w:tblStylePr>
     <w:tblStylePr w:type="firstCol">
       <w:rPr>
+        <w:rFonts w:eastAsia="黑体"/>
         <w:color w:themeColor="background1" w:val="FFFFFF"/>
       </w:rPr>
       <w:tblPr/>
@@ -15021,6 +15727,7 @@
     </w:tblStylePr>
     <w:tblStylePr w:type="lastCol">
       <w:rPr>
+        <w:rFonts w:eastAsia="黑体"/>
         <w:color w:themeColor="background1" w:val="FFFFFF"/>
       </w:rPr>
       <w:tblPr/>
@@ -15050,6 +15757,7 @@
       <w:spacing w:after="0" w:line="240" w:lineRule="auto"/>
     </w:pPr>
     <w:rPr>
+      <w:rFonts w:eastAsia="黑体"/>
       <w:color w:themeColor="text1" w:val="000000"/>
     </w:rPr>
     <w:tblPr>
@@ -15071,6 +15779,7 @@
     </w:tcPr>
     <w:tblStylePr w:type="firstRow">
       <w:rPr>
+        <w:rFonts w:eastAsia="黑体"/>
         <w:b/>
         <w:bCs/>
       </w:rPr>
@@ -15081,6 +15790,7 @@
     </w:tblStylePr>
     <w:tblStylePr w:type="lastRow">
       <w:rPr>
+        <w:rFonts w:eastAsia="黑体"/>
         <w:b/>
         <w:bCs/>
         <w:color w:themeColor="text1" w:val="000000"/>
@@ -15092,6 +15802,7 @@
     </w:tblStylePr>
     <w:tblStylePr w:type="firstCol">
       <w:rPr>
+        <w:rFonts w:eastAsia="黑体"/>
         <w:color w:themeColor="background1" w:val="FFFFFF"/>
       </w:rPr>
       <w:tblPr/>
@@ -15101,6 +15812,7 @@
     </w:tblStylePr>
     <w:tblStylePr w:type="lastCol">
       <w:rPr>
+        <w:rFonts w:eastAsia="黑体"/>
         <w:color w:themeColor="background1" w:val="FFFFFF"/>
       </w:rPr>
       <w:tblPr/>
@@ -15130,6 +15842,7 @@
       <w:spacing w:after="0" w:line="240" w:lineRule="auto"/>
     </w:pPr>
     <w:rPr>
+      <w:rFonts w:eastAsia="黑体"/>
       <w:color w:themeColor="text1" w:val="000000"/>
     </w:rPr>
     <w:tblPr>
@@ -15151,6 +15864,7 @@
     </w:tcPr>
     <w:tblStylePr w:type="firstRow">
       <w:rPr>
+        <w:rFonts w:eastAsia="黑体"/>
         <w:b/>
         <w:bCs/>
       </w:rPr>
@@ -15161,6 +15875,7 @@
     </w:tblStylePr>
     <w:tblStylePr w:type="lastRow">
       <w:rPr>
+        <w:rFonts w:eastAsia="黑体"/>
         <w:b/>
         <w:bCs/>
         <w:color w:themeColor="text1" w:val="000000"/>
@@ -15172,6 +15887,7 @@
     </w:tblStylePr>
     <w:tblStylePr w:type="firstCol">
       <w:rPr>
+        <w:rFonts w:eastAsia="黑体"/>
         <w:color w:themeColor="background1" w:val="FFFFFF"/>
       </w:rPr>
       <w:tblPr/>
@@ -15181,6 +15897,7 @@
     </w:tblStylePr>
     <w:tblStylePr w:type="lastCol">
       <w:rPr>
+        <w:rFonts w:eastAsia="黑体"/>
         <w:color w:themeColor="background1" w:val="FFFFFF"/>
       </w:rPr>
       <w:tblPr/>
@@ -15210,6 +15927,7 @@
       <w:spacing w:after="0" w:line="240" w:lineRule="auto"/>
     </w:pPr>
     <w:rPr>
+      <w:rFonts w:eastAsia="黑体"/>
       <w:color w:themeColor="text1" w:val="000000"/>
     </w:rPr>
     <w:tblPr>
@@ -15231,6 +15949,7 @@
     </w:tcPr>
     <w:tblStylePr w:type="firstRow">
       <w:rPr>
+        <w:rFonts w:eastAsia="黑体"/>
         <w:b/>
         <w:bCs/>
       </w:rPr>
@@ -15241,6 +15960,7 @@
     </w:tblStylePr>
     <w:tblStylePr w:type="lastRow">
       <w:rPr>
+        <w:rFonts w:eastAsia="黑体"/>
         <w:b/>
         <w:bCs/>
         <w:color w:themeColor="text1" w:val="000000"/>
@@ -15252,6 +15972,7 @@
     </w:tblStylePr>
     <w:tblStylePr w:type="firstCol">
       <w:rPr>
+        <w:rFonts w:eastAsia="黑体"/>
         <w:color w:themeColor="background1" w:val="FFFFFF"/>
       </w:rPr>
       <w:tblPr/>
@@ -15261,6 +15982,7 @@
     </w:tblStylePr>
     <w:tblStylePr w:type="lastCol">
       <w:rPr>
+        <w:rFonts w:eastAsia="黑体"/>
         <w:color w:themeColor="background1" w:val="FFFFFF"/>
       </w:rPr>
       <w:tblPr/>
@@ -15293,6 +16015,7 @@
     <w:name w:val="KeywordTok"/>
     <w:basedOn w:val="VerbatimChar"/>
     <w:rPr>
+      <w:rFonts w:eastAsia="黑体"/>
       <w:b/>
       <w:color w:val="007020"/>
     </w:rPr>
@@ -15301,6 +16024,7 @@
     <w:name w:val="DataTypeTok"/>
     <w:basedOn w:val="VerbatimChar"/>
     <w:rPr>
+      <w:rFonts w:eastAsia="黑体"/>
       <w:color w:val="902000"/>
     </w:rPr>
   </w:style>
@@ -15308,6 +16032,7 @@
     <w:name w:val="DecValTok"/>
     <w:basedOn w:val="VerbatimChar"/>
     <w:rPr>
+      <w:rFonts w:eastAsia="黑体"/>
       <w:color w:val="40a070"/>
     </w:rPr>
   </w:style>
@@ -15315,6 +16040,7 @@
     <w:name w:val="BaseNTok"/>
     <w:basedOn w:val="VerbatimChar"/>
     <w:rPr>
+      <w:rFonts w:eastAsia="黑体"/>
       <w:color w:val="40a070"/>
     </w:rPr>
   </w:style>
@@ -15322,6 +16048,7 @@
     <w:name w:val="FloatTok"/>
     <w:basedOn w:val="VerbatimChar"/>
     <w:rPr>
+      <w:rFonts w:eastAsia="黑体"/>
       <w:color w:val="40a070"/>
     </w:rPr>
   </w:style>
@@ -15329,6 +16056,7 @@
     <w:name w:val="ConstantTok"/>
     <w:basedOn w:val="VerbatimChar"/>
     <w:rPr>
+      <w:rFonts w:eastAsia="黑体"/>
       <w:color w:val="880000"/>
     </w:rPr>
   </w:style>
@@ -15336,6 +16064,7 @@
     <w:name w:val="CharTok"/>
     <w:basedOn w:val="VerbatimChar"/>
     <w:rPr>
+      <w:rFonts w:eastAsia="黑体"/>
       <w:color w:val="4070a0"/>
     </w:rPr>
   </w:style>
@@ -15343,6 +16072,7 @@
     <w:name w:val="SpecialCharTok"/>
     <w:basedOn w:val="VerbatimChar"/>
     <w:rPr>
+      <w:rFonts w:eastAsia="黑体"/>
       <w:color w:val="4070a0"/>
     </w:rPr>
   </w:style>
@@ -15350,6 +16080,7 @@
     <w:name w:val="StringTok"/>
     <w:basedOn w:val="VerbatimChar"/>
     <w:rPr>
+      <w:rFonts w:eastAsia="黑体"/>
       <w:color w:val="4070a0"/>
     </w:rPr>
   </w:style>
@@ -15357,6 +16088,7 @@
     <w:name w:val="VerbatimStringTok"/>
     <w:basedOn w:val="VerbatimChar"/>
     <w:rPr>
+      <w:rFonts w:eastAsia="黑体"/>
       <w:color w:val="4070a0"/>
     </w:rPr>
   </w:style>
@@ -15364,6 +16096,7 @@
     <w:name w:val="SpecialStringTok"/>
     <w:basedOn w:val="VerbatimChar"/>
     <w:rPr>
+      <w:rFonts w:eastAsia="黑体"/>
       <w:color w:val="bb6688"/>
     </w:rPr>
   </w:style>
@@ -15371,6 +16104,7 @@
     <w:name w:val="ImportTok"/>
     <w:basedOn w:val="VerbatimChar"/>
     <w:rPr>
+      <w:rFonts w:eastAsia="黑体"/>
       <w:b/>
       <w:color w:val="008000"/>
     </w:rPr>
@@ -15379,6 +16113,7 @@
     <w:name w:val="CommentTok"/>
     <w:basedOn w:val="VerbatimChar"/>
     <w:rPr>
+      <w:rFonts w:eastAsia="黑体"/>
       <w:i/>
       <w:color w:val="60a0b0"/>
     </w:rPr>
@@ -15387,6 +16122,7 @@
     <w:name w:val="DocumentationTok"/>
     <w:basedOn w:val="VerbatimChar"/>
     <w:rPr>
+      <w:rFonts w:eastAsia="黑体"/>
       <w:i/>
       <w:color w:val="ba2121"/>
     </w:rPr>
@@ -15395,6 +16131,7 @@
     <w:name w:val="AnnotationTok"/>
     <w:basedOn w:val="VerbatimChar"/>
     <w:rPr>
+      <w:rFonts w:eastAsia="黑体"/>
       <w:b/>
       <w:i/>
       <w:color w:val="60a0b0"/>
@@ -15404,6 +16141,7 @@
     <w:name w:val="CommentVarTok"/>
     <w:basedOn w:val="VerbatimChar"/>
     <w:rPr>
+      <w:rFonts w:eastAsia="黑体"/>
       <w:b/>
       <w:i/>
       <w:color w:val="60a0b0"/>
@@ -15413,6 +16151,7 @@
     <w:name w:val="OtherTok"/>
     <w:basedOn w:val="VerbatimChar"/>
     <w:rPr>
+      <w:rFonts w:eastAsia="黑体"/>
       <w:color w:val="007020"/>
     </w:rPr>
   </w:style>
@@ -15420,6 +16159,7 @@
     <w:name w:val="FunctionTok"/>
     <w:basedOn w:val="VerbatimChar"/>
     <w:rPr>
+      <w:rFonts w:eastAsia="黑体"/>
       <w:color w:val="06287e"/>
     </w:rPr>
   </w:style>
@@ -15427,6 +16167,7 @@
     <w:name w:val="VariableTok"/>
     <w:basedOn w:val="VerbatimChar"/>
     <w:rPr>
+      <w:rFonts w:eastAsia="黑体"/>
       <w:color w:val="19177c"/>
     </w:rPr>
   </w:style>
@@ -15434,6 +16175,7 @@
     <w:name w:val="ControlFlowTok"/>
     <w:basedOn w:val="VerbatimChar"/>
     <w:rPr>
+      <w:rFonts w:eastAsia="黑体"/>
       <w:b/>
       <w:color w:val="007020"/>
     </w:rPr>
@@ -15442,6 +16184,7 @@
     <w:name w:val="OperatorTok"/>
     <w:basedOn w:val="VerbatimChar"/>
     <w:rPr>
+      <w:rFonts w:eastAsia="黑体"/>
       <w:color w:val="666666"/>
     </w:rPr>
   </w:style>
@@ -15449,18 +16192,22 @@
     <w:name w:val="BuiltInTok"/>
     <w:basedOn w:val="VerbatimChar"/>
     <w:rPr>
+      <w:rFonts w:eastAsia="黑体"/>
       <w:color w:val="008000"/>
     </w:rPr>
   </w:style>
   <w:style w:type="character" w:customStyle="1" w:styleId="ExtensionTok">
     <w:name w:val="ExtensionTok"/>
     <w:basedOn w:val="VerbatimChar"/>
-    <w:rPr/>
+    <w:rPr>
+      <w:rFonts w:eastAsia="黑体"/>
+    </w:rPr>
   </w:style>
   <w:style w:type="character" w:customStyle="1" w:styleId="PreprocessorTok">
     <w:name w:val="PreprocessorTok"/>
     <w:basedOn w:val="VerbatimChar"/>
     <w:rPr>
+      <w:rFonts w:eastAsia="黑体"/>
       <w:color w:val="bc7a00"/>
     </w:rPr>
   </w:style>
@@ -15468,18 +16215,22 @@
     <w:name w:val="AttributeTok"/>
     <w:basedOn w:val="VerbatimChar"/>
     <w:rPr>
+      <w:rFonts w:eastAsia="黑体"/>
       <w:color w:val="7d9029"/>
     </w:rPr>
   </w:style>
   <w:style w:type="character" w:customStyle="1" w:styleId="RegionMarkerTok">
     <w:name w:val="RegionMarkerTok"/>
     <w:basedOn w:val="VerbatimChar"/>
-    <w:rPr/>
+    <w:rPr>
+      <w:rFonts w:eastAsia="黑体"/>
+    </w:rPr>
   </w:style>
   <w:style w:type="character" w:customStyle="1" w:styleId="InformationTok">
     <w:name w:val="InformationTok"/>
     <w:basedOn w:val="VerbatimChar"/>
     <w:rPr>
+      <w:rFonts w:eastAsia="黑体"/>
       <w:b/>
       <w:i/>
       <w:color w:val="60a0b0"/>
@@ -15489,6 +16240,7 @@
     <w:name w:val="WarningTok"/>
     <w:basedOn w:val="VerbatimChar"/>
     <w:rPr>
+      <w:rFonts w:eastAsia="黑体"/>
       <w:b/>
       <w:i/>
       <w:color w:val="60a0b0"/>
@@ -15498,6 +16250,7 @@
     <w:name w:val="AlertTok"/>
     <w:basedOn w:val="VerbatimChar"/>
     <w:rPr>
+      <w:rFonts w:eastAsia="黑体"/>
       <w:b/>
       <w:color w:val="ff0000"/>
     </w:rPr>
@@ -15506,6 +16259,7 @@
     <w:name w:val="ErrorTok"/>
     <w:basedOn w:val="VerbatimChar"/>
     <w:rPr>
+      <w:rFonts w:eastAsia="黑体"/>
       <w:b/>
       <w:color w:val="ff0000"/>
     </w:rPr>
@@ -15513,7 +16267,9 @@
   <w:style w:type="character" w:customStyle="1" w:styleId="NormalTok">
     <w:name w:val="NormalTok"/>
     <w:basedOn w:val="VerbatimChar"/>
-    <w:rPr/>
+    <w:rPr>
+      <w:rFonts w:eastAsia="黑体"/>
+    </w:rPr>
   </w:style>
 </w:styles>
 </file>
@@ -15562,12 +16318,12 @@
     <a:fontScheme name="Office">
       <a:majorFont>
         <a:latin typeface="Calibri"/>
-        <a:ea typeface=""/>
+        <a:ea typeface="黑体"/>
         <a:cs typeface=""/>
         <a:font script="Jpan" typeface="ＭＳ ゴシック"/>
         <a:font script="Hang" typeface="맑은 고딕"/>
-        <a:font script="Hans" typeface="宋体"/>
-        <a:font script="Hant" typeface="新細明體"/>
+        <a:font script="Hans" typeface="黑体"/>
+        <a:font script="Hant" typeface="黑体"/>
         <a:font script="Arab" typeface="Times New Roman"/>
         <a:font script="Hebr" typeface="Times New Roman"/>
         <a:font script="Thai" typeface="Angsana New"/>
@@ -15597,12 +16353,12 @@
       </a:majorFont>
       <a:minorFont>
         <a:latin typeface="Cambria"/>
-        <a:ea typeface=""/>
+        <a:ea typeface="黑体"/>
         <a:cs typeface=""/>
         <a:font script="Jpan" typeface="ＭＳ 明朝"/>
         <a:font script="Hang" typeface="맑은 고딕"/>
-        <a:font script="Hans" typeface="宋体"/>
-        <a:font script="Hant" typeface="新細明體"/>
+        <a:font script="Hans" typeface="黑体"/>
+        <a:font script="Hant" typeface="黑体"/>
         <a:font script="Arab" typeface="Arial"/>
         <a:font script="Hebr" typeface="Arial"/>
         <a:font script="Thai" typeface="Cordia New"/>

--- a/03-振荡电路/01-RC振荡器/RC相移振荡器/RC相移振荡器.docx
+++ b/03-振荡电路/01-RC振荡器/RC相移振荡器/RC相移振荡器.docx
@@ -3247,7 +3247,7 @@
           <w:color w:val="555555"/>
           <w:sz w:val="21"/>
         </w:rPr>
-        <w:t>材料收集者：杜文杰，WX手机：19519196569，QQ:3478827729</w:t>
+        <w:t>材料收集者：杜文杰，微信/手机：19519196569，QQ:3478827729</w:t>
       </w:r>
     </w:p>
     <w:sectPr>
